--- a/eng/docx/011.content.docx
+++ b/eng/docx/011.content.docx
@@ -169,7 +169,7 @@
           <w:i/>
           <w:lang w:val="en_US" w:bidi="en_US"/>
         </w:rPr>
-        <w:t>Jerusalem, Jesus and Satan, Jesus’ Ascension, Jesus’ Final Night, Jesus’ Prayers, Jews and Gentiles (Non-Jews), Job’s Innocence, John’s Profile of Discipleship</w:t>
+        <w:t>Jerusalem, Jesus and Satan, Jesus’ Final Night, Jesus’ Prayers, Jews and Gentiles (Non-Jews), Job’s Innocence, John’s Profile of Discipleship</w:t>
       </w:r>
       <w:r>
         <w:rPr>
@@ -2554,7 +2554,7 @@
         <w:rPr>
           <w:lang w:val="en_US" w:bidi="en_US"/>
         </w:rPr>
-        <w:t>Jesus’ Ascension</w:t>
+        <w:t>Jesus’ Final Night</w:t>
       </w:r>
       <w:r>
         <w:rPr>
@@ -2573,7 +2573,7 @@
         <w:rPr>
           <w:lang w:val="en_US" w:bidi="en_US"/>
         </w:rPr>
-        <w:t>When Jesus went up to heaven, he gave his apostles their final instructions and authority for their work (</w:t>
+        <w:t>When Jesus went to Jerusalem to celebrate the feast of Passover, he knew it was his last night before death. He came to Jerusalem to "suffer many things and … be killed" (</w:t>
       </w:r>
       <w:hyperlink r:id="rId100">
         <w:r>
@@ -2584,50 +2584,14 @@
             <w:color w:val="0000EE"/>
             <w:u w:val="single"/>
           </w:rPr>
-          <w:t>Acts 1:6–11</w:t>
-        </w:r>
-      </w:hyperlink>
-      <w:r>
-        <w:rPr>
-          <w:lang w:val="en_US" w:bidi="en_US"/>
-        </w:rPr>
-        <w:t xml:space="preserve">; </w:t>
-      </w:r>
-      <w:hyperlink r:id="rId101">
-        <w:r>
-          <w:rPr>
-            <w:lang w:val="en_US" w:bidi="en_US"/>
-          </w:rPr>
-          <w:rPr>
-            <w:color w:val="0000EE"/>
-            <w:u w:val="single"/>
-          </w:rPr>
-          <w:t>Luke 24:45–53</w:t>
-        </w:r>
-      </w:hyperlink>
-      <w:r>
-        <w:rPr>
-          <w:lang w:val="en_US" w:bidi="en_US"/>
-        </w:rPr>
-        <w:t>). This event (the ascension) marked the start of the Holy Spirit's powerful work through the church (</w:t>
-      </w:r>
-      <w:hyperlink r:id="rId102">
-        <w:r>
-          <w:rPr>
-            <w:lang w:val="en_US" w:bidi="en_US"/>
-          </w:rPr>
-          <w:rPr>
-            <w:color w:val="0000EE"/>
-            <w:u w:val="single"/>
-          </w:rPr>
-          <w:t>Luke 24:49</w:t>
-        </w:r>
-      </w:hyperlink>
-      <w:r>
-        <w:rPr>
-          <w:lang w:val="en_US" w:bidi="en_US"/>
-        </w:rPr>
-        <w:t>).</w:t>
+          <w:t>Mark 8:31</w:t>
+        </w:r>
+      </w:hyperlink>
+      <w:r>
+        <w:rPr>
+          <w:lang w:val="en_US" w:bidi="en_US"/>
+        </w:rPr>
+        <w:t>). His disciples prepared the meal, but he needed to prepare them for what was coming.</w:t>
       </w:r>
     </w:p>
     <w:p>
@@ -2641,7 +2605,43 @@
         <w:rPr>
           <w:lang w:val="en_US" w:bidi="en_US"/>
         </w:rPr>
-        <w:t>Jesus' ascension to heaven shows that he now has ultimate power and authority as God and man (</w:t>
+        <w:t>Jesus celebrated the Passover with his disciples. During this meal, he showed them what a true servant is by washing their feet (</w:t>
+      </w:r>
+      <w:hyperlink r:id="rId101">
+        <w:r>
+          <w:rPr>
+            <w:lang w:val="en_US" w:bidi="en_US"/>
+          </w:rPr>
+          <w:rPr>
+            <w:color w:val="0000EE"/>
+            <w:u w:val="single"/>
+          </w:rPr>
+          <w:t>John 13:1–20</w:t>
+        </w:r>
+      </w:hyperlink>
+      <w:r>
+        <w:rPr>
+          <w:lang w:val="en_US" w:bidi="en_US"/>
+        </w:rPr>
+        <w:t>). He gave them his final teachings, told them about the coming of the Holy Spirit, and prayed for his followers (</w:t>
+      </w:r>
+      <w:hyperlink r:id="rId102">
+        <w:r>
+          <w:rPr>
+            <w:lang w:val="en_US" w:bidi="en_US"/>
+          </w:rPr>
+          <w:rPr>
+            <w:color w:val="0000EE"/>
+            <w:u w:val="single"/>
+          </w:rPr>
+          <w:t>John 14:1–17:26</w:t>
+        </w:r>
+      </w:hyperlink>
+      <w:r>
+        <w:rPr>
+          <w:lang w:val="en_US" w:bidi="en_US"/>
+        </w:rPr>
+        <w:t>). Jesus also established the new covenant (</w:t>
       </w:r>
       <w:hyperlink r:id="rId103">
         <w:r>
@@ -2652,224 +2652,14 @@
             <w:color w:val="0000EE"/>
             <w:u w:val="single"/>
           </w:rPr>
-          <w:t>Ephesians 1:19–23</w:t>
-        </w:r>
-      </w:hyperlink>
-      <w:r>
-        <w:rPr>
-          <w:lang w:val="en_US" w:bidi="en_US"/>
-        </w:rPr>
-        <w:t xml:space="preserve">; </w:t>
-      </w:r>
-      <w:hyperlink r:id="rId104">
-        <w:r>
-          <w:rPr>
-            <w:lang w:val="en_US" w:bidi="en_US"/>
-          </w:rPr>
-          <w:rPr>
-            <w:color w:val="0000EE"/>
-            <w:u w:val="single"/>
-          </w:rPr>
-          <w:t>Philippians 2:9–11</w:t>
-        </w:r>
-      </w:hyperlink>
-      <w:r>
-        <w:rPr>
-          <w:lang w:val="en_US" w:bidi="en_US"/>
-        </w:rPr>
-        <w:t>). Other passages also mention Jesus going to the Father (</w:t>
-      </w:r>
-      <w:hyperlink r:id="rId105">
-        <w:r>
-          <w:rPr>
-            <w:lang w:val="en_US" w:bidi="en_US"/>
-          </w:rPr>
-          <w:rPr>
-            <w:color w:val="0000EE"/>
-            <w:u w:val="single"/>
-          </w:rPr>
-          <w:t>John 6:62</w:t>
-        </w:r>
-      </w:hyperlink>
-      <w:r>
-        <w:rPr>
-          <w:lang w:val="en_US" w:bidi="en_US"/>
-        </w:rPr>
-        <w:t xml:space="preserve">; </w:t>
-      </w:r>
-      <w:hyperlink r:id="rId106">
-        <w:r>
-          <w:rPr>
-            <w:lang w:val="en_US" w:bidi="en_US"/>
-          </w:rPr>
-          <w:rPr>
-            <w:color w:val="0000EE"/>
-            <w:u w:val="single"/>
-          </w:rPr>
-          <w:t>13:1–3</w:t>
-        </w:r>
-      </w:hyperlink>
-      <w:r>
-        <w:rPr>
-          <w:lang w:val="en_US" w:bidi="en_US"/>
-        </w:rPr>
-        <w:t xml:space="preserve">; </w:t>
-      </w:r>
-      <w:hyperlink r:id="rId107">
-        <w:r>
-          <w:rPr>
-            <w:lang w:val="en_US" w:bidi="en_US"/>
-          </w:rPr>
-          <w:rPr>
-            <w:color w:val="0000EE"/>
-            <w:u w:val="single"/>
-          </w:rPr>
-          <w:t>13:31–14:3</w:t>
-        </w:r>
-      </w:hyperlink>
-      <w:r>
-        <w:rPr>
-          <w:lang w:val="en_US" w:bidi="en_US"/>
-        </w:rPr>
-        <w:t xml:space="preserve">, </w:t>
-      </w:r>
-      <w:hyperlink r:id="rId108">
-        <w:r>
-          <w:rPr>
-            <w:lang w:val="en_US" w:bidi="en_US"/>
-          </w:rPr>
-          <w:rPr>
-            <w:color w:val="0000EE"/>
-            <w:u w:val="single"/>
-          </w:rPr>
-          <w:t>14:28</w:t>
-        </w:r>
-      </w:hyperlink>
-      <w:r>
-        <w:rPr>
-          <w:lang w:val="en_US" w:bidi="en_US"/>
-        </w:rPr>
-        <w:t xml:space="preserve">; </w:t>
-      </w:r>
-      <w:hyperlink r:id="rId109">
-        <w:r>
-          <w:rPr>
-            <w:lang w:val="en_US" w:bidi="en_US"/>
-          </w:rPr>
-          <w:rPr>
-            <w:color w:val="0000EE"/>
-            <w:u w:val="single"/>
-          </w:rPr>
-          <w:t>16:5–10</w:t>
-        </w:r>
-      </w:hyperlink>
-      <w:r>
-        <w:rPr>
-          <w:lang w:val="en_US" w:bidi="en_US"/>
-        </w:rPr>
-        <w:t xml:space="preserve">, </w:t>
-      </w:r>
-      <w:hyperlink r:id="rId110">
-        <w:r>
-          <w:rPr>
-            <w:lang w:val="en_US" w:bidi="en_US"/>
-          </w:rPr>
-          <w:rPr>
-            <w:color w:val="0000EE"/>
-            <w:u w:val="single"/>
-          </w:rPr>
-          <w:t>16</w:t>
-        </w:r>
-      </w:hyperlink>
-      <w:r>
-        <w:rPr>
-          <w:lang w:val="en_US" w:bidi="en_US"/>
-        </w:rPr>
-        <w:t xml:space="preserve">, </w:t>
-      </w:r>
-      <w:hyperlink r:id="rId111">
-        <w:r>
-          <w:rPr>
-            <w:lang w:val="en_US" w:bidi="en_US"/>
-          </w:rPr>
-          <w:rPr>
-            <w:color w:val="0000EE"/>
-            <w:u w:val="single"/>
-          </w:rPr>
-          <w:t>28</w:t>
-        </w:r>
-      </w:hyperlink>
-      <w:r>
-        <w:rPr>
-          <w:lang w:val="en_US" w:bidi="en_US"/>
-        </w:rPr>
-        <w:t xml:space="preserve">; </w:t>
-      </w:r>
-      <w:hyperlink r:id="rId112">
-        <w:r>
-          <w:rPr>
-            <w:lang w:val="en_US" w:bidi="en_US"/>
-          </w:rPr>
-          <w:rPr>
-            <w:color w:val="0000EE"/>
-            <w:u w:val="single"/>
-          </w:rPr>
-          <w:t>20:17</w:t>
-        </w:r>
-      </w:hyperlink>
-      <w:r>
-        <w:rPr>
-          <w:lang w:val="en_US" w:bidi="en_US"/>
-        </w:rPr>
-        <w:t xml:space="preserve">; </w:t>
-      </w:r>
-      <w:hyperlink r:id="rId113">
-        <w:r>
-          <w:rPr>
-            <w:lang w:val="en_US" w:bidi="en_US"/>
-          </w:rPr>
-          <w:rPr>
-            <w:color w:val="0000EE"/>
-            <w:u w:val="single"/>
-          </w:rPr>
-          <w:t>Ephesians 4:8–10</w:t>
-        </w:r>
-      </w:hyperlink>
-      <w:r>
-        <w:rPr>
-          <w:lang w:val="en_US" w:bidi="en_US"/>
-        </w:rPr>
-        <w:t>). This happened during Jesus' last physical appearance. After this, he would stay in heaven until "</w:t>
-      </w:r>
-      <w:r>
-        <w:rPr>
-          <w:lang w:val="en_US" w:bidi="en_US"/>
-        </w:rPr>
-        <w:t>the restoration of all things</w:t>
-      </w:r>
-      <w:r>
-        <w:rPr>
-          <w:lang w:val="en_US" w:bidi="en_US"/>
-        </w:rPr>
-        <w:t>" (</w:t>
-      </w:r>
-      <w:hyperlink r:id="rId114">
-        <w:r>
-          <w:rPr>
-            <w:lang w:val="en_US" w:bidi="en_US"/>
-          </w:rPr>
-          <w:rPr>
-            <w:color w:val="0000EE"/>
-            <w:u w:val="single"/>
-          </w:rPr>
-          <w:t>Acts 3:21</w:t>
-        </w:r>
-      </w:hyperlink>
-      <w:r>
-        <w:rPr>
-          <w:lang w:val="en_US" w:bidi="en_US"/>
-        </w:rPr>
-        <w:t>).</w:t>
+          <w:t>Mark 14:22–24</w:t>
+        </w:r>
+      </w:hyperlink>
+      <w:r>
+        <w:rPr>
+          <w:lang w:val="en_US" w:bidi="en_US"/>
+        </w:rPr>
+        <w:t>). Jesus replaced the Passover lamb. His body and blood became the sacrifice that saves God's people from judgment, just like the lamb at the first Passover.</w:t>
       </w:r>
     </w:p>
     <w:p>
@@ -2883,144 +2673,72 @@
         <w:rPr>
           <w:lang w:val="en_US" w:bidi="en_US"/>
         </w:rPr>
-        <w:t>The ascension reminds Christians of Jesus' promise to return (</w:t>
-      </w:r>
-      <w:hyperlink r:id="rId115">
-        <w:r>
-          <w:rPr>
-            <w:lang w:val="en_US" w:bidi="en_US"/>
-          </w:rPr>
-          <w:rPr>
-            <w:color w:val="0000EE"/>
-            <w:u w:val="single"/>
-          </w:rPr>
-          <w:t>Acts 1:11</w:t>
-        </w:r>
-      </w:hyperlink>
-      <w:r>
-        <w:rPr>
-          <w:lang w:val="en_US" w:bidi="en_US"/>
-        </w:rPr>
-        <w:t xml:space="preserve">; see </w:t>
-      </w:r>
-      <w:hyperlink r:id="rId116">
-        <w:r>
-          <w:rPr>
-            <w:lang w:val="en_US" w:bidi="en_US"/>
-          </w:rPr>
-          <w:rPr>
-            <w:color w:val="0000EE"/>
-            <w:u w:val="single"/>
-          </w:rPr>
-          <w:t>Matthew 24:30</w:t>
-        </w:r>
-      </w:hyperlink>
-      <w:r>
-        <w:rPr>
-          <w:lang w:val="en_US" w:bidi="en_US"/>
-        </w:rPr>
-        <w:t xml:space="preserve">; </w:t>
-      </w:r>
-      <w:hyperlink r:id="rId117">
-        <w:r>
-          <w:rPr>
-            <w:lang w:val="en_US" w:bidi="en_US"/>
-          </w:rPr>
-          <w:rPr>
-            <w:color w:val="0000EE"/>
-            <w:u w:val="single"/>
-          </w:rPr>
-          <w:t>Mark 13:26</w:t>
-        </w:r>
-      </w:hyperlink>
-      <w:r>
-        <w:rPr>
-          <w:lang w:val="en_US" w:bidi="en_US"/>
-        </w:rPr>
-        <w:t xml:space="preserve">; </w:t>
-      </w:r>
-      <w:hyperlink r:id="rId118">
-        <w:r>
-          <w:rPr>
-            <w:lang w:val="en_US" w:bidi="en_US"/>
-          </w:rPr>
-          <w:rPr>
-            <w:color w:val="0000EE"/>
-            <w:u w:val="single"/>
-          </w:rPr>
-          <w:t>John 14:3</w:t>
-        </w:r>
-      </w:hyperlink>
-      <w:r>
-        <w:rPr>
-          <w:lang w:val="en_US" w:bidi="en_US"/>
-        </w:rPr>
-        <w:t>). Those present at the ascension returned to Jerusalem with joy and excitement, praising and worshiping Jesus (</w:t>
-      </w:r>
-      <w:hyperlink r:id="rId119">
-        <w:r>
-          <w:rPr>
-            <w:lang w:val="en_US" w:bidi="en_US"/>
-          </w:rPr>
-          <w:rPr>
-            <w:color w:val="0000EE"/>
-            <w:u w:val="single"/>
-          </w:rPr>
-          <w:t>Luke 24:52</w:t>
-        </w:r>
-      </w:hyperlink>
-      <w:r>
-        <w:rPr>
-          <w:lang w:val="en_US" w:bidi="en_US"/>
-        </w:rPr>
-        <w:t>). They trusted that Jesus would return again, both physically and personally (</w:t>
-      </w:r>
-      <w:hyperlink r:id="rId120">
-        <w:r>
-          <w:rPr>
-            <w:lang w:val="en_US" w:bidi="en_US"/>
-          </w:rPr>
-          <w:rPr>
-            <w:color w:val="0000EE"/>
-            <w:u w:val="single"/>
-          </w:rPr>
-          <w:t>1 Thessalonians 4:16</w:t>
-        </w:r>
-      </w:hyperlink>
-      <w:r>
-        <w:rPr>
-          <w:lang w:val="en_US" w:bidi="en_US"/>
-        </w:rPr>
-        <w:t xml:space="preserve">; </w:t>
-      </w:r>
-      <w:hyperlink r:id="rId121">
-        <w:r>
-          <w:rPr>
-            <w:lang w:val="en_US" w:bidi="en_US"/>
-          </w:rPr>
-          <w:rPr>
-            <w:color w:val="0000EE"/>
-            <w:u w:val="single"/>
-          </w:rPr>
-          <w:t>2 Thessalonians 1:7–10</w:t>
-        </w:r>
-      </w:hyperlink>
-      <w:r>
-        <w:rPr>
-          <w:lang w:val="en_US" w:bidi="en_US"/>
-        </w:rPr>
-        <w:t xml:space="preserve">; </w:t>
-      </w:r>
-      <w:hyperlink r:id="rId122">
-        <w:r>
-          <w:rPr>
-            <w:lang w:val="en_US" w:bidi="en_US"/>
-          </w:rPr>
-          <w:rPr>
-            <w:color w:val="0000EE"/>
-            <w:u w:val="single"/>
-          </w:rPr>
-          <w:t>2 Peter 3:10</w:t>
+        <w:t xml:space="preserve">During Passover, God killed all the firstborn males of the Egyptians but spared those of Israel. Now, Jesus would become the sacrifice to save his people. The prophets predicted this would happen (for example, </w:t>
+      </w:r>
+      <w:hyperlink r:id="rId104">
+        <w:r>
+          <w:rPr>
+            <w:lang w:val="en_US" w:bidi="en_US"/>
+          </w:rPr>
+          <w:rPr>
+            <w:color w:val="0000EE"/>
+            <w:u w:val="single"/>
+          </w:rPr>
+          <w:t>Zechariah 12:10</w:t>
+        </w:r>
+      </w:hyperlink>
+      <w:r>
+        <w:rPr>
+          <w:lang w:val="en_US" w:bidi="en_US"/>
+        </w:rPr>
+        <w:t xml:space="preserve">; </w:t>
+      </w:r>
+      <w:hyperlink r:id="rId105">
+        <w:r>
+          <w:rPr>
+            <w:lang w:val="en_US" w:bidi="en_US"/>
+          </w:rPr>
+          <w:rPr>
+            <w:color w:val="0000EE"/>
+            <w:u w:val="single"/>
+          </w:rPr>
+          <w:t>13:7</w:t>
+        </w:r>
+      </w:hyperlink>
+      <w:r>
+        <w:rPr>
+          <w:lang w:val="en_US" w:bidi="en_US"/>
+        </w:rPr>
+        <w:t>). Jesus warned his disciples that this would soon happen and that they would abandon him (</w:t>
+      </w:r>
+      <w:hyperlink r:id="rId106">
+        <w:r>
+          <w:rPr>
+            <w:lang w:val="en_US" w:bidi="en_US"/>
+          </w:rPr>
+          <w:rPr>
+            <w:color w:val="0000EE"/>
+            <w:u w:val="single"/>
+          </w:rPr>
+          <w:t>Mark 14:27</w:t>
+        </w:r>
+      </w:hyperlink>
+      <w:r>
+        <w:rPr>
+          <w:lang w:val="en_US" w:bidi="en_US"/>
+        </w:rPr>
+        <w:t>). He also warned them that one of them would betray him (</w:t>
+      </w:r>
+      <w:hyperlink r:id="rId107">
+        <w:r>
+          <w:rPr>
+            <w:lang w:val="en_US" w:bidi="en_US"/>
+          </w:rPr>
+          <w:rPr>
+            <w:color w:val="0000EE"/>
+            <w:u w:val="single"/>
+          </w:rPr>
+          <w:t>Mark 14:18</w:t>
         </w:r>
       </w:hyperlink>
       <w:r>
@@ -3041,91 +2759,25 @@
         <w:rPr>
           <w:lang w:val="en_US" w:bidi="en_US"/>
         </w:rPr>
-        <w:t>The ascension of Jesus anticipates the Christian's future entrance into God's presence. Jesus has gone ahead to "</w:t>
-      </w:r>
-      <w:r>
-        <w:rPr>
-          <w:lang w:val="en_US" w:bidi="en_US"/>
-        </w:rPr>
-        <w:t xml:space="preserve">prepare a place" </w:t>
-      </w:r>
-      <w:r>
-        <w:rPr>
-          <w:lang w:val="en_US" w:bidi="en_US"/>
-        </w:rPr>
-        <w:t>(</w:t>
-      </w:r>
-      <w:hyperlink r:id="rId123">
-        <w:r>
-          <w:rPr>
-            <w:lang w:val="en_US" w:bidi="en_US"/>
-          </w:rPr>
-          <w:rPr>
-            <w:color w:val="0000EE"/>
-            <w:u w:val="single"/>
-          </w:rPr>
-          <w:t>John 14:1–3</w:t>
-        </w:r>
-      </w:hyperlink>
-      <w:r>
-        <w:rPr>
-          <w:lang w:val="en_US" w:bidi="en_US"/>
-        </w:rPr>
-        <w:t xml:space="preserve">; </w:t>
-      </w:r>
-      <w:hyperlink r:id="rId124">
-        <w:r>
-          <w:rPr>
-            <w:lang w:val="en_US" w:bidi="en_US"/>
-          </w:rPr>
-          <w:rPr>
-            <w:color w:val="0000EE"/>
-            <w:u w:val="single"/>
-          </w:rPr>
-          <w:t>2 Corinthians 5:4</w:t>
-        </w:r>
-      </w:hyperlink>
-      <w:r>
-        <w:rPr>
-          <w:lang w:val="en_US" w:bidi="en_US"/>
-        </w:rPr>
-        <w:t xml:space="preserve">; </w:t>
-      </w:r>
-      <w:hyperlink r:id="rId125">
-        <w:r>
-          <w:rPr>
-            <w:lang w:val="en_US" w:bidi="en_US"/>
-          </w:rPr>
-          <w:rPr>
-            <w:color w:val="0000EE"/>
-            <w:u w:val="single"/>
-          </w:rPr>
-          <w:t>Philippians 3:21</w:t>
-        </w:r>
-      </w:hyperlink>
-      <w:r>
-        <w:rPr>
-          <w:lang w:val="en_US" w:bidi="en_US"/>
-        </w:rPr>
-        <w:t xml:space="preserve">; </w:t>
-      </w:r>
-      <w:hyperlink r:id="rId126">
-        <w:r>
-          <w:rPr>
-            <w:lang w:val="en_US" w:bidi="en_US"/>
-          </w:rPr>
-          <w:rPr>
-            <w:color w:val="0000EE"/>
-            <w:u w:val="single"/>
-          </w:rPr>
-          <w:t>Hebrews 6:19–20</w:t>
-        </w:r>
-      </w:hyperlink>
-      <w:r>
-        <w:rPr>
-          <w:lang w:val="en_US" w:bidi="en_US"/>
-        </w:rPr>
-        <w:t>).</w:t>
+        <w:t>After the meal, Jesus and his disciples walked to the garden of Gethsemane on the Mount of Olives. There, Jesus was deeply troubled as he prayed, accepting God's will (</w:t>
+      </w:r>
+      <w:hyperlink r:id="rId108">
+        <w:r>
+          <w:rPr>
+            <w:lang w:val="en_US" w:bidi="en_US"/>
+          </w:rPr>
+          <w:rPr>
+            <w:color w:val="0000EE"/>
+            <w:u w:val="single"/>
+          </w:rPr>
+          <w:t>Mark 14:26–42</w:t>
+        </w:r>
+      </w:hyperlink>
+      <w:r>
+        <w:rPr>
+          <w:lang w:val="en_US" w:bidi="en_US"/>
+        </w:rPr>
+        <w:t xml:space="preserve">). </w:t>
       </w:r>
     </w:p>
     <w:p>
@@ -3137,10 +2789,63 @@
       </w:r>
       <w:r>
         <w:rPr>
-          <w:u w:val="single"/>
-          <w:lang w:val="en_US" w:bidi="en_US"/>
-        </w:rPr>
-        <w:t>Passages for Further Study</w:t>
+          <w:lang w:val="en_US" w:bidi="en_US"/>
+        </w:rPr>
+        <w:t>Judas was the disciple who betrayed Jesus. He arrived with soldiers who arrested Jesus (</w:t>
+      </w:r>
+      <w:hyperlink r:id="rId109">
+        <w:r>
+          <w:rPr>
+            <w:lang w:val="en_US" w:bidi="en_US"/>
+          </w:rPr>
+          <w:rPr>
+            <w:color w:val="0000EE"/>
+            <w:u w:val="single"/>
+          </w:rPr>
+          <w:t>Mark 14:43–49</w:t>
+        </w:r>
+      </w:hyperlink>
+      <w:r>
+        <w:rPr>
+          <w:lang w:val="en_US" w:bidi="en_US"/>
+        </w:rPr>
+        <w:t>). Jesus' disciples ran away (</w:t>
+      </w:r>
+      <w:hyperlink r:id="rId110">
+        <w:r>
+          <w:rPr>
+            <w:lang w:val="en_US" w:bidi="en_US"/>
+          </w:rPr>
+          <w:rPr>
+            <w:color w:val="0000EE"/>
+            <w:u w:val="single"/>
+          </w:rPr>
+          <w:t>Mark 14:50–52</w:t>
+        </w:r>
+      </w:hyperlink>
+      <w:r>
+        <w:rPr>
+          <w:lang w:val="en_US" w:bidi="en_US"/>
+        </w:rPr>
+        <w:t>). Then they took Jesus to the high priest's house for a trial at night. During this time, Peter denied knowing Jesus three times (</w:t>
+      </w:r>
+      <w:hyperlink r:id="rId111">
+        <w:r>
+          <w:rPr>
+            <w:lang w:val="en_US" w:bidi="en_US"/>
+          </w:rPr>
+          <w:rPr>
+            <w:color w:val="0000EE"/>
+            <w:u w:val="single"/>
+          </w:rPr>
+          <w:t>Mark 14:53–72</w:t>
+        </w:r>
+      </w:hyperlink>
+      <w:r>
+        <w:rPr>
+          <w:lang w:val="en_US" w:bidi="en_US"/>
+        </w:rPr>
+        <w:t>).</w:t>
       </w:r>
     </w:p>
     <w:p>
@@ -3150,351 +2855,11 @@
           <w:lang w:val="en_US" w:bidi="en_US"/>
         </w:rPr>
       </w:r>
-      <w:hyperlink r:id="rId116">
-        <w:r>
-          <w:rPr>
-            <w:lang w:val="en_US" w:bidi="en_US"/>
-          </w:rPr>
-          <w:rPr>
-            <w:color w:val="0000EE"/>
-            <w:u w:val="single"/>
-          </w:rPr>
-          <w:t>Matthew 24:30</w:t>
-        </w:r>
-      </w:hyperlink>
-      <w:r>
-        <w:rPr>
-          <w:lang w:val="en_US" w:bidi="en_US"/>
-        </w:rPr>
-        <w:t xml:space="preserve">; </w:t>
-      </w:r>
-      <w:hyperlink r:id="rId117">
-        <w:r>
-          <w:rPr>
-            <w:lang w:val="en_US" w:bidi="en_US"/>
-          </w:rPr>
-          <w:rPr>
-            <w:color w:val="0000EE"/>
-            <w:u w:val="single"/>
-          </w:rPr>
-          <w:t>Mark 13:26</w:t>
-        </w:r>
-      </w:hyperlink>
-      <w:r>
-        <w:rPr>
-          <w:lang w:val="en_US" w:bidi="en_US"/>
-        </w:rPr>
-        <w:t xml:space="preserve">; </w:t>
-      </w:r>
-      <w:hyperlink r:id="rId101">
-        <w:r>
-          <w:rPr>
-            <w:lang w:val="en_US" w:bidi="en_US"/>
-          </w:rPr>
-          <w:rPr>
-            <w:color w:val="0000EE"/>
-            <w:u w:val="single"/>
-          </w:rPr>
-          <w:t>Luke 24:45–53</w:t>
-        </w:r>
-      </w:hyperlink>
-      <w:r>
-        <w:rPr>
-          <w:lang w:val="en_US" w:bidi="en_US"/>
-        </w:rPr>
-        <w:t xml:space="preserve">; </w:t>
-      </w:r>
-      <w:hyperlink r:id="rId105">
-        <w:r>
-          <w:rPr>
-            <w:lang w:val="en_US" w:bidi="en_US"/>
-          </w:rPr>
-          <w:rPr>
-            <w:color w:val="0000EE"/>
-            <w:u w:val="single"/>
-          </w:rPr>
-          <w:t>John 6:62</w:t>
-        </w:r>
-      </w:hyperlink>
-      <w:r>
-        <w:rPr>
-          <w:lang w:val="en_US" w:bidi="en_US"/>
-        </w:rPr>
-        <w:t xml:space="preserve">; </w:t>
-      </w:r>
-      <w:hyperlink r:id="rId106">
-        <w:r>
-          <w:rPr>
-            <w:lang w:val="en_US" w:bidi="en_US"/>
-          </w:rPr>
-          <w:rPr>
-            <w:color w:val="0000EE"/>
-            <w:u w:val="single"/>
-          </w:rPr>
-          <w:t>13:1–3</w:t>
-        </w:r>
-      </w:hyperlink>
-      <w:r>
-        <w:rPr>
-          <w:lang w:val="en_US" w:bidi="en_US"/>
-        </w:rPr>
-        <w:t xml:space="preserve">; </w:t>
-      </w:r>
-      <w:hyperlink r:id="rId127">
-        <w:r>
-          <w:rPr>
-            <w:lang w:val="en_US" w:bidi="en_US"/>
-          </w:rPr>
-          <w:rPr>
-            <w:color w:val="0000EE"/>
-            <w:u w:val="single"/>
-          </w:rPr>
-          <w:t>14:1–4</w:t>
-        </w:r>
-      </w:hyperlink>
-      <w:r>
-        <w:rPr>
-          <w:lang w:val="en_US" w:bidi="en_US"/>
-        </w:rPr>
-        <w:t xml:space="preserve">, </w:t>
-      </w:r>
-      <w:hyperlink r:id="rId128">
-        <w:r>
-          <w:rPr>
-            <w:lang w:val="en_US" w:bidi="en_US"/>
-          </w:rPr>
-          <w:rPr>
-            <w:color w:val="0000EE"/>
-            <w:u w:val="single"/>
-          </w:rPr>
-          <w:t>27–28</w:t>
-        </w:r>
-      </w:hyperlink>
-      <w:r>
-        <w:rPr>
-          <w:lang w:val="en_US" w:bidi="en_US"/>
-        </w:rPr>
-        <w:t xml:space="preserve">; </w:t>
-      </w:r>
-      <w:hyperlink r:id="rId129">
-        <w:r>
-          <w:rPr>
-            <w:lang w:val="en_US" w:bidi="en_US"/>
-          </w:rPr>
-          <w:rPr>
-            <w:color w:val="0000EE"/>
-            <w:u w:val="single"/>
-          </w:rPr>
-          <w:t>16:10</w:t>
-        </w:r>
-      </w:hyperlink>
-      <w:r>
-        <w:rPr>
-          <w:lang w:val="en_US" w:bidi="en_US"/>
-        </w:rPr>
-        <w:t xml:space="preserve">, </w:t>
-      </w:r>
-      <w:hyperlink r:id="rId110">
-        <w:r>
-          <w:rPr>
-            <w:lang w:val="en_US" w:bidi="en_US"/>
-          </w:rPr>
-          <w:rPr>
-            <w:color w:val="0000EE"/>
-            <w:u w:val="single"/>
-          </w:rPr>
-          <w:t>16</w:t>
-        </w:r>
-      </w:hyperlink>
-      <w:r>
-        <w:rPr>
-          <w:lang w:val="en_US" w:bidi="en_US"/>
-        </w:rPr>
-        <w:t xml:space="preserve">, </w:t>
-      </w:r>
-      <w:hyperlink r:id="rId111">
-        <w:r>
-          <w:rPr>
-            <w:lang w:val="en_US" w:bidi="en_US"/>
-          </w:rPr>
-          <w:rPr>
-            <w:color w:val="0000EE"/>
-            <w:u w:val="single"/>
-          </w:rPr>
-          <w:t>28</w:t>
-        </w:r>
-      </w:hyperlink>
-      <w:r>
-        <w:rPr>
-          <w:lang w:val="en_US" w:bidi="en_US"/>
-        </w:rPr>
-        <w:t xml:space="preserve">; </w:t>
-      </w:r>
-      <w:hyperlink r:id="rId112">
-        <w:r>
-          <w:rPr>
-            <w:lang w:val="en_US" w:bidi="en_US"/>
-          </w:rPr>
-          <w:rPr>
-            <w:color w:val="0000EE"/>
-            <w:u w:val="single"/>
-          </w:rPr>
-          <w:t>20:17</w:t>
-        </w:r>
-      </w:hyperlink>
-      <w:r>
-        <w:rPr>
-          <w:lang w:val="en_US" w:bidi="en_US"/>
-        </w:rPr>
-        <w:t xml:space="preserve">; </w:t>
-      </w:r>
-      <w:hyperlink r:id="rId100">
-        <w:r>
-          <w:rPr>
-            <w:lang w:val="en_US" w:bidi="en_US"/>
-          </w:rPr>
-          <w:rPr>
-            <w:color w:val="0000EE"/>
-            <w:u w:val="single"/>
-          </w:rPr>
-          <w:t>Acts 1:6–11</w:t>
-        </w:r>
-      </w:hyperlink>
-      <w:r>
-        <w:rPr>
-          <w:lang w:val="en_US" w:bidi="en_US"/>
-        </w:rPr>
-        <w:t xml:space="preserve">; </w:t>
-      </w:r>
-      <w:hyperlink r:id="rId130">
-        <w:r>
-          <w:rPr>
-            <w:lang w:val="en_US" w:bidi="en_US"/>
-          </w:rPr>
-          <w:rPr>
-            <w:color w:val="0000EE"/>
-            <w:u w:val="single"/>
-          </w:rPr>
-          <w:t>3:20</w:t>
-        </w:r>
-      </w:hyperlink>
-      <w:r>
-        <w:rPr>
-          <w:lang w:val="en_US" w:bidi="en_US"/>
-        </w:rPr>
-        <w:t xml:space="preserve">; </w:t>
-      </w:r>
-      <w:hyperlink r:id="rId131">
-        <w:r>
-          <w:rPr>
-            <w:lang w:val="en_US" w:bidi="en_US"/>
-          </w:rPr>
-          <w:rPr>
-            <w:color w:val="0000EE"/>
-            <w:u w:val="single"/>
-          </w:rPr>
-          <w:t>7:54–56</w:t>
-        </w:r>
-      </w:hyperlink>
-      <w:r>
-        <w:rPr>
-          <w:lang w:val="en_US" w:bidi="en_US"/>
-        </w:rPr>
-        <w:t xml:space="preserve">; </w:t>
-      </w:r>
-      <w:hyperlink r:id="rId124">
-        <w:r>
-          <w:rPr>
-            <w:lang w:val="en_US" w:bidi="en_US"/>
-          </w:rPr>
-          <w:rPr>
-            <w:color w:val="0000EE"/>
-            <w:u w:val="single"/>
-          </w:rPr>
-          <w:t>2 Corinthians 5:4</w:t>
-        </w:r>
-      </w:hyperlink>
-      <w:r>
-        <w:rPr>
-          <w:lang w:val="en_US" w:bidi="en_US"/>
-        </w:rPr>
-        <w:t xml:space="preserve">; </w:t>
-      </w:r>
-      <w:hyperlink r:id="rId103">
-        <w:r>
-          <w:rPr>
-            <w:lang w:val="en_US" w:bidi="en_US"/>
-          </w:rPr>
-          <w:rPr>
-            <w:color w:val="0000EE"/>
-            <w:u w:val="single"/>
-          </w:rPr>
-          <w:t>Ephesians 1:19–23</w:t>
-        </w:r>
-      </w:hyperlink>
-      <w:r>
-        <w:rPr>
-          <w:lang w:val="en_US" w:bidi="en_US"/>
-        </w:rPr>
-        <w:t xml:space="preserve">; </w:t>
-      </w:r>
-      <w:hyperlink r:id="rId113">
-        <w:r>
-          <w:rPr>
-            <w:lang w:val="en_US" w:bidi="en_US"/>
-          </w:rPr>
-          <w:rPr>
-            <w:color w:val="0000EE"/>
-            <w:u w:val="single"/>
-          </w:rPr>
-          <w:t>4:8–10</w:t>
-        </w:r>
-      </w:hyperlink>
-      <w:r>
-        <w:rPr>
-          <w:lang w:val="en_US" w:bidi="en_US"/>
-        </w:rPr>
-        <w:t xml:space="preserve">; </w:t>
-      </w:r>
-      <w:hyperlink r:id="rId104">
-        <w:r>
-          <w:rPr>
-            <w:lang w:val="en_US" w:bidi="en_US"/>
-          </w:rPr>
-          <w:rPr>
-            <w:color w:val="0000EE"/>
-            <w:u w:val="single"/>
-          </w:rPr>
-          <w:t>Philippians 2:9–11</w:t>
-        </w:r>
-      </w:hyperlink>
-      <w:r>
-        <w:rPr>
-          <w:lang w:val="en_US" w:bidi="en_US"/>
-        </w:rPr>
-        <w:t xml:space="preserve">; </w:t>
-      </w:r>
-      <w:hyperlink r:id="rId126">
-        <w:r>
-          <w:rPr>
-            <w:lang w:val="en_US" w:bidi="en_US"/>
-          </w:rPr>
-          <w:rPr>
-            <w:color w:val="0000EE"/>
-            <w:u w:val="single"/>
-          </w:rPr>
-          <w:t>Hebrews 6:19–20</w:t>
-        </w:r>
-      </w:hyperlink>
-      <w:r>
-        <w:rPr>
-          <w:lang w:val="en_US" w:bidi="en_US"/>
-        </w:rPr>
-      </w:r>
-      <w:r>
-        <w:rPr>
-          <w:lang w:val="en_US" w:bidi="en_US"/>
-        </w:rPr>
+      <w:r>
+        <w:rPr>
+          <w:lang w:val="en_US" w:bidi="en_US"/>
+        </w:rPr>
+        <w:t>Jesus already knew what would happen on his last night, the good and bad. It all happened according to God's plan. These events were necessary to fulfill what Scripture prophesied and for what followed. This included his death and resurrection.</w:t>
       </w:r>
     </w:p>
     <w:p>
@@ -3504,21 +2869,12 @@
           <w:lang w:val="en_US" w:bidi="en_US"/>
         </w:rPr>
       </w:r>
-    </w:p>
-    <w:p>
-      <w:pPr>
-        <w:pStyle w:val="Heading2"/>
-      </w:pPr>
-      <w:r>
-        <w:rPr>
-          <w:lang w:val="en_US" w:bidi="en_US"/>
-        </w:rPr>
-        <w:t>Jesus’ Final Night</w:t>
-      </w:r>
-      <w:r>
-        <w:rPr>
-          <w:lang w:val="en_US" w:bidi="en_US"/>
-        </w:rPr>
+      <w:r>
+        <w:rPr>
+          <w:u w:val="single"/>
+          <w:lang w:val="en_US" w:bidi="en_US"/>
+        </w:rPr>
+        <w:t>Passages for Further Study</w:t>
       </w:r>
     </w:p>
     <w:p>
@@ -3528,322 +2884,7 @@
           <w:lang w:val="en_US" w:bidi="en_US"/>
         </w:rPr>
       </w:r>
-      <w:r>
-        <w:rPr>
-          <w:lang w:val="en_US" w:bidi="en_US"/>
-        </w:rPr>
-        <w:t>When Jesus went to Jerusalem to celebrate the feast of Passover, he knew it was his last night before death. He came to Jerusalem to "suffer many things and … be killed" (</w:t>
-      </w:r>
-      <w:hyperlink r:id="rId132">
-        <w:r>
-          <w:rPr>
-            <w:lang w:val="en_US" w:bidi="en_US"/>
-          </w:rPr>
-          <w:rPr>
-            <w:color w:val="0000EE"/>
-            <w:u w:val="single"/>
-          </w:rPr>
-          <w:t>Mark 8:31</w:t>
-        </w:r>
-      </w:hyperlink>
-      <w:r>
-        <w:rPr>
-          <w:lang w:val="en_US" w:bidi="en_US"/>
-        </w:rPr>
-        <w:t>). His disciples prepared the meal, but he needed to prepare them for what was coming.</w:t>
-      </w:r>
-    </w:p>
-    <w:p>
-      <w:pPr/>
-      <w:r>
-        <w:rPr>
-          <w:lang w:val="en_US" w:bidi="en_US"/>
-        </w:rPr>
-      </w:r>
-      <w:r>
-        <w:rPr>
-          <w:lang w:val="en_US" w:bidi="en_US"/>
-        </w:rPr>
-        <w:t>Jesus celebrated the Passover with his disciples. During this meal, he showed them what a true servant is by washing their feet (</w:t>
-      </w:r>
-      <w:hyperlink r:id="rId133">
-        <w:r>
-          <w:rPr>
-            <w:lang w:val="en_US" w:bidi="en_US"/>
-          </w:rPr>
-          <w:rPr>
-            <w:color w:val="0000EE"/>
-            <w:u w:val="single"/>
-          </w:rPr>
-          <w:t>John 13:1–20</w:t>
-        </w:r>
-      </w:hyperlink>
-      <w:r>
-        <w:rPr>
-          <w:lang w:val="en_US" w:bidi="en_US"/>
-        </w:rPr>
-        <w:t>). He gave them his final teachings, told them about the coming of the Holy Spirit, and prayed for his followers (</w:t>
-      </w:r>
-      <w:hyperlink r:id="rId134">
-        <w:r>
-          <w:rPr>
-            <w:lang w:val="en_US" w:bidi="en_US"/>
-          </w:rPr>
-          <w:rPr>
-            <w:color w:val="0000EE"/>
-            <w:u w:val="single"/>
-          </w:rPr>
-          <w:t>John 14:1–17:26</w:t>
-        </w:r>
-      </w:hyperlink>
-      <w:r>
-        <w:rPr>
-          <w:lang w:val="en_US" w:bidi="en_US"/>
-        </w:rPr>
-        <w:t>). Jesus also established the new covenant (</w:t>
-      </w:r>
-      <w:hyperlink r:id="rId135">
-        <w:r>
-          <w:rPr>
-            <w:lang w:val="en_US" w:bidi="en_US"/>
-          </w:rPr>
-          <w:rPr>
-            <w:color w:val="0000EE"/>
-            <w:u w:val="single"/>
-          </w:rPr>
-          <w:t>Mark 14:22–24</w:t>
-        </w:r>
-      </w:hyperlink>
-      <w:r>
-        <w:rPr>
-          <w:lang w:val="en_US" w:bidi="en_US"/>
-        </w:rPr>
-        <w:t>). Jesus replaced the Passover lamb. His body and blood became the sacrifice that saves God's people from judgment, just like the lamb at the first Passover.</w:t>
-      </w:r>
-    </w:p>
-    <w:p>
-      <w:pPr/>
-      <w:r>
-        <w:rPr>
-          <w:lang w:val="en_US" w:bidi="en_US"/>
-        </w:rPr>
-      </w:r>
-      <w:r>
-        <w:rPr>
-          <w:lang w:val="en_US" w:bidi="en_US"/>
-        </w:rPr>
-        <w:t xml:space="preserve">During Passover, God killed all the firstborn males of the Egyptians but spared those of Israel. Now, Jesus would become the sacrifice to save his people. The prophets predicted this would happen (for example, </w:t>
-      </w:r>
-      <w:hyperlink r:id="rId136">
-        <w:r>
-          <w:rPr>
-            <w:lang w:val="en_US" w:bidi="en_US"/>
-          </w:rPr>
-          <w:rPr>
-            <w:color w:val="0000EE"/>
-            <w:u w:val="single"/>
-          </w:rPr>
-          <w:t>Zechariah 12:10</w:t>
-        </w:r>
-      </w:hyperlink>
-      <w:r>
-        <w:rPr>
-          <w:lang w:val="en_US" w:bidi="en_US"/>
-        </w:rPr>
-        <w:t xml:space="preserve">; </w:t>
-      </w:r>
-      <w:hyperlink r:id="rId137">
-        <w:r>
-          <w:rPr>
-            <w:lang w:val="en_US" w:bidi="en_US"/>
-          </w:rPr>
-          <w:rPr>
-            <w:color w:val="0000EE"/>
-            <w:u w:val="single"/>
-          </w:rPr>
-          <w:t>13:7</w:t>
-        </w:r>
-      </w:hyperlink>
-      <w:r>
-        <w:rPr>
-          <w:lang w:val="en_US" w:bidi="en_US"/>
-        </w:rPr>
-        <w:t>). Jesus warned his disciples that this would soon happen and that they would abandon him (</w:t>
-      </w:r>
-      <w:hyperlink r:id="rId138">
-        <w:r>
-          <w:rPr>
-            <w:lang w:val="en_US" w:bidi="en_US"/>
-          </w:rPr>
-          <w:rPr>
-            <w:color w:val="0000EE"/>
-            <w:u w:val="single"/>
-          </w:rPr>
-          <w:t>Mark 14:27</w:t>
-        </w:r>
-      </w:hyperlink>
-      <w:r>
-        <w:rPr>
-          <w:lang w:val="en_US" w:bidi="en_US"/>
-        </w:rPr>
-        <w:t>). He also warned them that one of them would betray him (</w:t>
-      </w:r>
-      <w:hyperlink r:id="rId139">
-        <w:r>
-          <w:rPr>
-            <w:lang w:val="en_US" w:bidi="en_US"/>
-          </w:rPr>
-          <w:rPr>
-            <w:color w:val="0000EE"/>
-            <w:u w:val="single"/>
-          </w:rPr>
-          <w:t>Mark 14:18</w:t>
-        </w:r>
-      </w:hyperlink>
-      <w:r>
-        <w:rPr>
-          <w:lang w:val="en_US" w:bidi="en_US"/>
-        </w:rPr>
-        <w:t>).</w:t>
-      </w:r>
-    </w:p>
-    <w:p>
-      <w:pPr/>
-      <w:r>
-        <w:rPr>
-          <w:lang w:val="en_US" w:bidi="en_US"/>
-        </w:rPr>
-      </w:r>
-      <w:r>
-        <w:rPr>
-          <w:lang w:val="en_US" w:bidi="en_US"/>
-        </w:rPr>
-        <w:t>After the meal, Jesus and his disciples walked to the garden of Gethsemane on the Mount of Olives. There, Jesus was deeply troubled as he prayed, accepting God's will (</w:t>
-      </w:r>
-      <w:hyperlink r:id="rId140">
-        <w:r>
-          <w:rPr>
-            <w:lang w:val="en_US" w:bidi="en_US"/>
-          </w:rPr>
-          <w:rPr>
-            <w:color w:val="0000EE"/>
-            <w:u w:val="single"/>
-          </w:rPr>
-          <w:t>Mark 14:26–42</w:t>
-        </w:r>
-      </w:hyperlink>
-      <w:r>
-        <w:rPr>
-          <w:lang w:val="en_US" w:bidi="en_US"/>
-        </w:rPr>
-        <w:t xml:space="preserve">). </w:t>
-      </w:r>
-    </w:p>
-    <w:p>
-      <w:pPr/>
-      <w:r>
-        <w:rPr>
-          <w:lang w:val="en_US" w:bidi="en_US"/>
-        </w:rPr>
-      </w:r>
-      <w:r>
-        <w:rPr>
-          <w:lang w:val="en_US" w:bidi="en_US"/>
-        </w:rPr>
-        <w:t>Judas was the disciple who betrayed Jesus. He arrived with soldiers who arrested Jesus (</w:t>
-      </w:r>
-      <w:hyperlink r:id="rId141">
-        <w:r>
-          <w:rPr>
-            <w:lang w:val="en_US" w:bidi="en_US"/>
-          </w:rPr>
-          <w:rPr>
-            <w:color w:val="0000EE"/>
-            <w:u w:val="single"/>
-          </w:rPr>
-          <w:t>Mark 14:43–49</w:t>
-        </w:r>
-      </w:hyperlink>
-      <w:r>
-        <w:rPr>
-          <w:lang w:val="en_US" w:bidi="en_US"/>
-        </w:rPr>
-        <w:t>). Jesus' disciples ran away (</w:t>
-      </w:r>
-      <w:hyperlink r:id="rId142">
-        <w:r>
-          <w:rPr>
-            <w:lang w:val="en_US" w:bidi="en_US"/>
-          </w:rPr>
-          <w:rPr>
-            <w:color w:val="0000EE"/>
-            <w:u w:val="single"/>
-          </w:rPr>
-          <w:t>Mark 14:50–52</w:t>
-        </w:r>
-      </w:hyperlink>
-      <w:r>
-        <w:rPr>
-          <w:lang w:val="en_US" w:bidi="en_US"/>
-        </w:rPr>
-        <w:t>). Then they took Jesus to the high priest's house for a trial at night. During this time, Peter denied knowing Jesus three times (</w:t>
-      </w:r>
-      <w:hyperlink r:id="rId143">
-        <w:r>
-          <w:rPr>
-            <w:lang w:val="en_US" w:bidi="en_US"/>
-          </w:rPr>
-          <w:rPr>
-            <w:color w:val="0000EE"/>
-            <w:u w:val="single"/>
-          </w:rPr>
-          <w:t>Mark 14:53–72</w:t>
-        </w:r>
-      </w:hyperlink>
-      <w:r>
-        <w:rPr>
-          <w:lang w:val="en_US" w:bidi="en_US"/>
-        </w:rPr>
-        <w:t>).</w:t>
-      </w:r>
-    </w:p>
-    <w:p>
-      <w:pPr/>
-      <w:r>
-        <w:rPr>
-          <w:lang w:val="en_US" w:bidi="en_US"/>
-        </w:rPr>
-      </w:r>
-      <w:r>
-        <w:rPr>
-          <w:lang w:val="en_US" w:bidi="en_US"/>
-        </w:rPr>
-        <w:t>Jesus already knew what would happen on his last night, the good and bad. It all happened according to God's plan. These events were necessary to fulfill what Scripture prophesied and for what followed. This included his death and resurrection.</w:t>
-      </w:r>
-    </w:p>
-    <w:p>
-      <w:pPr/>
-      <w:r>
-        <w:rPr>
-          <w:lang w:val="en_US" w:bidi="en_US"/>
-        </w:rPr>
-      </w:r>
-      <w:r>
-        <w:rPr>
-          <w:u w:val="single"/>
-          <w:lang w:val="en_US" w:bidi="en_US"/>
-        </w:rPr>
-        <w:t>Passages for Further Study</w:t>
-      </w:r>
-    </w:p>
-    <w:p>
-      <w:pPr/>
-      <w:r>
-        <w:rPr>
-          <w:lang w:val="en_US" w:bidi="en_US"/>
-        </w:rPr>
-      </w:r>
-      <w:hyperlink r:id="rId144">
+      <w:hyperlink r:id="rId112">
         <w:r>
           <w:rPr>
             <w:lang w:val="en_US" w:bidi="en_US"/>
@@ -3861,7 +2902,7 @@
         </w:rPr>
         <w:t xml:space="preserve">; </w:t>
       </w:r>
-      <w:hyperlink r:id="rId145">
+      <w:hyperlink r:id="rId113">
         <w:r>
           <w:rPr>
             <w:lang w:val="en_US" w:bidi="en_US"/>
@@ -3879,7 +2920,7 @@
         </w:rPr>
         <w:t xml:space="preserve">; </w:t>
       </w:r>
-      <w:hyperlink r:id="rId146">
+      <w:hyperlink r:id="rId114">
         <w:r>
           <w:rPr>
             <w:lang w:val="en_US" w:bidi="en_US"/>
@@ -3897,7 +2938,7 @@
         </w:rPr>
         <w:t xml:space="preserve">; </w:t>
       </w:r>
-      <w:hyperlink r:id="rId147">
+      <w:hyperlink r:id="rId115">
         <w:r>
           <w:rPr>
             <w:lang w:val="en_US" w:bidi="en_US"/>
@@ -3915,7 +2956,7 @@
         </w:rPr>
         <w:t xml:space="preserve">; </w:t>
       </w:r>
-      <w:hyperlink r:id="rId148">
+      <w:hyperlink r:id="rId116">
         <w:r>
           <w:rPr>
             <w:lang w:val="en_US" w:bidi="en_US"/>
@@ -3997,7 +3038,7 @@
         </w:rPr>
         <w:t>At his baptism (</w:t>
       </w:r>
-      <w:hyperlink r:id="rId149">
+      <w:hyperlink r:id="rId117">
         <w:r>
           <w:rPr>
             <w:lang w:val="en_US" w:bidi="en_US"/>
@@ -4033,7 +3074,7 @@
         </w:rPr>
         <w:t>Before choosing the twelve apostles (</w:t>
       </w:r>
-      <w:hyperlink r:id="rId150">
+      <w:hyperlink r:id="rId118">
         <w:r>
           <w:rPr>
             <w:lang w:val="en_US" w:bidi="en_US"/>
@@ -4069,7 +3110,7 @@
         </w:rPr>
         <w:t>At the transfiguration, when Jesus' appearance changed to reveal his glory (</w:t>
       </w:r>
-      <w:hyperlink r:id="rId151">
+      <w:hyperlink r:id="rId119">
         <w:r>
           <w:rPr>
             <w:lang w:val="en_US" w:bidi="en_US"/>
@@ -4105,7 +3146,7 @@
         </w:rPr>
         <w:t>On behalf of Peter before he denied Christ (</w:t>
       </w:r>
-      <w:hyperlink r:id="rId152">
+      <w:hyperlink r:id="rId120">
         <w:r>
           <w:rPr>
             <w:lang w:val="en_US" w:bidi="en_US"/>
@@ -4141,7 +3182,7 @@
         </w:rPr>
         <w:t>On behalf of those who killed him while he hung on the cross (</w:t>
       </w:r>
-      <w:hyperlink r:id="rId153">
+      <w:hyperlink r:id="rId121">
         <w:r>
           <w:rPr>
             <w:lang w:val="en_US" w:bidi="en_US"/>
@@ -4173,7 +3214,7 @@
         </w:rPr>
         <w:t>Sometimes, Jesus went away from others to pray alone (</w:t>
       </w:r>
-      <w:hyperlink r:id="rId154">
+      <w:hyperlink r:id="rId122">
         <w:r>
           <w:rPr>
             <w:lang w:val="en_US" w:bidi="en_US"/>
@@ -4191,7 +3232,7 @@
         </w:rPr>
         <w:t xml:space="preserve">; </w:t>
       </w:r>
-      <w:hyperlink r:id="rId155">
+      <w:hyperlink r:id="rId123">
         <w:r>
           <w:rPr>
             <w:lang w:val="en_US" w:bidi="en_US"/>
@@ -4209,7 +3250,7 @@
         </w:rPr>
         <w:t xml:space="preserve">; </w:t>
       </w:r>
-      <w:hyperlink r:id="rId156">
+      <w:hyperlink r:id="rId124">
         <w:r>
           <w:rPr>
             <w:lang w:val="en_US" w:bidi="en_US"/>
@@ -4227,7 +3268,7 @@
         </w:rPr>
         <w:t>). He also taught the disciples how to pray (</w:t>
       </w:r>
-      <w:hyperlink r:id="rId157">
+      <w:hyperlink r:id="rId125">
         <w:r>
           <w:rPr>
             <w:lang w:val="en_US" w:bidi="en_US"/>
@@ -4245,7 +3286,7 @@
         </w:rPr>
         <w:t xml:space="preserve">; see also </w:t>
       </w:r>
-      <w:hyperlink r:id="rId158">
+      <w:hyperlink r:id="rId126">
         <w:r>
           <w:rPr>
             <w:lang w:val="en_US" w:bidi="en_US"/>
@@ -4263,7 +3304,7 @@
         </w:rPr>
         <w:t>). He shared stories about the importance of constant prayer (</w:t>
       </w:r>
-      <w:hyperlink r:id="rId159">
+      <w:hyperlink r:id="rId127">
         <w:r>
           <w:rPr>
             <w:lang w:val="en_US" w:bidi="en_US"/>
@@ -4281,7 +3322,7 @@
         </w:rPr>
         <w:t xml:space="preserve">; </w:t>
       </w:r>
-      <w:hyperlink r:id="rId160">
+      <w:hyperlink r:id="rId128">
         <w:r>
           <w:rPr>
             <w:lang w:val="en_US" w:bidi="en_US"/>
@@ -4339,7 +3380,7 @@
         </w:rPr>
         <w:t>” (</w:t>
       </w:r>
-      <w:hyperlink r:id="rId161">
+      <w:hyperlink r:id="rId129">
         <w:r>
           <w:rPr>
             <w:lang w:val="en_US" w:bidi="en_US"/>
@@ -4369,7 +3410,7 @@
         </w:rPr>
         <w:t>” (</w:t>
       </w:r>
-      <w:hyperlink r:id="rId162">
+      <w:hyperlink r:id="rId130">
         <w:r>
           <w:rPr>
             <w:lang w:val="en_US" w:bidi="en_US"/>
@@ -4401,7 +3442,7 @@
         </w:rPr>
         <w:t>The apostle John writes about a prayer Jesus said on his last night with the disciples (</w:t>
       </w:r>
-      <w:hyperlink r:id="rId163">
+      <w:hyperlink r:id="rId131">
         <w:r>
           <w:rPr>
             <w:lang w:val="en_US" w:bidi="en_US"/>
@@ -4442,7 +3483,7 @@
           <w:lang w:val="en_US" w:bidi="en_US"/>
         </w:rPr>
       </w:r>
-      <w:hyperlink r:id="rId164">
+      <w:hyperlink r:id="rId132">
         <w:r>
           <w:rPr>
             <w:lang w:val="en_US" w:bidi="en_US"/>
@@ -4460,7 +3501,7 @@
         </w:rPr>
         <w:t xml:space="preserve">; </w:t>
       </w:r>
-      <w:hyperlink r:id="rId149">
+      <w:hyperlink r:id="rId117">
         <w:r>
           <w:rPr>
             <w:lang w:val="en_US" w:bidi="en_US"/>
@@ -4478,7 +3519,7 @@
         </w:rPr>
         <w:t xml:space="preserve">; </w:t>
       </w:r>
-      <w:hyperlink r:id="rId150">
+      <w:hyperlink r:id="rId118">
         <w:r>
           <w:rPr>
             <w:lang w:val="en_US" w:bidi="en_US"/>
@@ -4496,7 +3537,7 @@
         </w:rPr>
         <w:t xml:space="preserve">; </w:t>
       </w:r>
-      <w:hyperlink r:id="rId165">
+      <w:hyperlink r:id="rId133">
         <w:r>
           <w:rPr>
             <w:lang w:val="en_US" w:bidi="en_US"/>
@@ -4514,7 +3555,7 @@
         </w:rPr>
         <w:t xml:space="preserve">; </w:t>
       </w:r>
-      <w:hyperlink r:id="rId166">
+      <w:hyperlink r:id="rId134">
         <w:r>
           <w:rPr>
             <w:lang w:val="en_US" w:bidi="en_US"/>
@@ -4532,7 +3573,7 @@
         </w:rPr>
         <w:t xml:space="preserve">; </w:t>
       </w:r>
-      <w:hyperlink r:id="rId160">
+      <w:hyperlink r:id="rId128">
         <w:r>
           <w:rPr>
             <w:lang w:val="en_US" w:bidi="en_US"/>
@@ -4550,7 +3591,7 @@
         </w:rPr>
         <w:t xml:space="preserve">; </w:t>
       </w:r>
-      <w:hyperlink r:id="rId152">
+      <w:hyperlink r:id="rId120">
         <w:r>
           <w:rPr>
             <w:lang w:val="en_US" w:bidi="en_US"/>
@@ -4568,7 +3609,7 @@
         </w:rPr>
         <w:t xml:space="preserve">, </w:t>
       </w:r>
-      <w:hyperlink r:id="rId167">
+      <w:hyperlink r:id="rId135">
         <w:r>
           <w:rPr>
             <w:lang w:val="en_US" w:bidi="en_US"/>
@@ -4586,7 +3627,7 @@
         </w:rPr>
         <w:t xml:space="preserve">; </w:t>
       </w:r>
-      <w:hyperlink r:id="rId153">
+      <w:hyperlink r:id="rId121">
         <w:r>
           <w:rPr>
             <w:lang w:val="en_US" w:bidi="en_US"/>
@@ -4604,7 +3645,7 @@
         </w:rPr>
         <w:t xml:space="preserve">, </w:t>
       </w:r>
-      <w:hyperlink r:id="rId162">
+      <w:hyperlink r:id="rId130">
         <w:r>
           <w:rPr>
             <w:lang w:val="en_US" w:bidi="en_US"/>
@@ -4622,7 +3663,7 @@
         </w:rPr>
         <w:t xml:space="preserve">; </w:t>
       </w:r>
-      <w:hyperlink r:id="rId163">
+      <w:hyperlink r:id="rId131">
         <w:r>
           <w:rPr>
             <w:lang w:val="en_US" w:bidi="en_US"/>
@@ -4682,7 +3723,7 @@
         </w:rPr>
         <w:t xml:space="preserve">A key theme of the New Testament is that God has included non-Jewish people (called gentiles) in his people while keeping his promises to Israel. In </w:t>
       </w:r>
-      <w:hyperlink r:id="rId168">
+      <w:hyperlink r:id="rId136">
         <w:r>
           <w:rPr>
             <w:lang w:val="en_US" w:bidi="en_US"/>
@@ -4729,7 +3770,7 @@
         </w:rPr>
         <w:t>Paul uses an olive tree as a metaphor. He says, “some branches have been broken off” (</w:t>
       </w:r>
-      <w:hyperlink r:id="rId169">
+      <w:hyperlink r:id="rId137">
         <w:r>
           <w:rPr>
             <w:lang w:val="en_US" w:bidi="en_US"/>
@@ -4747,7 +3788,7 @@
         </w:rPr>
         <w:t xml:space="preserve">). This stage had already happened and Paul personally experienced it. He shared the good news with Jews in their places of worship (synagogues) across the eastern Mediterranean region. But, many Jews rejected Paul's message (see </w:t>
       </w:r>
-      <w:hyperlink r:id="rId170">
+      <w:hyperlink r:id="rId138">
         <w:r>
           <w:rPr>
             <w:lang w:val="en_US" w:bidi="en_US"/>
@@ -4765,7 +3806,7 @@
         </w:rPr>
         <w:t xml:space="preserve">; </w:t>
       </w:r>
-      <w:hyperlink r:id="rId171">
+      <w:hyperlink r:id="rId139">
         <w:r>
           <w:rPr>
             <w:lang w:val="en_US" w:bidi="en_US"/>
@@ -4783,7 +3824,7 @@
         </w:rPr>
         <w:t xml:space="preserve">; </w:t>
       </w:r>
-      <w:hyperlink r:id="rId172">
+      <w:hyperlink r:id="rId140">
         <w:r>
           <w:rPr>
             <w:lang w:val="en_US" w:bidi="en_US"/>
@@ -4826,7 +3867,7 @@
         </w:rPr>
         <w:t>After God removes the "natural branches," he grafts in "a wild olive shoot” (</w:t>
       </w:r>
-      <w:hyperlink r:id="rId169">
+      <w:hyperlink r:id="rId137">
         <w:r>
           <w:rPr>
             <w:lang w:val="en_US" w:bidi="en_US"/>
@@ -4844,7 +3885,7 @@
         </w:rPr>
         <w:t xml:space="preserve">). Paul and the other apostles encountered resistance in the synagogues. So they preached to non-Jews, and many accepted the good news (see </w:t>
       </w:r>
-      <w:hyperlink r:id="rId173">
+      <w:hyperlink r:id="rId141">
         <w:r>
           <w:rPr>
             <w:lang w:val="en_US" w:bidi="en_US"/>
@@ -4862,7 +3903,7 @@
         </w:rPr>
         <w:t xml:space="preserve">; </w:t>
       </w:r>
-      <w:hyperlink r:id="rId174">
+      <w:hyperlink r:id="rId142">
         <w:r>
           <w:rPr>
             <w:lang w:val="en_US" w:bidi="en_US"/>
@@ -4905,7 +3946,7 @@
         </w:rPr>
         <w:t>As for the "natural branches," God can "graft them again" (</w:t>
       </w:r>
-      <w:hyperlink r:id="rId175">
+      <w:hyperlink r:id="rId143">
         <w:r>
           <w:rPr>
             <w:lang w:val="en_US" w:bidi="en_US"/>
@@ -4923,7 +3964,7 @@
         </w:rPr>
         <w:t>). Paul argues that the Jews are not "beyond recovery" and can turn to Christ (</w:t>
       </w:r>
-      <w:hyperlink r:id="rId176">
+      <w:hyperlink r:id="rId144">
         <w:r>
           <w:rPr>
             <w:lang w:val="en_US" w:bidi="en_US"/>
@@ -4941,7 +3982,7 @@
         </w:rPr>
         <w:t>). Paul hopes that as non-Jews receive the blessings of salvation, Jews will feel inspired and respond to the good news (</w:t>
       </w:r>
-      <w:hyperlink r:id="rId176">
+      <w:hyperlink r:id="rId144">
         <w:r>
           <w:rPr>
             <w:lang w:val="en_US" w:bidi="en_US"/>
@@ -4984,7 +4025,7 @@
         </w:rPr>
         <w:t>Paul suggests that when many Jews trust in Christ, it will greatly bless the world (</w:t>
       </w:r>
-      <w:hyperlink r:id="rId177">
+      <w:hyperlink r:id="rId145">
         <w:r>
           <w:rPr>
             <w:lang w:val="en_US" w:bidi="en_US"/>
@@ -5002,7 +4043,7 @@
         </w:rPr>
         <w:t xml:space="preserve">, </w:t>
       </w:r>
-      <w:hyperlink r:id="rId178">
+      <w:hyperlink r:id="rId146">
         <w:r>
           <w:rPr>
             <w:lang w:val="en_US" w:bidi="en_US"/>
@@ -5020,7 +4061,7 @@
         </w:rPr>
         <w:t xml:space="preserve">). Those who accept God's offer of salvation, whether Jews or non-Jews, experience "life from the dead" (see </w:t>
       </w:r>
-      <w:hyperlink r:id="rId178">
+      <w:hyperlink r:id="rId146">
         <w:r>
           <w:rPr>
             <w:lang w:val="en_US" w:bidi="en_US"/>
@@ -5038,7 +4079,7 @@
         </w:rPr>
         <w:t xml:space="preserve">). They will one day experience "the resurrection of the dead" (see </w:t>
       </w:r>
-      <w:hyperlink r:id="rId179">
+      <w:hyperlink r:id="rId147">
         <w:r>
           <w:rPr>
             <w:lang w:val="en_US" w:bidi="en_US"/>
@@ -5056,7 +4097,7 @@
         </w:rPr>
         <w:t>). At the end of history, a large community of Jews and non-Jews will praise God for his mercy. Then everyone will see and understand God's great wisdom and love (</w:t>
       </w:r>
-      <w:hyperlink r:id="rId180">
+      <w:hyperlink r:id="rId148">
         <w:r>
           <w:rPr>
             <w:lang w:val="en_US" w:bidi="en_US"/>
@@ -5097,7 +4138,7 @@
           <w:lang w:val="en_US" w:bidi="en_US"/>
         </w:rPr>
       </w:r>
-      <w:hyperlink r:id="rId181">
+      <w:hyperlink r:id="rId149">
         <w:r>
           <w:rPr>
             <w:lang w:val="en_US" w:bidi="en_US"/>
@@ -5115,7 +4156,7 @@
         </w:rPr>
         <w:t xml:space="preserve">; </w:t>
       </w:r>
-      <w:hyperlink r:id="rId182">
+      <w:hyperlink r:id="rId150">
         <w:r>
           <w:rPr>
             <w:lang w:val="en_US" w:bidi="en_US"/>
@@ -5133,7 +4174,7 @@
         </w:rPr>
         <w:t xml:space="preserve">; </w:t>
       </w:r>
-      <w:hyperlink r:id="rId183">
+      <w:hyperlink r:id="rId151">
         <w:r>
           <w:rPr>
             <w:lang w:val="en_US" w:bidi="en_US"/>
@@ -5151,7 +4192,7 @@
         </w:rPr>
         <w:t xml:space="preserve">; </w:t>
       </w:r>
-      <w:hyperlink r:id="rId184">
+      <w:hyperlink r:id="rId152">
         <w:r>
           <w:rPr>
             <w:lang w:val="en_US" w:bidi="en_US"/>
@@ -5169,7 +4210,7 @@
         </w:rPr>
         <w:t xml:space="preserve">; </w:t>
       </w:r>
-      <w:hyperlink r:id="rId185">
+      <w:hyperlink r:id="rId153">
         <w:r>
           <w:rPr>
             <w:lang w:val="en_US" w:bidi="en_US"/>
@@ -5187,7 +4228,7 @@
         </w:rPr>
         <w:t xml:space="preserve">; </w:t>
       </w:r>
-      <w:hyperlink r:id="rId186">
+      <w:hyperlink r:id="rId154">
         <w:r>
           <w:rPr>
             <w:lang w:val="en_US" w:bidi="en_US"/>
@@ -5205,7 +4246,7 @@
         </w:rPr>
         <w:t xml:space="preserve">; </w:t>
       </w:r>
-      <w:hyperlink r:id="rId187">
+      <w:hyperlink r:id="rId155">
         <w:r>
           <w:rPr>
             <w:lang w:val="en_US" w:bidi="en_US"/>
@@ -5241,7 +4282,7 @@
         </w:rPr>
         <w:t xml:space="preserve">; </w:t>
       </w:r>
-      <w:hyperlink r:id="rId188">
+      <w:hyperlink r:id="rId156">
         <w:r>
           <w:rPr>
             <w:lang w:val="en_US" w:bidi="en_US"/>
@@ -5259,7 +4300,7 @@
         </w:rPr>
         <w:t xml:space="preserve">; </w:t>
       </w:r>
-      <w:hyperlink r:id="rId189">
+      <w:hyperlink r:id="rId157">
         <w:r>
           <w:rPr>
             <w:lang w:val="en_US" w:bidi="en_US"/>
@@ -5277,7 +4318,7 @@
         </w:rPr>
         <w:t xml:space="preserve">; </w:t>
       </w:r>
-      <w:hyperlink r:id="rId190">
+      <w:hyperlink r:id="rId158">
         <w:r>
           <w:rPr>
             <w:lang w:val="en_US" w:bidi="en_US"/>
@@ -5295,6 +4336,276 @@
         </w:rPr>
         <w:t xml:space="preserve">; </w:t>
       </w:r>
+      <w:hyperlink r:id="rId138">
+        <w:r>
+          <w:rPr>
+            <w:lang w:val="en_US" w:bidi="en_US"/>
+          </w:rPr>
+          <w:rPr>
+            <w:color w:val="0000EE"/>
+            <w:u w:val="single"/>
+          </w:rPr>
+          <w:t>13:42–49</w:t>
+        </w:r>
+      </w:hyperlink>
+      <w:r>
+        <w:rPr>
+          <w:lang w:val="en_US" w:bidi="en_US"/>
+        </w:rPr>
+        <w:t xml:space="preserve">; </w:t>
+      </w:r>
+      <w:hyperlink r:id="rId139">
+        <w:r>
+          <w:rPr>
+            <w:lang w:val="en_US" w:bidi="en_US"/>
+          </w:rPr>
+          <w:rPr>
+            <w:color w:val="0000EE"/>
+            <w:u w:val="single"/>
+          </w:rPr>
+          <w:t>18:4–6</w:t>
+        </w:r>
+      </w:hyperlink>
+      <w:r>
+        <w:rPr>
+          <w:lang w:val="en_US" w:bidi="en_US"/>
+        </w:rPr>
+        <w:t xml:space="preserve">; </w:t>
+      </w:r>
+      <w:hyperlink r:id="rId142">
+        <w:r>
+          <w:rPr>
+            <w:lang w:val="en_US" w:bidi="en_US"/>
+          </w:rPr>
+          <w:rPr>
+            <w:color w:val="0000EE"/>
+            <w:u w:val="single"/>
+          </w:rPr>
+          <w:t>26:15–18</w:t>
+        </w:r>
+      </w:hyperlink>
+      <w:r>
+        <w:rPr>
+          <w:lang w:val="en_US" w:bidi="en_US"/>
+        </w:rPr>
+        <w:t xml:space="preserve">; </w:t>
+      </w:r>
+      <w:hyperlink r:id="rId140">
+        <w:r>
+          <w:rPr>
+            <w:lang w:val="en_US" w:bidi="en_US"/>
+          </w:rPr>
+          <w:rPr>
+            <w:color w:val="0000EE"/>
+            <w:u w:val="single"/>
+          </w:rPr>
+          <w:t>28:23–28</w:t>
+        </w:r>
+      </w:hyperlink>
+      <w:r>
+        <w:rPr>
+          <w:lang w:val="en_US" w:bidi="en_US"/>
+        </w:rPr>
+        <w:t xml:space="preserve">; </w:t>
+      </w:r>
+      <w:hyperlink r:id="rId159">
+        <w:r>
+          <w:rPr>
+            <w:lang w:val="en_US" w:bidi="en_US"/>
+          </w:rPr>
+          <w:rPr>
+            <w:color w:val="0000EE"/>
+            <w:u w:val="single"/>
+          </w:rPr>
+          <w:t>Romans 1:5–6</w:t>
+        </w:r>
+      </w:hyperlink>
+      <w:r>
+        <w:rPr>
+          <w:lang w:val="en_US" w:bidi="en_US"/>
+        </w:rPr>
+        <w:t xml:space="preserve">, </w:t>
+      </w:r>
+      <w:hyperlink r:id="rId160">
+        <w:r>
+          <w:rPr>
+            <w:lang w:val="en_US" w:bidi="en_US"/>
+          </w:rPr>
+          <w:rPr>
+            <w:color w:val="0000EE"/>
+            <w:u w:val="single"/>
+          </w:rPr>
+          <w:t>16–17</w:t>
+        </w:r>
+      </w:hyperlink>
+      <w:r>
+        <w:rPr>
+          <w:lang w:val="en_US" w:bidi="en_US"/>
+        </w:rPr>
+        <w:t xml:space="preserve">; </w:t>
+      </w:r>
+      <w:hyperlink r:id="rId161">
+        <w:r>
+          <w:rPr>
+            <w:lang w:val="en_US" w:bidi="en_US"/>
+          </w:rPr>
+          <w:rPr>
+            <w:color w:val="0000EE"/>
+            <w:u w:val="single"/>
+          </w:rPr>
+          <w:t>2:9–10</w:t>
+        </w:r>
+      </w:hyperlink>
+      <w:r>
+        <w:rPr>
+          <w:lang w:val="en_US" w:bidi="en_US"/>
+        </w:rPr>
+        <w:t xml:space="preserve">, </w:t>
+      </w:r>
+      <w:hyperlink r:id="rId162">
+        <w:r>
+          <w:rPr>
+            <w:lang w:val="en_US" w:bidi="en_US"/>
+          </w:rPr>
+          <w:rPr>
+            <w:color w:val="0000EE"/>
+            <w:u w:val="single"/>
+          </w:rPr>
+          <w:t>24–27</w:t>
+        </w:r>
+      </w:hyperlink>
+      <w:r>
+        <w:rPr>
+          <w:lang w:val="en_US" w:bidi="en_US"/>
+        </w:rPr>
+        <w:t xml:space="preserve">; </w:t>
+      </w:r>
+      <w:hyperlink r:id="rId163">
+        <w:r>
+          <w:rPr>
+            <w:lang w:val="en_US" w:bidi="en_US"/>
+          </w:rPr>
+          <w:rPr>
+            <w:color w:val="0000EE"/>
+            <w:u w:val="single"/>
+          </w:rPr>
+          <w:t>3:9</w:t>
+        </w:r>
+      </w:hyperlink>
+      <w:r>
+        <w:rPr>
+          <w:lang w:val="en_US" w:bidi="en_US"/>
+        </w:rPr>
+        <w:t xml:space="preserve">, </w:t>
+      </w:r>
+      <w:hyperlink r:id="rId164">
+        <w:r>
+          <w:rPr>
+            <w:lang w:val="en_US" w:bidi="en_US"/>
+          </w:rPr>
+          <w:rPr>
+            <w:color w:val="0000EE"/>
+            <w:u w:val="single"/>
+          </w:rPr>
+          <w:t>29–30</w:t>
+        </w:r>
+      </w:hyperlink>
+      <w:r>
+        <w:rPr>
+          <w:lang w:val="en_US" w:bidi="en_US"/>
+        </w:rPr>
+        <w:t xml:space="preserve">; </w:t>
+      </w:r>
+      <w:hyperlink r:id="rId165">
+        <w:r>
+          <w:rPr>
+            <w:lang w:val="en_US" w:bidi="en_US"/>
+          </w:rPr>
+          <w:rPr>
+            <w:color w:val="0000EE"/>
+            <w:u w:val="single"/>
+          </w:rPr>
+          <w:t>9:25–33</w:t>
+        </w:r>
+      </w:hyperlink>
+      <w:r>
+        <w:rPr>
+          <w:lang w:val="en_US" w:bidi="en_US"/>
+        </w:rPr>
+        <w:t xml:space="preserve">; </w:t>
+      </w:r>
+      <w:hyperlink r:id="rId166">
+        <w:r>
+          <w:rPr>
+            <w:lang w:val="en_US" w:bidi="en_US"/>
+          </w:rPr>
+          <w:rPr>
+            <w:color w:val="0000EE"/>
+            <w:u w:val="single"/>
+          </w:rPr>
+          <w:t>10:11–13</w:t>
+        </w:r>
+      </w:hyperlink>
+      <w:r>
+        <w:rPr>
+          <w:lang w:val="en_US" w:bidi="en_US"/>
+        </w:rPr>
+        <w:t xml:space="preserve">; </w:t>
+      </w:r>
+      <w:hyperlink r:id="rId167">
+        <w:r>
+          <w:rPr>
+            <w:lang w:val="en_US" w:bidi="en_US"/>
+          </w:rPr>
+          <w:rPr>
+            <w:color w:val="0000EE"/>
+            <w:u w:val="single"/>
+          </w:rPr>
+          <w:t>11:11–36</w:t>
+        </w:r>
+      </w:hyperlink>
+      <w:r>
+        <w:rPr>
+          <w:lang w:val="en_US" w:bidi="en_US"/>
+        </w:rPr>
+        <w:t xml:space="preserve">; </w:t>
+      </w:r>
+      <w:hyperlink r:id="rId168">
+        <w:r>
+          <w:rPr>
+            <w:lang w:val="en_US" w:bidi="en_US"/>
+          </w:rPr>
+          <w:rPr>
+            <w:color w:val="0000EE"/>
+            <w:u w:val="single"/>
+          </w:rPr>
+          <w:t>15:7–13</w:t>
+        </w:r>
+      </w:hyperlink>
+      <w:r>
+        <w:rPr>
+          <w:lang w:val="en_US" w:bidi="en_US"/>
+        </w:rPr>
+        <w:t xml:space="preserve">, </w:t>
+      </w:r>
+      <w:hyperlink r:id="rId169">
+        <w:r>
+          <w:rPr>
+            <w:lang w:val="en_US" w:bidi="en_US"/>
+          </w:rPr>
+          <w:rPr>
+            <w:color w:val="0000EE"/>
+            <w:u w:val="single"/>
+          </w:rPr>
+          <w:t>27</w:t>
+        </w:r>
+      </w:hyperlink>
+      <w:r>
+        <w:rPr>
+          <w:lang w:val="en_US" w:bidi="en_US"/>
+        </w:rPr>
+        <w:t xml:space="preserve">; </w:t>
+      </w:r>
       <w:hyperlink r:id="rId170">
         <w:r>
           <w:rPr>
@@ -5304,7 +4615,7 @@
             <w:color w:val="0000EE"/>
             <w:u w:val="single"/>
           </w:rPr>
-          <w:t>13:42–49</w:t>
+          <w:t>1 Corinthians 12:13</w:t>
         </w:r>
       </w:hyperlink>
       <w:r>
@@ -5322,7 +4633,43 @@
             <w:color w:val="0000EE"/>
             <w:u w:val="single"/>
           </w:rPr>
-          <w:t>18:4–6</w:t>
+          <w:t>Galatians 2:8–21</w:t>
+        </w:r>
+      </w:hyperlink>
+      <w:r>
+        <w:rPr>
+          <w:lang w:val="en_US" w:bidi="en_US"/>
+        </w:rPr>
+        <w:t xml:space="preserve">; </w:t>
+      </w:r>
+      <w:hyperlink r:id="rId172">
+        <w:r>
+          <w:rPr>
+            <w:lang w:val="en_US" w:bidi="en_US"/>
+          </w:rPr>
+          <w:rPr>
+            <w:color w:val="0000EE"/>
+            <w:u w:val="single"/>
+          </w:rPr>
+          <w:t>3:8–9</w:t>
+        </w:r>
+      </w:hyperlink>
+      <w:r>
+        <w:rPr>
+          <w:lang w:val="en_US" w:bidi="en_US"/>
+        </w:rPr>
+        <w:t xml:space="preserve">, </w:t>
+      </w:r>
+      <w:hyperlink r:id="rId173">
+        <w:r>
+          <w:rPr>
+            <w:lang w:val="en_US" w:bidi="en_US"/>
+          </w:rPr>
+          <w:rPr>
+            <w:color w:val="0000EE"/>
+            <w:u w:val="single"/>
+          </w:rPr>
+          <w:t>26–29</w:t>
         </w:r>
       </w:hyperlink>
       <w:r>
@@ -5340,312 +4687,6 @@
             <w:color w:val="0000EE"/>
             <w:u w:val="single"/>
           </w:rPr>
-          <w:t>26:15–18</w:t>
-        </w:r>
-      </w:hyperlink>
-      <w:r>
-        <w:rPr>
-          <w:lang w:val="en_US" w:bidi="en_US"/>
-        </w:rPr>
-        <w:t xml:space="preserve">; </w:t>
-      </w:r>
-      <w:hyperlink r:id="rId172">
-        <w:r>
-          <w:rPr>
-            <w:lang w:val="en_US" w:bidi="en_US"/>
-          </w:rPr>
-          <w:rPr>
-            <w:color w:val="0000EE"/>
-            <w:u w:val="single"/>
-          </w:rPr>
-          <w:t>28:23–28</w:t>
-        </w:r>
-      </w:hyperlink>
-      <w:r>
-        <w:rPr>
-          <w:lang w:val="en_US" w:bidi="en_US"/>
-        </w:rPr>
-        <w:t xml:space="preserve">; </w:t>
-      </w:r>
-      <w:hyperlink r:id="rId191">
-        <w:r>
-          <w:rPr>
-            <w:lang w:val="en_US" w:bidi="en_US"/>
-          </w:rPr>
-          <w:rPr>
-            <w:color w:val="0000EE"/>
-            <w:u w:val="single"/>
-          </w:rPr>
-          <w:t>Romans 1:5–6</w:t>
-        </w:r>
-      </w:hyperlink>
-      <w:r>
-        <w:rPr>
-          <w:lang w:val="en_US" w:bidi="en_US"/>
-        </w:rPr>
-        <w:t xml:space="preserve">, </w:t>
-      </w:r>
-      <w:hyperlink r:id="rId192">
-        <w:r>
-          <w:rPr>
-            <w:lang w:val="en_US" w:bidi="en_US"/>
-          </w:rPr>
-          <w:rPr>
-            <w:color w:val="0000EE"/>
-            <w:u w:val="single"/>
-          </w:rPr>
-          <w:t>16–17</w:t>
-        </w:r>
-      </w:hyperlink>
-      <w:r>
-        <w:rPr>
-          <w:lang w:val="en_US" w:bidi="en_US"/>
-        </w:rPr>
-        <w:t xml:space="preserve">; </w:t>
-      </w:r>
-      <w:hyperlink r:id="rId193">
-        <w:r>
-          <w:rPr>
-            <w:lang w:val="en_US" w:bidi="en_US"/>
-          </w:rPr>
-          <w:rPr>
-            <w:color w:val="0000EE"/>
-            <w:u w:val="single"/>
-          </w:rPr>
-          <w:t>2:9–10</w:t>
-        </w:r>
-      </w:hyperlink>
-      <w:r>
-        <w:rPr>
-          <w:lang w:val="en_US" w:bidi="en_US"/>
-        </w:rPr>
-        <w:t xml:space="preserve">, </w:t>
-      </w:r>
-      <w:hyperlink r:id="rId194">
-        <w:r>
-          <w:rPr>
-            <w:lang w:val="en_US" w:bidi="en_US"/>
-          </w:rPr>
-          <w:rPr>
-            <w:color w:val="0000EE"/>
-            <w:u w:val="single"/>
-          </w:rPr>
-          <w:t>24–27</w:t>
-        </w:r>
-      </w:hyperlink>
-      <w:r>
-        <w:rPr>
-          <w:lang w:val="en_US" w:bidi="en_US"/>
-        </w:rPr>
-        <w:t xml:space="preserve">; </w:t>
-      </w:r>
-      <w:hyperlink r:id="rId195">
-        <w:r>
-          <w:rPr>
-            <w:lang w:val="en_US" w:bidi="en_US"/>
-          </w:rPr>
-          <w:rPr>
-            <w:color w:val="0000EE"/>
-            <w:u w:val="single"/>
-          </w:rPr>
-          <w:t>3:9</w:t>
-        </w:r>
-      </w:hyperlink>
-      <w:r>
-        <w:rPr>
-          <w:lang w:val="en_US" w:bidi="en_US"/>
-        </w:rPr>
-        <w:t xml:space="preserve">, </w:t>
-      </w:r>
-      <w:hyperlink r:id="rId196">
-        <w:r>
-          <w:rPr>
-            <w:lang w:val="en_US" w:bidi="en_US"/>
-          </w:rPr>
-          <w:rPr>
-            <w:color w:val="0000EE"/>
-            <w:u w:val="single"/>
-          </w:rPr>
-          <w:t>29–30</w:t>
-        </w:r>
-      </w:hyperlink>
-      <w:r>
-        <w:rPr>
-          <w:lang w:val="en_US" w:bidi="en_US"/>
-        </w:rPr>
-        <w:t xml:space="preserve">; </w:t>
-      </w:r>
-      <w:hyperlink r:id="rId197">
-        <w:r>
-          <w:rPr>
-            <w:lang w:val="en_US" w:bidi="en_US"/>
-          </w:rPr>
-          <w:rPr>
-            <w:color w:val="0000EE"/>
-            <w:u w:val="single"/>
-          </w:rPr>
-          <w:t>9:25–33</w:t>
-        </w:r>
-      </w:hyperlink>
-      <w:r>
-        <w:rPr>
-          <w:lang w:val="en_US" w:bidi="en_US"/>
-        </w:rPr>
-        <w:t xml:space="preserve">; </w:t>
-      </w:r>
-      <w:hyperlink r:id="rId198">
-        <w:r>
-          <w:rPr>
-            <w:lang w:val="en_US" w:bidi="en_US"/>
-          </w:rPr>
-          <w:rPr>
-            <w:color w:val="0000EE"/>
-            <w:u w:val="single"/>
-          </w:rPr>
-          <w:t>10:11–13</w:t>
-        </w:r>
-      </w:hyperlink>
-      <w:r>
-        <w:rPr>
-          <w:lang w:val="en_US" w:bidi="en_US"/>
-        </w:rPr>
-        <w:t xml:space="preserve">; </w:t>
-      </w:r>
-      <w:hyperlink r:id="rId199">
-        <w:r>
-          <w:rPr>
-            <w:lang w:val="en_US" w:bidi="en_US"/>
-          </w:rPr>
-          <w:rPr>
-            <w:color w:val="0000EE"/>
-            <w:u w:val="single"/>
-          </w:rPr>
-          <w:t>11:11–36</w:t>
-        </w:r>
-      </w:hyperlink>
-      <w:r>
-        <w:rPr>
-          <w:lang w:val="en_US" w:bidi="en_US"/>
-        </w:rPr>
-        <w:t xml:space="preserve">; </w:t>
-      </w:r>
-      <w:hyperlink r:id="rId200">
-        <w:r>
-          <w:rPr>
-            <w:lang w:val="en_US" w:bidi="en_US"/>
-          </w:rPr>
-          <w:rPr>
-            <w:color w:val="0000EE"/>
-            <w:u w:val="single"/>
-          </w:rPr>
-          <w:t>15:7–13</w:t>
-        </w:r>
-      </w:hyperlink>
-      <w:r>
-        <w:rPr>
-          <w:lang w:val="en_US" w:bidi="en_US"/>
-        </w:rPr>
-        <w:t xml:space="preserve">, </w:t>
-      </w:r>
-      <w:hyperlink r:id="rId201">
-        <w:r>
-          <w:rPr>
-            <w:lang w:val="en_US" w:bidi="en_US"/>
-          </w:rPr>
-          <w:rPr>
-            <w:color w:val="0000EE"/>
-            <w:u w:val="single"/>
-          </w:rPr>
-          <w:t>27</w:t>
-        </w:r>
-      </w:hyperlink>
-      <w:r>
-        <w:rPr>
-          <w:lang w:val="en_US" w:bidi="en_US"/>
-        </w:rPr>
-        <w:t xml:space="preserve">; </w:t>
-      </w:r>
-      <w:hyperlink r:id="rId202">
-        <w:r>
-          <w:rPr>
-            <w:lang w:val="en_US" w:bidi="en_US"/>
-          </w:rPr>
-          <w:rPr>
-            <w:color w:val="0000EE"/>
-            <w:u w:val="single"/>
-          </w:rPr>
-          <w:t>1 Corinthians 12:13</w:t>
-        </w:r>
-      </w:hyperlink>
-      <w:r>
-        <w:rPr>
-          <w:lang w:val="en_US" w:bidi="en_US"/>
-        </w:rPr>
-        <w:t xml:space="preserve">; </w:t>
-      </w:r>
-      <w:hyperlink r:id="rId203">
-        <w:r>
-          <w:rPr>
-            <w:lang w:val="en_US" w:bidi="en_US"/>
-          </w:rPr>
-          <w:rPr>
-            <w:color w:val="0000EE"/>
-            <w:u w:val="single"/>
-          </w:rPr>
-          <w:t>Galatians 2:8–21</w:t>
-        </w:r>
-      </w:hyperlink>
-      <w:r>
-        <w:rPr>
-          <w:lang w:val="en_US" w:bidi="en_US"/>
-        </w:rPr>
-        <w:t xml:space="preserve">; </w:t>
-      </w:r>
-      <w:hyperlink r:id="rId204">
-        <w:r>
-          <w:rPr>
-            <w:lang w:val="en_US" w:bidi="en_US"/>
-          </w:rPr>
-          <w:rPr>
-            <w:color w:val="0000EE"/>
-            <w:u w:val="single"/>
-          </w:rPr>
-          <w:t>3:8–9</w:t>
-        </w:r>
-      </w:hyperlink>
-      <w:r>
-        <w:rPr>
-          <w:lang w:val="en_US" w:bidi="en_US"/>
-        </w:rPr>
-        <w:t xml:space="preserve">, </w:t>
-      </w:r>
-      <w:hyperlink r:id="rId205">
-        <w:r>
-          <w:rPr>
-            <w:lang w:val="en_US" w:bidi="en_US"/>
-          </w:rPr>
-          <w:rPr>
-            <w:color w:val="0000EE"/>
-            <w:u w:val="single"/>
-          </w:rPr>
-          <w:t>26–29</w:t>
-        </w:r>
-      </w:hyperlink>
-      <w:r>
-        <w:rPr>
-          <w:lang w:val="en_US" w:bidi="en_US"/>
-        </w:rPr>
-        <w:t xml:space="preserve">; </w:t>
-      </w:r>
-      <w:hyperlink r:id="rId206">
-        <w:r>
-          <w:rPr>
-            <w:lang w:val="en_US" w:bidi="en_US"/>
-          </w:rPr>
-          <w:rPr>
-            <w:color w:val="0000EE"/>
-            <w:u w:val="single"/>
-          </w:rPr>
           <w:t>Ephesians 2:11–22</w:t>
         </w:r>
       </w:hyperlink>
@@ -5655,7 +4696,7 @@
         </w:rPr>
         <w:t xml:space="preserve">; </w:t>
       </w:r>
-      <w:hyperlink r:id="rId207">
+      <w:hyperlink r:id="rId175">
         <w:r>
           <w:rPr>
             <w:lang w:val="en_US" w:bidi="en_US"/>
@@ -5673,7 +4714,7 @@
         </w:rPr>
         <w:t xml:space="preserve">; </w:t>
       </w:r>
-      <w:hyperlink r:id="rId208">
+      <w:hyperlink r:id="rId176">
         <w:r>
           <w:rPr>
             <w:lang w:val="en_US" w:bidi="en_US"/>
@@ -5733,7 +4774,7 @@
         </w:rPr>
         <w:t>Job’s comforters could not accept the idea that any human could be truly innocent (</w:t>
       </w:r>
-      <w:hyperlink r:id="rId209">
+      <w:hyperlink r:id="rId177">
         <w:r>
           <w:rPr>
             <w:lang w:val="en_US" w:bidi="en_US"/>
@@ -5751,7 +4792,7 @@
         </w:rPr>
         <w:t xml:space="preserve">; </w:t>
       </w:r>
-      <w:hyperlink r:id="rId210">
+      <w:hyperlink r:id="rId178">
         <w:r>
           <w:rPr>
             <w:lang w:val="en_US" w:bidi="en_US"/>
@@ -5769,7 +4810,7 @@
         </w:rPr>
         <w:t xml:space="preserve">; </w:t>
       </w:r>
-      <w:hyperlink r:id="rId211">
+      <w:hyperlink r:id="rId179">
         <w:r>
           <w:rPr>
             <w:lang w:val="en_US" w:bidi="en_US"/>
@@ -5811,7 +4852,7 @@
         </w:rPr>
         <w:t>" (</w:t>
       </w:r>
-      <w:hyperlink r:id="rId212">
+      <w:hyperlink r:id="rId180">
         <w:r>
           <w:rPr>
             <w:lang w:val="en_US" w:bidi="en_US"/>
@@ -5829,7 +4870,7 @@
         </w:rPr>
         <w:t xml:space="preserve">, </w:t>
       </w:r>
-      <w:hyperlink r:id="rId213">
+      <w:hyperlink r:id="rId181">
         <w:r>
           <w:rPr>
             <w:lang w:val="en_US" w:bidi="en_US"/>
@@ -5861,7 +4902,7 @@
         </w:rPr>
         <w:t>Eliphaz and the others misunderstood Job’s position. When they denied that Job could be right or pure, they were referring to the absolute difference between the Creator (God) and the creature (humans). But Job was not claiming to be completely pure. He admitted he had sinned when he was young (</w:t>
       </w:r>
-      <w:hyperlink r:id="rId214">
+      <w:hyperlink r:id="rId182">
         <w:r>
           <w:rPr>
             <w:lang w:val="en_US" w:bidi="en_US"/>
@@ -5879,7 +4920,7 @@
         </w:rPr>
         <w:t>). And he knew he needed God to forgive his sins and remove his guilt (</w:t>
       </w:r>
-      <w:hyperlink r:id="rId215">
+      <w:hyperlink r:id="rId183">
         <w:r>
           <w:rPr>
             <w:lang w:val="en_US" w:bidi="en_US"/>
@@ -5911,7 +4952,7 @@
         </w:rPr>
         <w:t>At the same time, Job often stated his honesty and his innocence in his relationship with God (</w:t>
       </w:r>
-      <w:hyperlink r:id="rId216">
+      <w:hyperlink r:id="rId184">
         <w:r>
           <w:rPr>
             <w:lang w:val="en_US" w:bidi="en_US"/>
@@ -5929,7 +4970,7 @@
         </w:rPr>
         <w:t xml:space="preserve">; </w:t>
       </w:r>
-      <w:hyperlink r:id="rId217">
+      <w:hyperlink r:id="rId185">
         <w:r>
           <w:rPr>
             <w:lang w:val="en_US" w:bidi="en_US"/>
@@ -5947,7 +4988,7 @@
         </w:rPr>
         <w:t xml:space="preserve">; </w:t>
       </w:r>
-      <w:hyperlink r:id="rId218">
+      <w:hyperlink r:id="rId186">
         <w:r>
           <w:rPr>
             <w:lang w:val="en_US" w:bidi="en_US"/>
@@ -5965,7 +5006,7 @@
         </w:rPr>
         <w:t xml:space="preserve">; </w:t>
       </w:r>
-      <w:hyperlink r:id="rId219">
+      <w:hyperlink r:id="rId187">
         <w:r>
           <w:rPr>
             <w:lang w:val="en_US" w:bidi="en_US"/>
@@ -5983,7 +5024,7 @@
         </w:rPr>
         <w:t>). Even Eliphaz admitted that Job lived an upright life (</w:t>
       </w:r>
-      <w:hyperlink r:id="rId220">
+      <w:hyperlink r:id="rId188">
         <w:r>
           <w:rPr>
             <w:lang w:val="en_US" w:bidi="en_US"/>
@@ -6001,7 +5042,7 @@
         </w:rPr>
         <w:t>). Job’s faith led him to seek an audience with God, believing in God's justice despite his suffering. Job continued to hope for a Redeemer (</w:t>
       </w:r>
-      <w:hyperlink r:id="rId221">
+      <w:hyperlink r:id="rId189">
         <w:r>
           <w:rPr>
             <w:lang w:val="en_US" w:bidi="en_US"/>
@@ -6033,7 +5074,7 @@
         </w:rPr>
         <w:t>God's justice might require a mediator, and it might not be clear before death (</w:t>
       </w:r>
-      <w:hyperlink r:id="rId222">
+      <w:hyperlink r:id="rId190">
         <w:r>
           <w:rPr>
             <w:lang w:val="en_US" w:bidi="en_US"/>
@@ -6051,7 +5092,7 @@
         </w:rPr>
         <w:t xml:space="preserve">; </w:t>
       </w:r>
-      <w:hyperlink r:id="rId223">
+      <w:hyperlink r:id="rId191">
         <w:r>
           <w:rPr>
             <w:lang w:val="en_US" w:bidi="en_US"/>
@@ -6069,7 +5110,7 @@
         </w:rPr>
         <w:t>). But Job trusted that he would be proven innocent. He lived "by faith, not by sight" (</w:t>
       </w:r>
-      <w:hyperlink r:id="rId224">
+      <w:hyperlink r:id="rId192">
         <w:r>
           <w:rPr>
             <w:lang w:val="en_US" w:bidi="en_US"/>
@@ -6087,7 +5128,7 @@
         </w:rPr>
         <w:t xml:space="preserve">; see also </w:t>
       </w:r>
-      <w:hyperlink r:id="rId225">
+      <w:hyperlink r:id="rId193">
         <w:r>
           <w:rPr>
             <w:lang w:val="en_US" w:bidi="en_US"/>
@@ -6105,7 +5146,7 @@
         </w:rPr>
         <w:t xml:space="preserve">; </w:t>
       </w:r>
-      <w:hyperlink r:id="rId226">
+      <w:hyperlink r:id="rId194">
         <w:r>
           <w:rPr>
             <w:lang w:val="en_US" w:bidi="en_US"/>
@@ -6123,7 +5164,7 @@
         </w:rPr>
         <w:t xml:space="preserve">; </w:t>
       </w:r>
-      <w:hyperlink r:id="rId227">
+      <w:hyperlink r:id="rId195">
         <w:r>
           <w:rPr>
             <w:lang w:val="en_US" w:bidi="en_US"/>
@@ -6141,7 +5182,7 @@
         </w:rPr>
         <w:t xml:space="preserve">; </w:t>
       </w:r>
-      <w:hyperlink r:id="rId228">
+      <w:hyperlink r:id="rId196">
         <w:r>
           <w:rPr>
             <w:lang w:val="en_US" w:bidi="en_US"/>
@@ -6159,7 +5200,7 @@
         </w:rPr>
         <w:t xml:space="preserve">; </w:t>
       </w:r>
-      <w:hyperlink r:id="rId229">
+      <w:hyperlink r:id="rId197">
         <w:r>
           <w:rPr>
             <w:lang w:val="en_US" w:bidi="en_US"/>
@@ -6203,7 +5244,7 @@
         </w:rPr>
         <w:t>" (</w:t>
       </w:r>
-      <w:hyperlink r:id="rId230">
+      <w:hyperlink r:id="rId198">
         <w:r>
           <w:rPr>
             <w:lang w:val="en_US" w:bidi="en_US"/>
@@ -6221,7 +5262,7 @@
         </w:rPr>
         <w:t xml:space="preserve">, </w:t>
       </w:r>
-      <w:hyperlink r:id="rId231">
+      <w:hyperlink r:id="rId199">
         <w:r>
           <w:rPr>
             <w:lang w:val="en_US" w:bidi="en_US"/>
@@ -6239,7 +5280,7 @@
         </w:rPr>
         <w:t xml:space="preserve">; </w:t>
       </w:r>
-      <w:hyperlink r:id="rId232">
+      <w:hyperlink r:id="rId200">
         <w:r>
           <w:rPr>
             <w:lang w:val="en_US" w:bidi="en_US"/>
@@ -6257,7 +5298,7 @@
         </w:rPr>
         <w:t xml:space="preserve">; </w:t>
       </w:r>
-      <w:hyperlink r:id="rId233">
+      <w:hyperlink r:id="rId201">
         <w:r>
           <w:rPr>
             <w:lang w:val="en_US" w:bidi="en_US"/>
@@ -6275,7 +5316,7 @@
         </w:rPr>
         <w:t xml:space="preserve">). God does the same for us when we, like Job, put our complete trust in him (see </w:t>
       </w:r>
-      <w:hyperlink r:id="rId234">
+      <w:hyperlink r:id="rId202">
         <w:r>
           <w:rPr>
             <w:lang w:val="en_US" w:bidi="en_US"/>
@@ -6293,7 +5334,7 @@
         </w:rPr>
         <w:t xml:space="preserve">; </w:t>
       </w:r>
-      <w:hyperlink r:id="rId235">
+      <w:hyperlink r:id="rId203">
         <w:r>
           <w:rPr>
             <w:lang w:val="en_US" w:bidi="en_US"/>
@@ -6334,7 +5375,7 @@
           <w:lang w:val="en_US" w:bidi="en_US"/>
         </w:rPr>
       </w:r>
-      <w:hyperlink r:id="rId236">
+      <w:hyperlink r:id="rId204">
         <w:r>
           <w:rPr>
             <w:lang w:val="en_US" w:bidi="en_US"/>
@@ -6352,7 +5393,7 @@
         </w:rPr>
         <w:t xml:space="preserve">; </w:t>
       </w:r>
-      <w:hyperlink r:id="rId230">
+      <w:hyperlink r:id="rId198">
         <w:r>
           <w:rPr>
             <w:lang w:val="en_US" w:bidi="en_US"/>
@@ -6370,7 +5411,7 @@
         </w:rPr>
         <w:t xml:space="preserve">, </w:t>
       </w:r>
-      <w:hyperlink r:id="rId237">
+      <w:hyperlink r:id="rId205">
         <w:r>
           <w:rPr>
             <w:lang w:val="en_US" w:bidi="en_US"/>
@@ -6388,7 +5429,7 @@
         </w:rPr>
         <w:t xml:space="preserve">; </w:t>
       </w:r>
-      <w:hyperlink r:id="rId238">
+      <w:hyperlink r:id="rId206">
         <w:r>
           <w:rPr>
             <w:lang w:val="en_US" w:bidi="en_US"/>
@@ -6406,7 +5447,7 @@
         </w:rPr>
         <w:t xml:space="preserve">; </w:t>
       </w:r>
-      <w:hyperlink r:id="rId220">
+      <w:hyperlink r:id="rId188">
         <w:r>
           <w:rPr>
             <w:lang w:val="en_US" w:bidi="en_US"/>
@@ -6424,7 +5465,7 @@
         </w:rPr>
         <w:t xml:space="preserve">; </w:t>
       </w:r>
-      <w:hyperlink r:id="rId239">
+      <w:hyperlink r:id="rId207">
         <w:r>
           <w:rPr>
             <w:lang w:val="en_US" w:bidi="en_US"/>
@@ -6442,7 +5483,7 @@
         </w:rPr>
         <w:t xml:space="preserve">; </w:t>
       </w:r>
-      <w:hyperlink r:id="rId240">
+      <w:hyperlink r:id="rId208">
         <w:r>
           <w:rPr>
             <w:lang w:val="en_US" w:bidi="en_US"/>
@@ -6460,6 +5501,150 @@
         </w:rPr>
         <w:t xml:space="preserve">; </w:t>
       </w:r>
+      <w:hyperlink r:id="rId183">
+        <w:r>
+          <w:rPr>
+            <w:lang w:val="en_US" w:bidi="en_US"/>
+          </w:rPr>
+          <w:rPr>
+            <w:color w:val="0000EE"/>
+            <w:u w:val="single"/>
+          </w:rPr>
+          <w:t>14:16–17</w:t>
+        </w:r>
+      </w:hyperlink>
+      <w:r>
+        <w:rPr>
+          <w:lang w:val="en_US" w:bidi="en_US"/>
+        </w:rPr>
+        <w:t xml:space="preserve">; </w:t>
+      </w:r>
+      <w:hyperlink r:id="rId209">
+        <w:r>
+          <w:rPr>
+            <w:lang w:val="en_US" w:bidi="en_US"/>
+          </w:rPr>
+          <w:rPr>
+            <w:color w:val="0000EE"/>
+            <w:u w:val="single"/>
+          </w:rPr>
+          <w:t>15:14</w:t>
+        </w:r>
+      </w:hyperlink>
+      <w:r>
+        <w:rPr>
+          <w:lang w:val="en_US" w:bidi="en_US"/>
+        </w:rPr>
+        <w:t xml:space="preserve">; </w:t>
+      </w:r>
+      <w:hyperlink r:id="rId210">
+        <w:r>
+          <w:rPr>
+            <w:lang w:val="en_US" w:bidi="en_US"/>
+          </w:rPr>
+          <w:rPr>
+            <w:color w:val="0000EE"/>
+            <w:u w:val="single"/>
+          </w:rPr>
+          <w:t>19:25–26</w:t>
+        </w:r>
+      </w:hyperlink>
+      <w:r>
+        <w:rPr>
+          <w:lang w:val="en_US" w:bidi="en_US"/>
+        </w:rPr>
+        <w:t xml:space="preserve">; </w:t>
+      </w:r>
+      <w:hyperlink r:id="rId211">
+        <w:r>
+          <w:rPr>
+            <w:lang w:val="en_US" w:bidi="en_US"/>
+          </w:rPr>
+          <w:rPr>
+            <w:color w:val="0000EE"/>
+            <w:u w:val="single"/>
+          </w:rPr>
+          <w:t>23:10</w:t>
+        </w:r>
+      </w:hyperlink>
+      <w:r>
+        <w:rPr>
+          <w:lang w:val="en_US" w:bidi="en_US"/>
+        </w:rPr>
+        <w:t xml:space="preserve">; </w:t>
+      </w:r>
+      <w:hyperlink r:id="rId212">
+        <w:r>
+          <w:rPr>
+            <w:lang w:val="en_US" w:bidi="en_US"/>
+          </w:rPr>
+          <w:rPr>
+            <w:color w:val="0000EE"/>
+            <w:u w:val="single"/>
+          </w:rPr>
+          <w:t>25:4</w:t>
+        </w:r>
+      </w:hyperlink>
+      <w:r>
+        <w:rPr>
+          <w:lang w:val="en_US" w:bidi="en_US"/>
+        </w:rPr>
+        <w:t xml:space="preserve">; </w:t>
+      </w:r>
+      <w:hyperlink r:id="rId213">
+        <w:r>
+          <w:rPr>
+            <w:lang w:val="en_US" w:bidi="en_US"/>
+          </w:rPr>
+          <w:rPr>
+            <w:color w:val="0000EE"/>
+            <w:u w:val="single"/>
+          </w:rPr>
+          <w:t>27:5–6</w:t>
+        </w:r>
+      </w:hyperlink>
+      <w:r>
+        <w:rPr>
+          <w:lang w:val="en_US" w:bidi="en_US"/>
+        </w:rPr>
+        <w:t xml:space="preserve">; </w:t>
+      </w:r>
+      <w:hyperlink r:id="rId201">
+        <w:r>
+          <w:rPr>
+            <w:lang w:val="en_US" w:bidi="en_US"/>
+          </w:rPr>
+          <w:rPr>
+            <w:color w:val="0000EE"/>
+            <w:u w:val="single"/>
+          </w:rPr>
+          <w:t>42:7–8</w:t>
+        </w:r>
+      </w:hyperlink>
+      <w:r>
+        <w:rPr>
+          <w:lang w:val="en_US" w:bidi="en_US"/>
+        </w:rPr>
+        <w:t xml:space="preserve">; </w:t>
+      </w:r>
+      <w:hyperlink r:id="rId214">
+        <w:r>
+          <w:rPr>
+            <w:lang w:val="en_US" w:bidi="en_US"/>
+          </w:rPr>
+          <w:rPr>
+            <w:color w:val="0000EE"/>
+            <w:u w:val="single"/>
+          </w:rPr>
+          <w:t>Psalms 25:7</w:t>
+        </w:r>
+      </w:hyperlink>
+      <w:r>
+        <w:rPr>
+          <w:lang w:val="en_US" w:bidi="en_US"/>
+        </w:rPr>
+        <w:t xml:space="preserve">; </w:t>
+      </w:r>
       <w:hyperlink r:id="rId215">
         <w:r>
           <w:rPr>
@@ -6469,150 +5654,6 @@
             <w:color w:val="0000EE"/>
             <w:u w:val="single"/>
           </w:rPr>
-          <w:t>14:16–17</w:t>
-        </w:r>
-      </w:hyperlink>
-      <w:r>
-        <w:rPr>
-          <w:lang w:val="en_US" w:bidi="en_US"/>
-        </w:rPr>
-        <w:t xml:space="preserve">; </w:t>
-      </w:r>
-      <w:hyperlink r:id="rId241">
-        <w:r>
-          <w:rPr>
-            <w:lang w:val="en_US" w:bidi="en_US"/>
-          </w:rPr>
-          <w:rPr>
-            <w:color w:val="0000EE"/>
-            <w:u w:val="single"/>
-          </w:rPr>
-          <w:t>15:14</w:t>
-        </w:r>
-      </w:hyperlink>
-      <w:r>
-        <w:rPr>
-          <w:lang w:val="en_US" w:bidi="en_US"/>
-        </w:rPr>
-        <w:t xml:space="preserve">; </w:t>
-      </w:r>
-      <w:hyperlink r:id="rId242">
-        <w:r>
-          <w:rPr>
-            <w:lang w:val="en_US" w:bidi="en_US"/>
-          </w:rPr>
-          <w:rPr>
-            <w:color w:val="0000EE"/>
-            <w:u w:val="single"/>
-          </w:rPr>
-          <w:t>19:25–26</w:t>
-        </w:r>
-      </w:hyperlink>
-      <w:r>
-        <w:rPr>
-          <w:lang w:val="en_US" w:bidi="en_US"/>
-        </w:rPr>
-        <w:t xml:space="preserve">; </w:t>
-      </w:r>
-      <w:hyperlink r:id="rId243">
-        <w:r>
-          <w:rPr>
-            <w:lang w:val="en_US" w:bidi="en_US"/>
-          </w:rPr>
-          <w:rPr>
-            <w:color w:val="0000EE"/>
-            <w:u w:val="single"/>
-          </w:rPr>
-          <w:t>23:10</w:t>
-        </w:r>
-      </w:hyperlink>
-      <w:r>
-        <w:rPr>
-          <w:lang w:val="en_US" w:bidi="en_US"/>
-        </w:rPr>
-        <w:t xml:space="preserve">; </w:t>
-      </w:r>
-      <w:hyperlink r:id="rId244">
-        <w:r>
-          <w:rPr>
-            <w:lang w:val="en_US" w:bidi="en_US"/>
-          </w:rPr>
-          <w:rPr>
-            <w:color w:val="0000EE"/>
-            <w:u w:val="single"/>
-          </w:rPr>
-          <w:t>25:4</w:t>
-        </w:r>
-      </w:hyperlink>
-      <w:r>
-        <w:rPr>
-          <w:lang w:val="en_US" w:bidi="en_US"/>
-        </w:rPr>
-        <w:t xml:space="preserve">; </w:t>
-      </w:r>
-      <w:hyperlink r:id="rId245">
-        <w:r>
-          <w:rPr>
-            <w:lang w:val="en_US" w:bidi="en_US"/>
-          </w:rPr>
-          <w:rPr>
-            <w:color w:val="0000EE"/>
-            <w:u w:val="single"/>
-          </w:rPr>
-          <w:t>27:5–6</w:t>
-        </w:r>
-      </w:hyperlink>
-      <w:r>
-        <w:rPr>
-          <w:lang w:val="en_US" w:bidi="en_US"/>
-        </w:rPr>
-        <w:t xml:space="preserve">; </w:t>
-      </w:r>
-      <w:hyperlink r:id="rId233">
-        <w:r>
-          <w:rPr>
-            <w:lang w:val="en_US" w:bidi="en_US"/>
-          </w:rPr>
-          <w:rPr>
-            <w:color w:val="0000EE"/>
-            <w:u w:val="single"/>
-          </w:rPr>
-          <w:t>42:7–8</w:t>
-        </w:r>
-      </w:hyperlink>
-      <w:r>
-        <w:rPr>
-          <w:lang w:val="en_US" w:bidi="en_US"/>
-        </w:rPr>
-        <w:t xml:space="preserve">; </w:t>
-      </w:r>
-      <w:hyperlink r:id="rId246">
-        <w:r>
-          <w:rPr>
-            <w:lang w:val="en_US" w:bidi="en_US"/>
-          </w:rPr>
-          <w:rPr>
-            <w:color w:val="0000EE"/>
-            <w:u w:val="single"/>
-          </w:rPr>
-          <w:t>Psalms 25:7</w:t>
-        </w:r>
-      </w:hyperlink>
-      <w:r>
-        <w:rPr>
-          <w:lang w:val="en_US" w:bidi="en_US"/>
-        </w:rPr>
-        <w:t xml:space="preserve">; </w:t>
-      </w:r>
-      <w:hyperlink r:id="rId247">
-        <w:r>
-          <w:rPr>
-            <w:lang w:val="en_US" w:bidi="en_US"/>
-          </w:rPr>
-          <w:rPr>
-            <w:color w:val="0000EE"/>
-            <w:u w:val="single"/>
-          </w:rPr>
           <w:t>37:37</w:t>
         </w:r>
       </w:hyperlink>
@@ -6622,7 +5663,7 @@
         </w:rPr>
         <w:t xml:space="preserve">; </w:t>
       </w:r>
-      <w:hyperlink r:id="rId248">
+      <w:hyperlink r:id="rId216">
         <w:r>
           <w:rPr>
             <w:lang w:val="en_US" w:bidi="en_US"/>
@@ -6640,7 +5681,7 @@
         </w:rPr>
         <w:t xml:space="preserve">; </w:t>
       </w:r>
-      <w:hyperlink r:id="rId249">
+      <w:hyperlink r:id="rId217">
         <w:r>
           <w:rPr>
             <w:lang w:val="en_US" w:bidi="en_US"/>
@@ -6658,7 +5699,7 @@
         </w:rPr>
         <w:t xml:space="preserve">; </w:t>
       </w:r>
-      <w:hyperlink r:id="rId212">
+      <w:hyperlink r:id="rId180">
         <w:r>
           <w:rPr>
             <w:lang w:val="en_US" w:bidi="en_US"/>
@@ -6676,7 +5717,7 @@
         </w:rPr>
         <w:t xml:space="preserve">, </w:t>
       </w:r>
-      <w:hyperlink r:id="rId213">
+      <w:hyperlink r:id="rId181">
         <w:r>
           <w:rPr>
             <w:lang w:val="en_US" w:bidi="en_US"/>
@@ -6694,7 +5735,7 @@
         </w:rPr>
         <w:t xml:space="preserve">, </w:t>
       </w:r>
-      <w:hyperlink r:id="rId250">
+      <w:hyperlink r:id="rId218">
         <w:r>
           <w:rPr>
             <w:lang w:val="en_US" w:bidi="en_US"/>
@@ -6712,7 +5753,7 @@
         </w:rPr>
         <w:t xml:space="preserve">; </w:t>
       </w:r>
-      <w:hyperlink r:id="rId234">
+      <w:hyperlink r:id="rId202">
         <w:r>
           <w:rPr>
             <w:lang w:val="en_US" w:bidi="en_US"/>
@@ -6730,7 +5771,7 @@
         </w:rPr>
         <w:t xml:space="preserve">; </w:t>
       </w:r>
-      <w:hyperlink r:id="rId251">
+      <w:hyperlink r:id="rId219">
         <w:r>
           <w:rPr>
             <w:lang w:val="en_US" w:bidi="en_US"/>
@@ -6748,7 +5789,7 @@
         </w:rPr>
         <w:t xml:space="preserve">; </w:t>
       </w:r>
-      <w:hyperlink r:id="rId226">
+      <w:hyperlink r:id="rId194">
         <w:r>
           <w:rPr>
             <w:lang w:val="en_US" w:bidi="en_US"/>
@@ -6766,7 +5807,7 @@
         </w:rPr>
         <w:t xml:space="preserve">; </w:t>
       </w:r>
-      <w:hyperlink r:id="rId227">
+      <w:hyperlink r:id="rId195">
         <w:r>
           <w:rPr>
             <w:lang w:val="en_US" w:bidi="en_US"/>
@@ -6826,7 +5867,7 @@
         </w:rPr>
         <w:t xml:space="preserve">In the first half of his Gospel, the apostle John describes various people who show true discipleship (see </w:t>
       </w:r>
-      <w:hyperlink r:id="rId252">
+      <w:hyperlink r:id="rId220">
         <w:r>
           <w:rPr>
             <w:lang w:val="en_US" w:bidi="en_US"/>
@@ -6844,7 +5885,7 @@
         </w:rPr>
         <w:t xml:space="preserve">; </w:t>
       </w:r>
-      <w:hyperlink r:id="rId253">
+      <w:hyperlink r:id="rId221">
         <w:r>
           <w:rPr>
             <w:lang w:val="en_US" w:bidi="en_US"/>
@@ -6862,7 +5903,7 @@
         </w:rPr>
         <w:t xml:space="preserve">; </w:t>
       </w:r>
-      <w:hyperlink r:id="rId254">
+      <w:hyperlink r:id="rId222">
         <w:r>
           <w:rPr>
             <w:lang w:val="en_US" w:bidi="en_US"/>
@@ -6923,7 +5964,7 @@
         </w:rPr>
         <w:t xml:space="preserve"> In each of these three stories, they identify Jesus correctly (see, for example, </w:t>
       </w:r>
-      <w:hyperlink r:id="rId255">
+      <w:hyperlink r:id="rId223">
         <w:r>
           <w:rPr>
             <w:lang w:val="en_US" w:bidi="en_US"/>
@@ -6941,7 +5982,7 @@
         </w:rPr>
         <w:t xml:space="preserve">, </w:t>
       </w:r>
-      <w:hyperlink r:id="rId256">
+      <w:hyperlink r:id="rId224">
         <w:r>
           <w:rPr>
             <w:lang w:val="en_US" w:bidi="en_US"/>
@@ -6959,7 +6000,7 @@
         </w:rPr>
         <w:t xml:space="preserve">, </w:t>
       </w:r>
-      <w:hyperlink r:id="rId257">
+      <w:hyperlink r:id="rId225">
         <w:r>
           <w:rPr>
             <w:lang w:val="en_US" w:bidi="en_US"/>
@@ -6977,7 +6018,7 @@
         </w:rPr>
         <w:t xml:space="preserve">, </w:t>
       </w:r>
-      <w:hyperlink r:id="rId258">
+      <w:hyperlink r:id="rId226">
         <w:r>
           <w:rPr>
             <w:lang w:val="en_US" w:bidi="en_US"/>
@@ -6995,7 +6036,7 @@
         </w:rPr>
         <w:t xml:space="preserve">; </w:t>
       </w:r>
-      <w:hyperlink r:id="rId259">
+      <w:hyperlink r:id="rId227">
         <w:r>
           <w:rPr>
             <w:lang w:val="en_US" w:bidi="en_US"/>
@@ -7013,7 +6054,7 @@
         </w:rPr>
         <w:t xml:space="preserve">, </w:t>
       </w:r>
-      <w:hyperlink r:id="rId260">
+      <w:hyperlink r:id="rId228">
         <w:r>
           <w:rPr>
             <w:lang w:val="en_US" w:bidi="en_US"/>
@@ -7031,7 +6072,7 @@
         </w:rPr>
         <w:t xml:space="preserve">, </w:t>
       </w:r>
-      <w:hyperlink r:id="rId261">
+      <w:hyperlink r:id="rId229">
         <w:r>
           <w:rPr>
             <w:lang w:val="en_US" w:bidi="en_US"/>
@@ -7049,7 +6090,7 @@
         </w:rPr>
         <w:t xml:space="preserve">; </w:t>
       </w:r>
-      <w:hyperlink r:id="rId262">
+      <w:hyperlink r:id="rId230">
         <w:r>
           <w:rPr>
             <w:lang w:val="en_US" w:bidi="en_US"/>
@@ -7067,7 +6108,7 @@
         </w:rPr>
         <w:t xml:space="preserve">, </w:t>
       </w:r>
-      <w:hyperlink r:id="rId263">
+      <w:hyperlink r:id="rId231">
         <w:r>
           <w:rPr>
             <w:lang w:val="en_US" w:bidi="en_US"/>
@@ -7085,7 +6126,7 @@
         </w:rPr>
         <w:t xml:space="preserve">, </w:t>
       </w:r>
-      <w:hyperlink r:id="rId264">
+      <w:hyperlink r:id="rId232">
         <w:r>
           <w:rPr>
             <w:lang w:val="en_US" w:bidi="en_US"/>
@@ -7128,7 +6169,7 @@
         </w:rPr>
         <w:t xml:space="preserve"> They witness Jesus' powerful acts, listen to his wise words, and trust (see </w:t>
       </w:r>
-      <w:hyperlink r:id="rId265">
+      <w:hyperlink r:id="rId233">
         <w:r>
           <w:rPr>
             <w:lang w:val="en_US" w:bidi="en_US"/>
@@ -7146,7 +6187,7 @@
         </w:rPr>
         <w:t xml:space="preserve">; </w:t>
       </w:r>
-      <w:hyperlink r:id="rId266">
+      <w:hyperlink r:id="rId234">
         <w:r>
           <w:rPr>
             <w:lang w:val="en_US" w:bidi="en_US"/>
@@ -7164,7 +6205,7 @@
         </w:rPr>
         <w:t xml:space="preserve">; </w:t>
       </w:r>
-      <w:hyperlink r:id="rId264">
+      <w:hyperlink r:id="rId232">
         <w:r>
           <w:rPr>
             <w:lang w:val="en_US" w:bidi="en_US"/>
@@ -7182,7 +6223,7 @@
         </w:rPr>
         <w:t xml:space="preserve">; see also </w:t>
       </w:r>
-      <w:hyperlink r:id="rId267">
+      <w:hyperlink r:id="rId235">
         <w:r>
           <w:rPr>
             <w:lang w:val="en_US" w:bidi="en_US"/>
@@ -7200,7 +6241,7 @@
         </w:rPr>
         <w:t xml:space="preserve">, </w:t>
       </w:r>
-      <w:hyperlink r:id="rId268">
+      <w:hyperlink r:id="rId236">
         <w:r>
           <w:rPr>
             <w:lang w:val="en_US" w:bidi="en_US"/>
@@ -7243,7 +6284,7 @@
         </w:rPr>
         <w:t xml:space="preserve"> (</w:t>
       </w:r>
-      <w:hyperlink r:id="rId269">
+      <w:hyperlink r:id="rId237">
         <w:r>
           <w:rPr>
             <w:lang w:val="en_US" w:bidi="en_US"/>
@@ -7261,7 +6302,7 @@
         </w:rPr>
         <w:t xml:space="preserve">; </w:t>
       </w:r>
-      <w:hyperlink r:id="rId270">
+      <w:hyperlink r:id="rId238">
         <w:r>
           <w:rPr>
             <w:lang w:val="en_US" w:bidi="en_US"/>
@@ -7279,7 +6320,7 @@
         </w:rPr>
         <w:t xml:space="preserve">; </w:t>
       </w:r>
-      <w:hyperlink r:id="rId271">
+      <w:hyperlink r:id="rId239">
         <w:r>
           <w:rPr>
             <w:lang w:val="en_US" w:bidi="en_US"/>
@@ -7297,7 +6338,7 @@
         </w:rPr>
         <w:t xml:space="preserve">, </w:t>
       </w:r>
-      <w:hyperlink r:id="rId272">
+      <w:hyperlink r:id="rId240">
         <w:r>
           <w:rPr>
             <w:lang w:val="en_US" w:bidi="en_US"/>
@@ -7315,7 +6356,7 @@
         </w:rPr>
         <w:t xml:space="preserve">; </w:t>
       </w:r>
-      <w:hyperlink r:id="rId273">
+      <w:hyperlink r:id="rId241">
         <w:r>
           <w:rPr>
             <w:lang w:val="en_US" w:bidi="en_US"/>
@@ -7333,7 +6374,7 @@
         </w:rPr>
         <w:t xml:space="preserve">; </w:t>
       </w:r>
-      <w:hyperlink r:id="rId274">
+      <w:hyperlink r:id="rId242">
         <w:r>
           <w:rPr>
             <w:lang w:val="en_US" w:bidi="en_US"/>
@@ -7365,7 +6406,7 @@
         </w:rPr>
         <w:t xml:space="preserve">John shared this example of true discipleship to inspire readers to join these brave men and women and become disciples of Jesus too (see </w:t>
       </w:r>
-      <w:hyperlink r:id="rId275">
+      <w:hyperlink r:id="rId243">
         <w:r>
           <w:rPr>
             <w:lang w:val="en_US" w:bidi="en_US"/>
@@ -7406,7 +6447,7 @@
           <w:lang w:val="en_US" w:bidi="en_US"/>
         </w:rPr>
       </w:r>
-      <w:hyperlink r:id="rId276">
+      <w:hyperlink r:id="rId244">
         <w:r>
           <w:rPr>
             <w:lang w:val="en_US" w:bidi="en_US"/>
@@ -7424,7 +6465,7 @@
         </w:rPr>
         <w:t xml:space="preserve">; </w:t>
       </w:r>
-      <w:hyperlink r:id="rId277">
+      <w:hyperlink r:id="rId245">
         <w:r>
           <w:rPr>
             <w:lang w:val="en_US" w:bidi="en_US"/>
@@ -7442,7 +6483,7 @@
         </w:rPr>
         <w:t xml:space="preserve">; </w:t>
       </w:r>
-      <w:hyperlink r:id="rId278">
+      <w:hyperlink r:id="rId246">
         <w:r>
           <w:rPr>
             <w:lang w:val="en_US" w:bidi="en_US"/>
@@ -7460,7 +6501,7 @@
         </w:rPr>
         <w:t xml:space="preserve">; </w:t>
       </w:r>
-      <w:hyperlink r:id="rId279">
+      <w:hyperlink r:id="rId247">
         <w:r>
           <w:rPr>
             <w:lang w:val="en_US" w:bidi="en_US"/>
@@ -7478,7 +6519,7 @@
         </w:rPr>
         <w:t xml:space="preserve">; </w:t>
       </w:r>
-      <w:hyperlink r:id="rId280">
+      <w:hyperlink r:id="rId248">
         <w:r>
           <w:rPr>
             <w:lang w:val="en_US" w:bidi="en_US"/>
@@ -7496,115 +6537,115 @@
         </w:rPr>
         <w:t xml:space="preserve">; </w:t>
       </w:r>
+      <w:hyperlink r:id="rId222">
+        <w:r>
+          <w:rPr>
+            <w:lang w:val="en_US" w:bidi="en_US"/>
+          </w:rPr>
+          <w:rPr>
+            <w:color w:val="0000EE"/>
+            <w:u w:val="single"/>
+          </w:rPr>
+          <w:t>9:1–41</w:t>
+        </w:r>
+      </w:hyperlink>
+      <w:r>
+        <w:rPr>
+          <w:lang w:val="en_US" w:bidi="en_US"/>
+        </w:rPr>
+        <w:t xml:space="preserve">; </w:t>
+      </w:r>
+      <w:hyperlink r:id="rId249">
+        <w:r>
+          <w:rPr>
+            <w:lang w:val="en_US" w:bidi="en_US"/>
+          </w:rPr>
+          <w:rPr>
+            <w:color w:val="0000EE"/>
+            <w:u w:val="single"/>
+          </w:rPr>
+          <w:t>12:25–26</w:t>
+        </w:r>
+      </w:hyperlink>
+      <w:r>
+        <w:rPr>
+          <w:lang w:val="en_US" w:bidi="en_US"/>
+        </w:rPr>
+        <w:t xml:space="preserve">; </w:t>
+      </w:r>
+      <w:hyperlink r:id="rId250">
+        <w:r>
+          <w:rPr>
+            <w:lang w:val="en_US" w:bidi="en_US"/>
+          </w:rPr>
+          <w:rPr>
+            <w:color w:val="0000EE"/>
+            <w:u w:val="single"/>
+          </w:rPr>
+          <w:t>13:35</w:t>
+        </w:r>
+      </w:hyperlink>
+      <w:r>
+        <w:rPr>
+          <w:lang w:val="en_US" w:bidi="en_US"/>
+        </w:rPr>
+        <w:t xml:space="preserve">; </w:t>
+      </w:r>
+      <w:hyperlink r:id="rId251">
+        <w:r>
+          <w:rPr>
+            <w:lang w:val="en_US" w:bidi="en_US"/>
+          </w:rPr>
+          <w:rPr>
+            <w:color w:val="0000EE"/>
+            <w:u w:val="single"/>
+          </w:rPr>
+          <w:t>18:36</w:t>
+        </w:r>
+      </w:hyperlink>
+      <w:r>
+        <w:rPr>
+          <w:lang w:val="en_US" w:bidi="en_US"/>
+        </w:rPr>
+        <w:t xml:space="preserve">; </w:t>
+      </w:r>
+      <w:hyperlink r:id="rId252">
+        <w:r>
+          <w:rPr>
+            <w:lang w:val="en_US" w:bidi="en_US"/>
+          </w:rPr>
+          <w:rPr>
+            <w:color w:val="0000EE"/>
+            <w:u w:val="single"/>
+          </w:rPr>
+          <w:t>Acts 9:2</w:t>
+        </w:r>
+      </w:hyperlink>
+      <w:r>
+        <w:rPr>
+          <w:lang w:val="en_US" w:bidi="en_US"/>
+        </w:rPr>
+        <w:t xml:space="preserve">; </w:t>
+      </w:r>
+      <w:hyperlink r:id="rId253">
+        <w:r>
+          <w:rPr>
+            <w:lang w:val="en_US" w:bidi="en_US"/>
+          </w:rPr>
+          <w:rPr>
+            <w:color w:val="0000EE"/>
+            <w:u w:val="single"/>
+          </w:rPr>
+          <w:t>Romans 15:5</w:t>
+        </w:r>
+      </w:hyperlink>
+      <w:r>
+        <w:rPr>
+          <w:lang w:val="en_US" w:bidi="en_US"/>
+        </w:rPr>
+        <w:t xml:space="preserve">; </w:t>
+      </w:r>
       <w:hyperlink r:id="rId254">
-        <w:r>
-          <w:rPr>
-            <w:lang w:val="en_US" w:bidi="en_US"/>
-          </w:rPr>
-          <w:rPr>
-            <w:color w:val="0000EE"/>
-            <w:u w:val="single"/>
-          </w:rPr>
-          <w:t>9:1–41</w:t>
-        </w:r>
-      </w:hyperlink>
-      <w:r>
-        <w:rPr>
-          <w:lang w:val="en_US" w:bidi="en_US"/>
-        </w:rPr>
-        <w:t xml:space="preserve">; </w:t>
-      </w:r>
-      <w:hyperlink r:id="rId281">
-        <w:r>
-          <w:rPr>
-            <w:lang w:val="en_US" w:bidi="en_US"/>
-          </w:rPr>
-          <w:rPr>
-            <w:color w:val="0000EE"/>
-            <w:u w:val="single"/>
-          </w:rPr>
-          <w:t>12:25–26</w:t>
-        </w:r>
-      </w:hyperlink>
-      <w:r>
-        <w:rPr>
-          <w:lang w:val="en_US" w:bidi="en_US"/>
-        </w:rPr>
-        <w:t xml:space="preserve">; </w:t>
-      </w:r>
-      <w:hyperlink r:id="rId282">
-        <w:r>
-          <w:rPr>
-            <w:lang w:val="en_US" w:bidi="en_US"/>
-          </w:rPr>
-          <w:rPr>
-            <w:color w:val="0000EE"/>
-            <w:u w:val="single"/>
-          </w:rPr>
-          <w:t>13:35</w:t>
-        </w:r>
-      </w:hyperlink>
-      <w:r>
-        <w:rPr>
-          <w:lang w:val="en_US" w:bidi="en_US"/>
-        </w:rPr>
-        <w:t xml:space="preserve">; </w:t>
-      </w:r>
-      <w:hyperlink r:id="rId283">
-        <w:r>
-          <w:rPr>
-            <w:lang w:val="en_US" w:bidi="en_US"/>
-          </w:rPr>
-          <w:rPr>
-            <w:color w:val="0000EE"/>
-            <w:u w:val="single"/>
-          </w:rPr>
-          <w:t>18:36</w:t>
-        </w:r>
-      </w:hyperlink>
-      <w:r>
-        <w:rPr>
-          <w:lang w:val="en_US" w:bidi="en_US"/>
-        </w:rPr>
-        <w:t xml:space="preserve">; </w:t>
-      </w:r>
-      <w:hyperlink r:id="rId284">
-        <w:r>
-          <w:rPr>
-            <w:lang w:val="en_US" w:bidi="en_US"/>
-          </w:rPr>
-          <w:rPr>
-            <w:color w:val="0000EE"/>
-            <w:u w:val="single"/>
-          </w:rPr>
-          <w:t>Acts 9:2</w:t>
-        </w:r>
-      </w:hyperlink>
-      <w:r>
-        <w:rPr>
-          <w:lang w:val="en_US" w:bidi="en_US"/>
-        </w:rPr>
-        <w:t xml:space="preserve">; </w:t>
-      </w:r>
-      <w:hyperlink r:id="rId285">
-        <w:r>
-          <w:rPr>
-            <w:lang w:val="en_US" w:bidi="en_US"/>
-          </w:rPr>
-          <w:rPr>
-            <w:color w:val="0000EE"/>
-            <w:u w:val="single"/>
-          </w:rPr>
-          <w:t>Romans 15:5</w:t>
-        </w:r>
-      </w:hyperlink>
-      <w:r>
-        <w:rPr>
-          <w:lang w:val="en_US" w:bidi="en_US"/>
-        </w:rPr>
-        <w:t xml:space="preserve">; </w:t>
-      </w:r>
-      <w:hyperlink r:id="rId286">
         <w:r>
           <w:rPr>
             <w:lang w:val="en_US" w:bidi="en_US"/>

--- a/eng/docx/011.content.docx
+++ b/eng/docx/011.content.docx
@@ -150,26 +150,6 @@
           <w:lang w:val="en_US" w:bidi="en_US"/>
         </w:rPr>
         <w:t>J</w:t>
-      </w:r>
-      <w:r>
-        <w:rPr>
-          <w:lang w:val="en_US" w:bidi="en_US"/>
-        </w:rPr>
-      </w:r>
-    </w:p>
-    <w:p>
-      <w:pPr/>
-      <w:r>
-        <w:rPr>
-          <w:lang w:val="en_US" w:bidi="en_US"/>
-        </w:rPr>
-      </w:r>
-      <w:r>
-        <w:rPr>
-          <w:i/>
-          <w:lang w:val="en_US" w:bidi="en_US"/>
-        </w:rPr>
-        <w:t>Jerusalem, Jesus and Satan, Jesus’ Final Night, Jesus’ Prayers, Jews and Gentiles (Non-Jews), Job’s Innocence, John’s Profile of Discipleship</w:t>
       </w:r>
       <w:r>
         <w:rPr>

--- a/eng/docx/011.content.docx
+++ b/eng/docx/011.content.docx
@@ -19,7 +19,7 @@
         <w:rPr>
           <w:lang w:val="en_US" w:bidi="en_US"/>
         </w:rPr>
-        <w:t>Resource: Study Notes - Themes (Tyndale)</w:t>
+        <w:t>Resource: Tyndale Open Study Notes</w:t>
       </w:r>
       <w:r>
         <w:rPr>
@@ -112,7 +112,7 @@
         <w:rPr>
           <w:lang w:val="en_US" w:bidi="en_US"/>
         </w:rPr>
-        <w:t>Study Notes - Themes (Tyndale)</w:t>
+        <w:t>Tyndale Open Study Notes</w:t>
       </w:r>
     </w:p>
     <w:p>
@@ -3962,7 +3962,7 @@
         </w:rPr>
         <w:t>). Paul hopes that as non-Jews receive the blessings of salvation, Jews will feel inspired and respond to the good news (</w:t>
       </w:r>
-      <w:hyperlink r:id="rId144">
+      <w:hyperlink r:id="rId145">
         <w:r>
           <w:rPr>
             <w:lang w:val="en_US" w:bidi="en_US"/>
@@ -4005,7 +4005,7 @@
         </w:rPr>
         <w:t>Paul suggests that when many Jews trust in Christ, it will greatly bless the world (</w:t>
       </w:r>
-      <w:hyperlink r:id="rId145">
+      <w:hyperlink r:id="rId146">
         <w:r>
           <w:rPr>
             <w:lang w:val="en_US" w:bidi="en_US"/>
@@ -4023,7 +4023,7 @@
         </w:rPr>
         <w:t xml:space="preserve">, </w:t>
       </w:r>
-      <w:hyperlink r:id="rId146">
+      <w:hyperlink r:id="rId147">
         <w:r>
           <w:rPr>
             <w:lang w:val="en_US" w:bidi="en_US"/>
@@ -4041,7 +4041,7 @@
         </w:rPr>
         <w:t xml:space="preserve">). Those who accept God's offer of salvation, whether Jews or non-Jews, experience "life from the dead" (see </w:t>
       </w:r>
-      <w:hyperlink r:id="rId146">
+      <w:hyperlink r:id="rId147">
         <w:r>
           <w:rPr>
             <w:lang w:val="en_US" w:bidi="en_US"/>
@@ -4059,7 +4059,7 @@
         </w:rPr>
         <w:t xml:space="preserve">). They will one day experience "the resurrection of the dead" (see </w:t>
       </w:r>
-      <w:hyperlink r:id="rId147">
+      <w:hyperlink r:id="rId148">
         <w:r>
           <w:rPr>
             <w:lang w:val="en_US" w:bidi="en_US"/>
@@ -4077,7 +4077,7 @@
         </w:rPr>
         <w:t>). At the end of history, a large community of Jews and non-Jews will praise God for his mercy. Then everyone will see and understand God's great wisdom and love (</w:t>
       </w:r>
-      <w:hyperlink r:id="rId148">
+      <w:hyperlink r:id="rId149">
         <w:r>
           <w:rPr>
             <w:lang w:val="en_US" w:bidi="en_US"/>
@@ -4118,7 +4118,7 @@
           <w:lang w:val="en_US" w:bidi="en_US"/>
         </w:rPr>
       </w:r>
-      <w:hyperlink r:id="rId149">
+      <w:hyperlink r:id="rId150">
         <w:r>
           <w:rPr>
             <w:lang w:val="en_US" w:bidi="en_US"/>
@@ -4136,7 +4136,7 @@
         </w:rPr>
         <w:t xml:space="preserve">; </w:t>
       </w:r>
-      <w:hyperlink r:id="rId150">
+      <w:hyperlink r:id="rId151">
         <w:r>
           <w:rPr>
             <w:lang w:val="en_US" w:bidi="en_US"/>
@@ -4154,7 +4154,7 @@
         </w:rPr>
         <w:t xml:space="preserve">; </w:t>
       </w:r>
-      <w:hyperlink r:id="rId151">
+      <w:hyperlink r:id="rId152">
         <w:r>
           <w:rPr>
             <w:lang w:val="en_US" w:bidi="en_US"/>
@@ -4172,7 +4172,7 @@
         </w:rPr>
         <w:t xml:space="preserve">; </w:t>
       </w:r>
-      <w:hyperlink r:id="rId152">
+      <w:hyperlink r:id="rId153">
         <w:r>
           <w:rPr>
             <w:lang w:val="en_US" w:bidi="en_US"/>
@@ -4190,7 +4190,7 @@
         </w:rPr>
         <w:t xml:space="preserve">; </w:t>
       </w:r>
-      <w:hyperlink r:id="rId153">
+      <w:hyperlink r:id="rId154">
         <w:r>
           <w:rPr>
             <w:lang w:val="en_US" w:bidi="en_US"/>
@@ -4208,7 +4208,7 @@
         </w:rPr>
         <w:t xml:space="preserve">; </w:t>
       </w:r>
-      <w:hyperlink r:id="rId154">
+      <w:hyperlink r:id="rId155">
         <w:r>
           <w:rPr>
             <w:lang w:val="en_US" w:bidi="en_US"/>
@@ -4226,7 +4226,7 @@
         </w:rPr>
         <w:t xml:space="preserve">; </w:t>
       </w:r>
-      <w:hyperlink r:id="rId155">
+      <w:hyperlink r:id="rId156">
         <w:r>
           <w:rPr>
             <w:lang w:val="en_US" w:bidi="en_US"/>
@@ -4262,7 +4262,7 @@
         </w:rPr>
         <w:t xml:space="preserve">; </w:t>
       </w:r>
-      <w:hyperlink r:id="rId156">
+      <w:hyperlink r:id="rId157">
         <w:r>
           <w:rPr>
             <w:lang w:val="en_US" w:bidi="en_US"/>
@@ -4280,7 +4280,7 @@
         </w:rPr>
         <w:t xml:space="preserve">; </w:t>
       </w:r>
-      <w:hyperlink r:id="rId157">
+      <w:hyperlink r:id="rId158">
         <w:r>
           <w:rPr>
             <w:lang w:val="en_US" w:bidi="en_US"/>
@@ -4298,7 +4298,7 @@
         </w:rPr>
         <w:t xml:space="preserve">; </w:t>
       </w:r>
-      <w:hyperlink r:id="rId158">
+      <w:hyperlink r:id="rId159">
         <w:r>
           <w:rPr>
             <w:lang w:val="en_US" w:bidi="en_US"/>
@@ -4388,7 +4388,7 @@
         </w:rPr>
         <w:t xml:space="preserve">; </w:t>
       </w:r>
-      <w:hyperlink r:id="rId159">
+      <w:hyperlink r:id="rId160">
         <w:r>
           <w:rPr>
             <w:lang w:val="en_US" w:bidi="en_US"/>
@@ -4406,7 +4406,7 @@
         </w:rPr>
         <w:t xml:space="preserve">, </w:t>
       </w:r>
-      <w:hyperlink r:id="rId160">
+      <w:hyperlink r:id="rId161">
         <w:r>
           <w:rPr>
             <w:lang w:val="en_US" w:bidi="en_US"/>
@@ -4424,7 +4424,7 @@
         </w:rPr>
         <w:t xml:space="preserve">; </w:t>
       </w:r>
-      <w:hyperlink r:id="rId161">
+      <w:hyperlink r:id="rId162">
         <w:r>
           <w:rPr>
             <w:lang w:val="en_US" w:bidi="en_US"/>
@@ -4442,7 +4442,7 @@
         </w:rPr>
         <w:t xml:space="preserve">, </w:t>
       </w:r>
-      <w:hyperlink r:id="rId162">
+      <w:hyperlink r:id="rId163">
         <w:r>
           <w:rPr>
             <w:lang w:val="en_US" w:bidi="en_US"/>
@@ -4460,7 +4460,7 @@
         </w:rPr>
         <w:t xml:space="preserve">; </w:t>
       </w:r>
-      <w:hyperlink r:id="rId163">
+      <w:hyperlink r:id="rId164">
         <w:r>
           <w:rPr>
             <w:lang w:val="en_US" w:bidi="en_US"/>
@@ -4478,7 +4478,7 @@
         </w:rPr>
         <w:t xml:space="preserve">, </w:t>
       </w:r>
-      <w:hyperlink r:id="rId164">
+      <w:hyperlink r:id="rId165">
         <w:r>
           <w:rPr>
             <w:lang w:val="en_US" w:bidi="en_US"/>
@@ -4496,7 +4496,7 @@
         </w:rPr>
         <w:t xml:space="preserve">; </w:t>
       </w:r>
-      <w:hyperlink r:id="rId165">
+      <w:hyperlink r:id="rId166">
         <w:r>
           <w:rPr>
             <w:lang w:val="en_US" w:bidi="en_US"/>
@@ -4514,7 +4514,7 @@
         </w:rPr>
         <w:t xml:space="preserve">; </w:t>
       </w:r>
-      <w:hyperlink r:id="rId166">
+      <w:hyperlink r:id="rId167">
         <w:r>
           <w:rPr>
             <w:lang w:val="en_US" w:bidi="en_US"/>
@@ -4532,7 +4532,7 @@
         </w:rPr>
         <w:t xml:space="preserve">; </w:t>
       </w:r>
-      <w:hyperlink r:id="rId167">
+      <w:hyperlink r:id="rId168">
         <w:r>
           <w:rPr>
             <w:lang w:val="en_US" w:bidi="en_US"/>
@@ -4550,7 +4550,7 @@
         </w:rPr>
         <w:t xml:space="preserve">; </w:t>
       </w:r>
-      <w:hyperlink r:id="rId168">
+      <w:hyperlink r:id="rId169">
         <w:r>
           <w:rPr>
             <w:lang w:val="en_US" w:bidi="en_US"/>
@@ -4568,7 +4568,7 @@
         </w:rPr>
         <w:t xml:space="preserve">, </w:t>
       </w:r>
-      <w:hyperlink r:id="rId169">
+      <w:hyperlink r:id="rId170">
         <w:r>
           <w:rPr>
             <w:lang w:val="en_US" w:bidi="en_US"/>
@@ -4586,7 +4586,7 @@
         </w:rPr>
         <w:t xml:space="preserve">; </w:t>
       </w:r>
-      <w:hyperlink r:id="rId170">
+      <w:hyperlink r:id="rId171">
         <w:r>
           <w:rPr>
             <w:lang w:val="en_US" w:bidi="en_US"/>
@@ -4604,7 +4604,7 @@
         </w:rPr>
         <w:t xml:space="preserve">; </w:t>
       </w:r>
-      <w:hyperlink r:id="rId171">
+      <w:hyperlink r:id="rId172">
         <w:r>
           <w:rPr>
             <w:lang w:val="en_US" w:bidi="en_US"/>
@@ -4622,7 +4622,7 @@
         </w:rPr>
         <w:t xml:space="preserve">; </w:t>
       </w:r>
-      <w:hyperlink r:id="rId172">
+      <w:hyperlink r:id="rId173">
         <w:r>
           <w:rPr>
             <w:lang w:val="en_US" w:bidi="en_US"/>
@@ -4640,7 +4640,7 @@
         </w:rPr>
         <w:t xml:space="preserve">, </w:t>
       </w:r>
-      <w:hyperlink r:id="rId173">
+      <w:hyperlink r:id="rId174">
         <w:r>
           <w:rPr>
             <w:lang w:val="en_US" w:bidi="en_US"/>
@@ -4658,7 +4658,7 @@
         </w:rPr>
         <w:t xml:space="preserve">; </w:t>
       </w:r>
-      <w:hyperlink r:id="rId174">
+      <w:hyperlink r:id="rId175">
         <w:r>
           <w:rPr>
             <w:lang w:val="en_US" w:bidi="en_US"/>
@@ -4676,7 +4676,7 @@
         </w:rPr>
         <w:t xml:space="preserve">; </w:t>
       </w:r>
-      <w:hyperlink r:id="rId175">
+      <w:hyperlink r:id="rId176">
         <w:r>
           <w:rPr>
             <w:lang w:val="en_US" w:bidi="en_US"/>
@@ -4694,7 +4694,7 @@
         </w:rPr>
         <w:t xml:space="preserve">; </w:t>
       </w:r>
-      <w:hyperlink r:id="rId176">
+      <w:hyperlink r:id="rId177">
         <w:r>
           <w:rPr>
             <w:lang w:val="en_US" w:bidi="en_US"/>
@@ -4754,7 +4754,7 @@
         </w:rPr>
         <w:t>Job’s comforters could not accept the idea that any human could be truly innocent (</w:t>
       </w:r>
-      <w:hyperlink r:id="rId177">
+      <w:hyperlink r:id="rId178">
         <w:r>
           <w:rPr>
             <w:lang w:val="en_US" w:bidi="en_US"/>
@@ -4772,7 +4772,7 @@
         </w:rPr>
         <w:t xml:space="preserve">; </w:t>
       </w:r>
-      <w:hyperlink r:id="rId178">
+      <w:hyperlink r:id="rId179">
         <w:r>
           <w:rPr>
             <w:lang w:val="en_US" w:bidi="en_US"/>
@@ -4790,7 +4790,7 @@
         </w:rPr>
         <w:t xml:space="preserve">; </w:t>
       </w:r>
-      <w:hyperlink r:id="rId179">
+      <w:hyperlink r:id="rId180">
         <w:r>
           <w:rPr>
             <w:lang w:val="en_US" w:bidi="en_US"/>
@@ -4832,7 +4832,7 @@
         </w:rPr>
         <w:t>" (</w:t>
       </w:r>
-      <w:hyperlink r:id="rId180">
+      <w:hyperlink r:id="rId181">
         <w:r>
           <w:rPr>
             <w:lang w:val="en_US" w:bidi="en_US"/>
@@ -4850,7 +4850,7 @@
         </w:rPr>
         <w:t xml:space="preserve">, </w:t>
       </w:r>
-      <w:hyperlink r:id="rId181">
+      <w:hyperlink r:id="rId182">
         <w:r>
           <w:rPr>
             <w:lang w:val="en_US" w:bidi="en_US"/>
@@ -4882,7 +4882,7 @@
         </w:rPr>
         <w:t>Eliphaz and the others misunderstood Job’s position. When they denied that Job could be right or pure, they were referring to the absolute difference between the Creator (God) and the creature (humans). But Job was not claiming to be completely pure. He admitted he had sinned when he was young (</w:t>
       </w:r>
-      <w:hyperlink r:id="rId182">
+      <w:hyperlink r:id="rId183">
         <w:r>
           <w:rPr>
             <w:lang w:val="en_US" w:bidi="en_US"/>
@@ -4900,7 +4900,7 @@
         </w:rPr>
         <w:t>). And he knew he needed God to forgive his sins and remove his guilt (</w:t>
       </w:r>
-      <w:hyperlink r:id="rId183">
+      <w:hyperlink r:id="rId184">
         <w:r>
           <w:rPr>
             <w:lang w:val="en_US" w:bidi="en_US"/>
@@ -4932,7 +4932,7 @@
         </w:rPr>
         <w:t>At the same time, Job often stated his honesty and his innocence in his relationship with God (</w:t>
       </w:r>
-      <w:hyperlink r:id="rId184">
+      <w:hyperlink r:id="rId185">
         <w:r>
           <w:rPr>
             <w:lang w:val="en_US" w:bidi="en_US"/>
@@ -4950,7 +4950,7 @@
         </w:rPr>
         <w:t xml:space="preserve">; </w:t>
       </w:r>
-      <w:hyperlink r:id="rId185">
+      <w:hyperlink r:id="rId186">
         <w:r>
           <w:rPr>
             <w:lang w:val="en_US" w:bidi="en_US"/>
@@ -4968,7 +4968,7 @@
         </w:rPr>
         <w:t xml:space="preserve">; </w:t>
       </w:r>
-      <w:hyperlink r:id="rId186">
+      <w:hyperlink r:id="rId187">
         <w:r>
           <w:rPr>
             <w:lang w:val="en_US" w:bidi="en_US"/>
@@ -4986,7 +4986,7 @@
         </w:rPr>
         <w:t xml:space="preserve">; </w:t>
       </w:r>
-      <w:hyperlink r:id="rId187">
+      <w:hyperlink r:id="rId188">
         <w:r>
           <w:rPr>
             <w:lang w:val="en_US" w:bidi="en_US"/>
@@ -5004,7 +5004,7 @@
         </w:rPr>
         <w:t>). Even Eliphaz admitted that Job lived an upright life (</w:t>
       </w:r>
-      <w:hyperlink r:id="rId188">
+      <w:hyperlink r:id="rId189">
         <w:r>
           <w:rPr>
             <w:lang w:val="en_US" w:bidi="en_US"/>
@@ -5022,7 +5022,7 @@
         </w:rPr>
         <w:t>). Job’s faith led him to seek an audience with God, believing in God's justice despite his suffering. Job continued to hope for a Redeemer (</w:t>
       </w:r>
-      <w:hyperlink r:id="rId189">
+      <w:hyperlink r:id="rId190">
         <w:r>
           <w:rPr>
             <w:lang w:val="en_US" w:bidi="en_US"/>
@@ -5054,7 +5054,7 @@
         </w:rPr>
         <w:t>God's justice might require a mediator, and it might not be clear before death (</w:t>
       </w:r>
-      <w:hyperlink r:id="rId190">
+      <w:hyperlink r:id="rId191">
         <w:r>
           <w:rPr>
             <w:lang w:val="en_US" w:bidi="en_US"/>
@@ -5072,7 +5072,7 @@
         </w:rPr>
         <w:t xml:space="preserve">; </w:t>
       </w:r>
-      <w:hyperlink r:id="rId191">
+      <w:hyperlink r:id="rId192">
         <w:r>
           <w:rPr>
             <w:lang w:val="en_US" w:bidi="en_US"/>
@@ -5090,7 +5090,7 @@
         </w:rPr>
         <w:t>). But Job trusted that he would be proven innocent. He lived "by faith, not by sight" (</w:t>
       </w:r>
-      <w:hyperlink r:id="rId192">
+      <w:hyperlink r:id="rId193">
         <w:r>
           <w:rPr>
             <w:lang w:val="en_US" w:bidi="en_US"/>
@@ -5108,7 +5108,7 @@
         </w:rPr>
         <w:t xml:space="preserve">; see also </w:t>
       </w:r>
-      <w:hyperlink r:id="rId193">
+      <w:hyperlink r:id="rId194">
         <w:r>
           <w:rPr>
             <w:lang w:val="en_US" w:bidi="en_US"/>
@@ -5126,7 +5126,7 @@
         </w:rPr>
         <w:t xml:space="preserve">; </w:t>
       </w:r>
-      <w:hyperlink r:id="rId194">
+      <w:hyperlink r:id="rId195">
         <w:r>
           <w:rPr>
             <w:lang w:val="en_US" w:bidi="en_US"/>
@@ -5144,7 +5144,7 @@
         </w:rPr>
         <w:t xml:space="preserve">; </w:t>
       </w:r>
-      <w:hyperlink r:id="rId195">
+      <w:hyperlink r:id="rId196">
         <w:r>
           <w:rPr>
             <w:lang w:val="en_US" w:bidi="en_US"/>
@@ -5162,7 +5162,7 @@
         </w:rPr>
         <w:t xml:space="preserve">; </w:t>
       </w:r>
-      <w:hyperlink r:id="rId196">
+      <w:hyperlink r:id="rId197">
         <w:r>
           <w:rPr>
             <w:lang w:val="en_US" w:bidi="en_US"/>
@@ -5180,7 +5180,7 @@
         </w:rPr>
         <w:t xml:space="preserve">; </w:t>
       </w:r>
-      <w:hyperlink r:id="rId197">
+      <w:hyperlink r:id="rId198">
         <w:r>
           <w:rPr>
             <w:lang w:val="en_US" w:bidi="en_US"/>
@@ -5224,7 +5224,7 @@
         </w:rPr>
         <w:t>" (</w:t>
       </w:r>
-      <w:hyperlink r:id="rId198">
+      <w:hyperlink r:id="rId199">
         <w:r>
           <w:rPr>
             <w:lang w:val="en_US" w:bidi="en_US"/>
@@ -5242,7 +5242,7 @@
         </w:rPr>
         <w:t xml:space="preserve">, </w:t>
       </w:r>
-      <w:hyperlink r:id="rId199">
+      <w:hyperlink r:id="rId200">
         <w:r>
           <w:rPr>
             <w:lang w:val="en_US" w:bidi="en_US"/>
@@ -5260,7 +5260,7 @@
         </w:rPr>
         <w:t xml:space="preserve">; </w:t>
       </w:r>
-      <w:hyperlink r:id="rId200">
+      <w:hyperlink r:id="rId201">
         <w:r>
           <w:rPr>
             <w:lang w:val="en_US" w:bidi="en_US"/>
@@ -5278,7 +5278,7 @@
         </w:rPr>
         <w:t xml:space="preserve">; </w:t>
       </w:r>
-      <w:hyperlink r:id="rId201">
+      <w:hyperlink r:id="rId202">
         <w:r>
           <w:rPr>
             <w:lang w:val="en_US" w:bidi="en_US"/>
@@ -5296,7 +5296,7 @@
         </w:rPr>
         <w:t xml:space="preserve">). God does the same for us when we, like Job, put our complete trust in him (see </w:t>
       </w:r>
-      <w:hyperlink r:id="rId202">
+      <w:hyperlink r:id="rId203">
         <w:r>
           <w:rPr>
             <w:lang w:val="en_US" w:bidi="en_US"/>
@@ -5314,7 +5314,7 @@
         </w:rPr>
         <w:t xml:space="preserve">; </w:t>
       </w:r>
-      <w:hyperlink r:id="rId203">
+      <w:hyperlink r:id="rId204">
         <w:r>
           <w:rPr>
             <w:lang w:val="en_US" w:bidi="en_US"/>
@@ -5355,7 +5355,7 @@
           <w:lang w:val="en_US" w:bidi="en_US"/>
         </w:rPr>
       </w:r>
-      <w:hyperlink r:id="rId204">
+      <w:hyperlink r:id="rId205">
         <w:r>
           <w:rPr>
             <w:lang w:val="en_US" w:bidi="en_US"/>
@@ -5373,7 +5373,7 @@
         </w:rPr>
         <w:t xml:space="preserve">; </w:t>
       </w:r>
-      <w:hyperlink r:id="rId198">
+      <w:hyperlink r:id="rId199">
         <w:r>
           <w:rPr>
             <w:lang w:val="en_US" w:bidi="en_US"/>
@@ -5391,7 +5391,7 @@
         </w:rPr>
         <w:t xml:space="preserve">, </w:t>
       </w:r>
-      <w:hyperlink r:id="rId205">
+      <w:hyperlink r:id="rId206">
         <w:r>
           <w:rPr>
             <w:lang w:val="en_US" w:bidi="en_US"/>
@@ -5409,7 +5409,7 @@
         </w:rPr>
         <w:t xml:space="preserve">; </w:t>
       </w:r>
-      <w:hyperlink r:id="rId206">
+      <w:hyperlink r:id="rId207">
         <w:r>
           <w:rPr>
             <w:lang w:val="en_US" w:bidi="en_US"/>
@@ -5427,7 +5427,7 @@
         </w:rPr>
         <w:t xml:space="preserve">; </w:t>
       </w:r>
-      <w:hyperlink r:id="rId188">
+      <w:hyperlink r:id="rId189">
         <w:r>
           <w:rPr>
             <w:lang w:val="en_US" w:bidi="en_US"/>
@@ -5445,7 +5445,7 @@
         </w:rPr>
         <w:t xml:space="preserve">; </w:t>
       </w:r>
-      <w:hyperlink r:id="rId207">
+      <w:hyperlink r:id="rId208">
         <w:r>
           <w:rPr>
             <w:lang w:val="en_US" w:bidi="en_US"/>
@@ -5463,7 +5463,7 @@
         </w:rPr>
         <w:t xml:space="preserve">; </w:t>
       </w:r>
-      <w:hyperlink r:id="rId208">
+      <w:hyperlink r:id="rId209">
         <w:r>
           <w:rPr>
             <w:lang w:val="en_US" w:bidi="en_US"/>
@@ -5481,7 +5481,7 @@
         </w:rPr>
         <w:t xml:space="preserve">; </w:t>
       </w:r>
-      <w:hyperlink r:id="rId183">
+      <w:hyperlink r:id="rId184">
         <w:r>
           <w:rPr>
             <w:lang w:val="en_US" w:bidi="en_US"/>
@@ -5499,7 +5499,7 @@
         </w:rPr>
         <w:t xml:space="preserve">; </w:t>
       </w:r>
-      <w:hyperlink r:id="rId209">
+      <w:hyperlink r:id="rId210">
         <w:r>
           <w:rPr>
             <w:lang w:val="en_US" w:bidi="en_US"/>
@@ -5517,7 +5517,7 @@
         </w:rPr>
         <w:t xml:space="preserve">; </w:t>
       </w:r>
-      <w:hyperlink r:id="rId210">
+      <w:hyperlink r:id="rId211">
         <w:r>
           <w:rPr>
             <w:lang w:val="en_US" w:bidi="en_US"/>
@@ -5535,7 +5535,7 @@
         </w:rPr>
         <w:t xml:space="preserve">; </w:t>
       </w:r>
-      <w:hyperlink r:id="rId211">
+      <w:hyperlink r:id="rId212">
         <w:r>
           <w:rPr>
             <w:lang w:val="en_US" w:bidi="en_US"/>
@@ -5553,7 +5553,7 @@
         </w:rPr>
         <w:t xml:space="preserve">; </w:t>
       </w:r>
-      <w:hyperlink r:id="rId212">
+      <w:hyperlink r:id="rId213">
         <w:r>
           <w:rPr>
             <w:lang w:val="en_US" w:bidi="en_US"/>
@@ -5571,7 +5571,7 @@
         </w:rPr>
         <w:t xml:space="preserve">; </w:t>
       </w:r>
-      <w:hyperlink r:id="rId213">
+      <w:hyperlink r:id="rId214">
         <w:r>
           <w:rPr>
             <w:lang w:val="en_US" w:bidi="en_US"/>
@@ -5589,7 +5589,7 @@
         </w:rPr>
         <w:t xml:space="preserve">; </w:t>
       </w:r>
-      <w:hyperlink r:id="rId201">
+      <w:hyperlink r:id="rId202">
         <w:r>
           <w:rPr>
             <w:lang w:val="en_US" w:bidi="en_US"/>
@@ -5607,7 +5607,7 @@
         </w:rPr>
         <w:t xml:space="preserve">; </w:t>
       </w:r>
-      <w:hyperlink r:id="rId214">
+      <w:hyperlink r:id="rId215">
         <w:r>
           <w:rPr>
             <w:lang w:val="en_US" w:bidi="en_US"/>
@@ -5625,7 +5625,7 @@
         </w:rPr>
         <w:t xml:space="preserve">; </w:t>
       </w:r>
-      <w:hyperlink r:id="rId215">
+      <w:hyperlink r:id="rId216">
         <w:r>
           <w:rPr>
             <w:lang w:val="en_US" w:bidi="en_US"/>
@@ -5643,7 +5643,7 @@
         </w:rPr>
         <w:t xml:space="preserve">; </w:t>
       </w:r>
-      <w:hyperlink r:id="rId216">
+      <w:hyperlink r:id="rId217">
         <w:r>
           <w:rPr>
             <w:lang w:val="en_US" w:bidi="en_US"/>
@@ -5661,7 +5661,7 @@
         </w:rPr>
         <w:t xml:space="preserve">; </w:t>
       </w:r>
-      <w:hyperlink r:id="rId217">
+      <w:hyperlink r:id="rId218">
         <w:r>
           <w:rPr>
             <w:lang w:val="en_US" w:bidi="en_US"/>
@@ -5679,7 +5679,7 @@
         </w:rPr>
         <w:t xml:space="preserve">; </w:t>
       </w:r>
-      <w:hyperlink r:id="rId180">
+      <w:hyperlink r:id="rId181">
         <w:r>
           <w:rPr>
             <w:lang w:val="en_US" w:bidi="en_US"/>
@@ -5697,7 +5697,7 @@
         </w:rPr>
         <w:t xml:space="preserve">, </w:t>
       </w:r>
-      <w:hyperlink r:id="rId181">
+      <w:hyperlink r:id="rId182">
         <w:r>
           <w:rPr>
             <w:lang w:val="en_US" w:bidi="en_US"/>
@@ -5715,7 +5715,7 @@
         </w:rPr>
         <w:t xml:space="preserve">, </w:t>
       </w:r>
-      <w:hyperlink r:id="rId218">
+      <w:hyperlink r:id="rId219">
         <w:r>
           <w:rPr>
             <w:lang w:val="en_US" w:bidi="en_US"/>
@@ -5733,7 +5733,7 @@
         </w:rPr>
         <w:t xml:space="preserve">; </w:t>
       </w:r>
-      <w:hyperlink r:id="rId202">
+      <w:hyperlink r:id="rId203">
         <w:r>
           <w:rPr>
             <w:lang w:val="en_US" w:bidi="en_US"/>
@@ -5751,7 +5751,7 @@
         </w:rPr>
         <w:t xml:space="preserve">; </w:t>
       </w:r>
-      <w:hyperlink r:id="rId219">
+      <w:hyperlink r:id="rId220">
         <w:r>
           <w:rPr>
             <w:lang w:val="en_US" w:bidi="en_US"/>
@@ -5769,7 +5769,7 @@
         </w:rPr>
         <w:t xml:space="preserve">; </w:t>
       </w:r>
-      <w:hyperlink r:id="rId194">
+      <w:hyperlink r:id="rId195">
         <w:r>
           <w:rPr>
             <w:lang w:val="en_US" w:bidi="en_US"/>
@@ -5787,7 +5787,7 @@
         </w:rPr>
         <w:t xml:space="preserve">; </w:t>
       </w:r>
-      <w:hyperlink r:id="rId195">
+      <w:hyperlink r:id="rId196">
         <w:r>
           <w:rPr>
             <w:lang w:val="en_US" w:bidi="en_US"/>
@@ -5847,7 +5847,7 @@
         </w:rPr>
         <w:t xml:space="preserve">In the first half of his Gospel, the apostle John describes various people who show true discipleship (see </w:t>
       </w:r>
-      <w:hyperlink r:id="rId220">
+      <w:hyperlink r:id="rId221">
         <w:r>
           <w:rPr>
             <w:lang w:val="en_US" w:bidi="en_US"/>
@@ -5865,7 +5865,7 @@
         </w:rPr>
         <w:t xml:space="preserve">; </w:t>
       </w:r>
-      <w:hyperlink r:id="rId221">
+      <w:hyperlink r:id="rId222">
         <w:r>
           <w:rPr>
             <w:lang w:val="en_US" w:bidi="en_US"/>
@@ -5883,7 +5883,7 @@
         </w:rPr>
         <w:t xml:space="preserve">; </w:t>
       </w:r>
-      <w:hyperlink r:id="rId222">
+      <w:hyperlink r:id="rId223">
         <w:r>
           <w:rPr>
             <w:lang w:val="en_US" w:bidi="en_US"/>
@@ -5944,7 +5944,7 @@
         </w:rPr>
         <w:t xml:space="preserve"> In each of these three stories, they identify Jesus correctly (see, for example, </w:t>
       </w:r>
-      <w:hyperlink r:id="rId223">
+      <w:hyperlink r:id="rId224">
         <w:r>
           <w:rPr>
             <w:lang w:val="en_US" w:bidi="en_US"/>
@@ -5962,7 +5962,7 @@
         </w:rPr>
         <w:t xml:space="preserve">, </w:t>
       </w:r>
-      <w:hyperlink r:id="rId224">
+      <w:hyperlink r:id="rId225">
         <w:r>
           <w:rPr>
             <w:lang w:val="en_US" w:bidi="en_US"/>
@@ -5980,7 +5980,7 @@
         </w:rPr>
         <w:t xml:space="preserve">, </w:t>
       </w:r>
-      <w:hyperlink r:id="rId225">
+      <w:hyperlink r:id="rId226">
         <w:r>
           <w:rPr>
             <w:lang w:val="en_US" w:bidi="en_US"/>
@@ -5998,7 +5998,7 @@
         </w:rPr>
         <w:t xml:space="preserve">, </w:t>
       </w:r>
-      <w:hyperlink r:id="rId226">
+      <w:hyperlink r:id="rId227">
         <w:r>
           <w:rPr>
             <w:lang w:val="en_US" w:bidi="en_US"/>
@@ -6016,7 +6016,7 @@
         </w:rPr>
         <w:t xml:space="preserve">; </w:t>
       </w:r>
-      <w:hyperlink r:id="rId227">
+      <w:hyperlink r:id="rId228">
         <w:r>
           <w:rPr>
             <w:lang w:val="en_US" w:bidi="en_US"/>
@@ -6034,7 +6034,7 @@
         </w:rPr>
         <w:t xml:space="preserve">, </w:t>
       </w:r>
-      <w:hyperlink r:id="rId228">
+      <w:hyperlink r:id="rId229">
         <w:r>
           <w:rPr>
             <w:lang w:val="en_US" w:bidi="en_US"/>
@@ -6052,7 +6052,7 @@
         </w:rPr>
         <w:t xml:space="preserve">, </w:t>
       </w:r>
-      <w:hyperlink r:id="rId229">
+      <w:hyperlink r:id="rId230">
         <w:r>
           <w:rPr>
             <w:lang w:val="en_US" w:bidi="en_US"/>
@@ -6070,7 +6070,7 @@
         </w:rPr>
         <w:t xml:space="preserve">; </w:t>
       </w:r>
-      <w:hyperlink r:id="rId230">
+      <w:hyperlink r:id="rId231">
         <w:r>
           <w:rPr>
             <w:lang w:val="en_US" w:bidi="en_US"/>
@@ -6088,7 +6088,7 @@
         </w:rPr>
         <w:t xml:space="preserve">, </w:t>
       </w:r>
-      <w:hyperlink r:id="rId231">
+      <w:hyperlink r:id="rId232">
         <w:r>
           <w:rPr>
             <w:lang w:val="en_US" w:bidi="en_US"/>
@@ -6106,7 +6106,7 @@
         </w:rPr>
         <w:t xml:space="preserve">, </w:t>
       </w:r>
-      <w:hyperlink r:id="rId232">
+      <w:hyperlink r:id="rId233">
         <w:r>
           <w:rPr>
             <w:lang w:val="en_US" w:bidi="en_US"/>
@@ -6149,6 +6149,42 @@
         </w:rPr>
         <w:t xml:space="preserve"> They witness Jesus' powerful acts, listen to his wise words, and trust (see </w:t>
       </w:r>
+      <w:hyperlink r:id="rId234">
+        <w:r>
+          <w:rPr>
+            <w:lang w:val="en_US" w:bidi="en_US"/>
+          </w:rPr>
+          <w:rPr>
+            <w:color w:val="0000EE"/>
+            <w:u w:val="single"/>
+          </w:rPr>
+          <w:t>1:49</w:t>
+        </w:r>
+      </w:hyperlink>
+      <w:r>
+        <w:rPr>
+          <w:lang w:val="en_US" w:bidi="en_US"/>
+        </w:rPr>
+        <w:t xml:space="preserve">; </w:t>
+      </w:r>
+      <w:hyperlink r:id="rId235">
+        <w:r>
+          <w:rPr>
+            <w:lang w:val="en_US" w:bidi="en_US"/>
+          </w:rPr>
+          <w:rPr>
+            <w:color w:val="0000EE"/>
+            <w:u w:val="single"/>
+          </w:rPr>
+          <w:t>4:39–42</w:t>
+        </w:r>
+      </w:hyperlink>
+      <w:r>
+        <w:rPr>
+          <w:lang w:val="en_US" w:bidi="en_US"/>
+        </w:rPr>
+        <w:t xml:space="preserve">; </w:t>
+      </w:r>
       <w:hyperlink r:id="rId233">
         <w:r>
           <w:rPr>
@@ -6158,42 +6194,6 @@
             <w:color w:val="0000EE"/>
             <w:u w:val="single"/>
           </w:rPr>
-          <w:t>1:49</w:t>
-        </w:r>
-      </w:hyperlink>
-      <w:r>
-        <w:rPr>
-          <w:lang w:val="en_US" w:bidi="en_US"/>
-        </w:rPr>
-        <w:t xml:space="preserve">; </w:t>
-      </w:r>
-      <w:hyperlink r:id="rId234">
-        <w:r>
-          <w:rPr>
-            <w:lang w:val="en_US" w:bidi="en_US"/>
-          </w:rPr>
-          <w:rPr>
-            <w:color w:val="0000EE"/>
-            <w:u w:val="single"/>
-          </w:rPr>
-          <w:t>4:39–42</w:t>
-        </w:r>
-      </w:hyperlink>
-      <w:r>
-        <w:rPr>
-          <w:lang w:val="en_US" w:bidi="en_US"/>
-        </w:rPr>
-        <w:t xml:space="preserve">; </w:t>
-      </w:r>
-      <w:hyperlink r:id="rId232">
-        <w:r>
-          <w:rPr>
-            <w:lang w:val="en_US" w:bidi="en_US"/>
-          </w:rPr>
-          <w:rPr>
-            <w:color w:val="0000EE"/>
-            <w:u w:val="single"/>
-          </w:rPr>
           <w:t>9:35–38</w:t>
         </w:r>
       </w:hyperlink>
@@ -6203,7 +6203,7 @@
         </w:rPr>
         <w:t xml:space="preserve">; see also </w:t>
       </w:r>
-      <w:hyperlink r:id="rId235">
+      <w:hyperlink r:id="rId236">
         <w:r>
           <w:rPr>
             <w:lang w:val="en_US" w:bidi="en_US"/>
@@ -6221,7 +6221,7 @@
         </w:rPr>
         <w:t xml:space="preserve">, </w:t>
       </w:r>
-      <w:hyperlink r:id="rId236">
+      <w:hyperlink r:id="rId237">
         <w:r>
           <w:rPr>
             <w:lang w:val="en_US" w:bidi="en_US"/>
@@ -6264,7 +6264,7 @@
         </w:rPr>
         <w:t xml:space="preserve"> (</w:t>
       </w:r>
-      <w:hyperlink r:id="rId237">
+      <w:hyperlink r:id="rId238">
         <w:r>
           <w:rPr>
             <w:lang w:val="en_US" w:bidi="en_US"/>
@@ -6282,7 +6282,7 @@
         </w:rPr>
         <w:t xml:space="preserve">; </w:t>
       </w:r>
-      <w:hyperlink r:id="rId238">
+      <w:hyperlink r:id="rId239">
         <w:r>
           <w:rPr>
             <w:lang w:val="en_US" w:bidi="en_US"/>
@@ -6300,7 +6300,7 @@
         </w:rPr>
         <w:t xml:space="preserve">; </w:t>
       </w:r>
-      <w:hyperlink r:id="rId239">
+      <w:hyperlink r:id="rId240">
         <w:r>
           <w:rPr>
             <w:lang w:val="en_US" w:bidi="en_US"/>
@@ -6318,7 +6318,7 @@
         </w:rPr>
         <w:t xml:space="preserve">, </w:t>
       </w:r>
-      <w:hyperlink r:id="rId240">
+      <w:hyperlink r:id="rId241">
         <w:r>
           <w:rPr>
             <w:lang w:val="en_US" w:bidi="en_US"/>
@@ -6336,7 +6336,7 @@
         </w:rPr>
         <w:t xml:space="preserve">; </w:t>
       </w:r>
-      <w:hyperlink r:id="rId241">
+      <w:hyperlink r:id="rId242">
         <w:r>
           <w:rPr>
             <w:lang w:val="en_US" w:bidi="en_US"/>
@@ -6354,7 +6354,7 @@
         </w:rPr>
         <w:t xml:space="preserve">; </w:t>
       </w:r>
-      <w:hyperlink r:id="rId242">
+      <w:hyperlink r:id="rId243">
         <w:r>
           <w:rPr>
             <w:lang w:val="en_US" w:bidi="en_US"/>
@@ -6386,7 +6386,7 @@
         </w:rPr>
         <w:t xml:space="preserve">John shared this example of true discipleship to inspire readers to join these brave men and women and become disciples of Jesus too (see </w:t>
       </w:r>
-      <w:hyperlink r:id="rId243">
+      <w:hyperlink r:id="rId244">
         <w:r>
           <w:rPr>
             <w:lang w:val="en_US" w:bidi="en_US"/>
@@ -6427,7 +6427,7 @@
           <w:lang w:val="en_US" w:bidi="en_US"/>
         </w:rPr>
       </w:r>
-      <w:hyperlink r:id="rId244">
+      <w:hyperlink r:id="rId245">
         <w:r>
           <w:rPr>
             <w:lang w:val="en_US" w:bidi="en_US"/>
@@ -6445,7 +6445,7 @@
         </w:rPr>
         <w:t xml:space="preserve">; </w:t>
       </w:r>
-      <w:hyperlink r:id="rId245">
+      <w:hyperlink r:id="rId246">
         <w:r>
           <w:rPr>
             <w:lang w:val="en_US" w:bidi="en_US"/>
@@ -6463,7 +6463,7 @@
         </w:rPr>
         <w:t xml:space="preserve">; </w:t>
       </w:r>
-      <w:hyperlink r:id="rId246">
+      <w:hyperlink r:id="rId247">
         <w:r>
           <w:rPr>
             <w:lang w:val="en_US" w:bidi="en_US"/>
@@ -6481,7 +6481,7 @@
         </w:rPr>
         <w:t xml:space="preserve">; </w:t>
       </w:r>
-      <w:hyperlink r:id="rId247">
+      <w:hyperlink r:id="rId248">
         <w:r>
           <w:rPr>
             <w:lang w:val="en_US" w:bidi="en_US"/>
@@ -6499,7 +6499,7 @@
         </w:rPr>
         <w:t xml:space="preserve">; </w:t>
       </w:r>
-      <w:hyperlink r:id="rId248">
+      <w:hyperlink r:id="rId249">
         <w:r>
           <w:rPr>
             <w:lang w:val="en_US" w:bidi="en_US"/>
@@ -6517,7 +6517,7 @@
         </w:rPr>
         <w:t xml:space="preserve">; </w:t>
       </w:r>
-      <w:hyperlink r:id="rId222">
+      <w:hyperlink r:id="rId223">
         <w:r>
           <w:rPr>
             <w:lang w:val="en_US" w:bidi="en_US"/>
@@ -6535,7 +6535,7 @@
         </w:rPr>
         <w:t xml:space="preserve">; </w:t>
       </w:r>
-      <w:hyperlink r:id="rId249">
+      <w:hyperlink r:id="rId250">
         <w:r>
           <w:rPr>
             <w:lang w:val="en_US" w:bidi="en_US"/>
@@ -6553,7 +6553,7 @@
         </w:rPr>
         <w:t xml:space="preserve">; </w:t>
       </w:r>
-      <w:hyperlink r:id="rId250">
+      <w:hyperlink r:id="rId251">
         <w:r>
           <w:rPr>
             <w:lang w:val="en_US" w:bidi="en_US"/>
@@ -6571,7 +6571,7 @@
         </w:rPr>
         <w:t xml:space="preserve">; </w:t>
       </w:r>
-      <w:hyperlink r:id="rId251">
+      <w:hyperlink r:id="rId252">
         <w:r>
           <w:rPr>
             <w:lang w:val="en_US" w:bidi="en_US"/>
@@ -6589,7 +6589,7 @@
         </w:rPr>
         <w:t xml:space="preserve">; </w:t>
       </w:r>
-      <w:hyperlink r:id="rId252">
+      <w:hyperlink r:id="rId253">
         <w:r>
           <w:rPr>
             <w:lang w:val="en_US" w:bidi="en_US"/>
@@ -6607,7 +6607,7 @@
         </w:rPr>
         <w:t xml:space="preserve">; </w:t>
       </w:r>
-      <w:hyperlink r:id="rId253">
+      <w:hyperlink r:id="rId254">
         <w:r>
           <w:rPr>
             <w:lang w:val="en_US" w:bidi="en_US"/>
@@ -6625,7 +6625,7 @@
         </w:rPr>
         <w:t xml:space="preserve">; </w:t>
       </w:r>
-      <w:hyperlink r:id="rId254">
+      <w:hyperlink r:id="rId255">
         <w:r>
           <w:rPr>
             <w:lang w:val="en_US" w:bidi="en_US"/>

--- a/eng/docx/011.content.docx
+++ b/eng/docx/011.content.docx
@@ -19,7 +19,7 @@
         <w:rPr>
           <w:lang w:val="en_US" w:bidi="en_US"/>
         </w:rPr>
-        <w:t>Resource: Tyndale Open Study Notes</w:t>
+        <w:t>Resource: Aquifer Open Study Notes (Themes)</w:t>
       </w:r>
       <w:r>
         <w:rPr>
@@ -112,7 +112,7 @@
         <w:rPr>
           <w:lang w:val="en_US" w:bidi="en_US"/>
         </w:rPr>
-        <w:t>Tyndale Open Study Notes</w:t>
+        <w:t>Aquifer Open Study Notes (Themes)</w:t>
       </w:r>
     </w:p>
     <w:p>

--- a/eng/docx/011.content.docx
+++ b/eng/docx/011.content.docx
@@ -247,90 +247,60 @@
         </w:rPr>
         <w:t>The Israelites wanted to be like other nations and ignored the long-term effects of having a king, despite the prophet Samuel’s warnings (</w:t>
       </w:r>
-      <w:hyperlink r:id="rId13">
-        <w:r>
-          <w:rPr>
-            <w:lang w:val="en_US" w:bidi="en_US"/>
-          </w:rPr>
-          <w:rPr>
-            <w:color w:val="0000EE"/>
-            <w:u w:val="single"/>
-          </w:rPr>
-          <w:t>1 Samuel 8:10–18</w:t>
-        </w:r>
-      </w:hyperlink>
+      <w:r>
+        <w:rPr>
+          <w:lang w:val="en_US" w:bidi="en_US"/>
+        </w:rPr>
+        <w:t>1 Samuel 8:10–18</w:t>
+      </w:r>
       <w:r>
         <w:rPr>
           <w:lang w:val="en_US" w:bidi="en_US"/>
         </w:rPr>
         <w:t xml:space="preserve">). Over several hundred years, having kings proved Samuel right. Bad kings led God's chosen people into foreign control and exile. Yet, God used the monarchy to achieve his plans, as he provided the Messiah (God’s chosen one) through David and his family line, creating an eternal kingdom (see </w:t>
       </w:r>
-      <w:hyperlink r:id="rId14">
-        <w:r>
-          <w:rPr>
-            <w:lang w:val="en_US" w:bidi="en_US"/>
-          </w:rPr>
-          <w:rPr>
-            <w:color w:val="0000EE"/>
-            <w:u w:val="single"/>
-          </w:rPr>
-          <w:t>2 Samuel 7:8–16</w:t>
-        </w:r>
-      </w:hyperlink>
+      <w:r>
+        <w:rPr>
+          <w:lang w:val="en_US" w:bidi="en_US"/>
+        </w:rPr>
+        <w:t>2 Samuel 7:8–16</w:t>
+      </w:r>
       <w:r>
         <w:rPr>
           <w:lang w:val="en_US" w:bidi="en_US"/>
         </w:rPr>
         <w:t xml:space="preserve">; </w:t>
       </w:r>
-      <w:hyperlink r:id="rId15">
-        <w:r>
-          <w:rPr>
-            <w:lang w:val="en_US" w:bidi="en_US"/>
-          </w:rPr>
-          <w:rPr>
-            <w:color w:val="0000EE"/>
-            <w:u w:val="single"/>
-          </w:rPr>
-          <w:t>Matthew 21:1–11</w:t>
-        </w:r>
-      </w:hyperlink>
+      <w:r>
+        <w:rPr>
+          <w:lang w:val="en_US" w:bidi="en_US"/>
+        </w:rPr>
+        <w:t>Matthew 21:1–11</w:t>
+      </w:r>
       <w:r>
         <w:rPr>
           <w:lang w:val="en_US" w:bidi="en_US"/>
         </w:rPr>
         <w:t xml:space="preserve">; </w:t>
       </w:r>
-      <w:hyperlink r:id="rId16">
-        <w:r>
-          <w:rPr>
-            <w:lang w:val="en_US" w:bidi="en_US"/>
-          </w:rPr>
-          <w:rPr>
-            <w:color w:val="0000EE"/>
-            <w:u w:val="single"/>
-          </w:rPr>
-          <w:t>Revelation 5:5</w:t>
-        </w:r>
-      </w:hyperlink>
+      <w:r>
+        <w:rPr>
+          <w:lang w:val="en_US" w:bidi="en_US"/>
+        </w:rPr>
+        <w:t>Revelation 5:5</w:t>
+      </w:r>
       <w:r>
         <w:rPr>
           <w:lang w:val="en_US" w:bidi="en_US"/>
         </w:rPr>
         <w:t xml:space="preserve">; </w:t>
       </w:r>
-      <w:hyperlink r:id="rId17">
-        <w:r>
-          <w:rPr>
-            <w:lang w:val="en_US" w:bidi="en_US"/>
-          </w:rPr>
-          <w:rPr>
-            <w:color w:val="0000EE"/>
-            <w:u w:val="single"/>
-          </w:rPr>
-          <w:t>11:15</w:t>
-        </w:r>
-      </w:hyperlink>
+      <w:r>
+        <w:rPr>
+          <w:lang w:val="en_US" w:bidi="en_US"/>
+        </w:rPr>
+        <w:t>11:15</w:t>
+      </w:r>
       <w:r>
         <w:rPr>
           <w:lang w:val="en_US" w:bidi="en_US"/>
@@ -360,342 +330,228 @@
           <w:lang w:val="en_US" w:bidi="en_US"/>
         </w:rPr>
       </w:r>
-      <w:hyperlink r:id="rId18">
-        <w:r>
-          <w:rPr>
-            <w:lang w:val="en_US" w:bidi="en_US"/>
-          </w:rPr>
-          <w:rPr>
-            <w:color w:val="0000EE"/>
-            <w:u w:val="single"/>
-          </w:rPr>
-          <w:t>Deuteronomy 17:14–20</w:t>
-        </w:r>
-      </w:hyperlink>
+      <w:r>
+        <w:rPr>
+          <w:lang w:val="en_US" w:bidi="en_US"/>
+        </w:rPr>
+        <w:t>Deuteronomy 17:14–20</w:t>
+      </w:r>
       <w:r>
         <w:rPr>
           <w:lang w:val="en_US" w:bidi="en_US"/>
         </w:rPr>
         <w:t xml:space="preserve">; </w:t>
       </w:r>
-      <w:hyperlink r:id="rId19">
-        <w:r>
-          <w:rPr>
-            <w:lang w:val="en_US" w:bidi="en_US"/>
-          </w:rPr>
-          <w:rPr>
-            <w:color w:val="0000EE"/>
-            <w:u w:val="single"/>
-          </w:rPr>
-          <w:t>33:5</w:t>
-        </w:r>
-      </w:hyperlink>
+      <w:r>
+        <w:rPr>
+          <w:lang w:val="en_US" w:bidi="en_US"/>
+        </w:rPr>
+        <w:t>33:5</w:t>
+      </w:r>
       <w:r>
         <w:rPr>
           <w:lang w:val="en_US" w:bidi="en_US"/>
         </w:rPr>
         <w:t xml:space="preserve">; </w:t>
       </w:r>
-      <w:hyperlink r:id="rId20">
-        <w:r>
-          <w:rPr>
-            <w:lang w:val="en_US" w:bidi="en_US"/>
-          </w:rPr>
-          <w:rPr>
-            <w:color w:val="0000EE"/>
-            <w:u w:val="single"/>
-          </w:rPr>
-          <w:t>Judges 17:6</w:t>
-        </w:r>
-      </w:hyperlink>
+      <w:r>
+        <w:rPr>
+          <w:lang w:val="en_US" w:bidi="en_US"/>
+        </w:rPr>
+        <w:t>Judges 17:6</w:t>
+      </w:r>
       <w:r>
         <w:rPr>
           <w:lang w:val="en_US" w:bidi="en_US"/>
         </w:rPr>
         <w:t xml:space="preserve">; </w:t>
       </w:r>
-      <w:hyperlink r:id="rId21">
-        <w:r>
-          <w:rPr>
-            <w:lang w:val="en_US" w:bidi="en_US"/>
-          </w:rPr>
-          <w:rPr>
-            <w:color w:val="0000EE"/>
-            <w:u w:val="single"/>
-          </w:rPr>
-          <w:t>21:25</w:t>
-        </w:r>
-      </w:hyperlink>
+      <w:r>
+        <w:rPr>
+          <w:lang w:val="en_US" w:bidi="en_US"/>
+        </w:rPr>
+        <w:t>21:25</w:t>
+      </w:r>
       <w:r>
         <w:rPr>
           <w:lang w:val="en_US" w:bidi="en_US"/>
         </w:rPr>
         <w:t xml:space="preserve">; </w:t>
       </w:r>
-      <w:hyperlink r:id="rId22">
-        <w:r>
-          <w:rPr>
-            <w:lang w:val="en_US" w:bidi="en_US"/>
-          </w:rPr>
-          <w:rPr>
-            <w:color w:val="0000EE"/>
-            <w:u w:val="single"/>
-          </w:rPr>
-          <w:t>1 Samuel 8:5–22</w:t>
-        </w:r>
-      </w:hyperlink>
+      <w:r>
+        <w:rPr>
+          <w:lang w:val="en_US" w:bidi="en_US"/>
+        </w:rPr>
+        <w:t>1 Samuel 8:5–22</w:t>
+      </w:r>
       <w:r>
         <w:rPr>
           <w:lang w:val="en_US" w:bidi="en_US"/>
         </w:rPr>
         <w:t xml:space="preserve">; </w:t>
       </w:r>
-      <w:hyperlink r:id="rId23">
-        <w:r>
-          <w:rPr>
-            <w:lang w:val="en_US" w:bidi="en_US"/>
-          </w:rPr>
-          <w:rPr>
-            <w:color w:val="0000EE"/>
-            <w:u w:val="single"/>
-          </w:rPr>
-          <w:t>10:1</w:t>
-        </w:r>
-      </w:hyperlink>
+      <w:r>
+        <w:rPr>
+          <w:lang w:val="en_US" w:bidi="en_US"/>
+        </w:rPr>
+        <w:t>10:1</w:t>
+      </w:r>
       <w:r>
         <w:rPr>
           <w:lang w:val="en_US" w:bidi="en_US"/>
         </w:rPr>
         <w:t xml:space="preserve">, </w:t>
       </w:r>
-      <w:hyperlink r:id="rId24">
-        <w:r>
-          <w:rPr>
-            <w:lang w:val="en_US" w:bidi="en_US"/>
-          </w:rPr>
-          <w:rPr>
-            <w:color w:val="0000EE"/>
-            <w:u w:val="single"/>
-          </w:rPr>
-          <w:t>24–25</w:t>
-        </w:r>
-      </w:hyperlink>
+      <w:r>
+        <w:rPr>
+          <w:lang w:val="en_US" w:bidi="en_US"/>
+        </w:rPr>
+        <w:t>24–25</w:t>
+      </w:r>
       <w:r>
         <w:rPr>
           <w:lang w:val="en_US" w:bidi="en_US"/>
         </w:rPr>
         <w:t xml:space="preserve">; </w:t>
       </w:r>
-      <w:hyperlink r:id="rId14">
-        <w:r>
-          <w:rPr>
-            <w:lang w:val="en_US" w:bidi="en_US"/>
-          </w:rPr>
-          <w:rPr>
-            <w:color w:val="0000EE"/>
-            <w:u w:val="single"/>
-          </w:rPr>
-          <w:t>2 Samuel 7:8–16</w:t>
-        </w:r>
-      </w:hyperlink>
+      <w:r>
+        <w:rPr>
+          <w:lang w:val="en_US" w:bidi="en_US"/>
+        </w:rPr>
+        <w:t>2 Samuel 7:8–16</w:t>
+      </w:r>
       <w:r>
         <w:rPr>
           <w:lang w:val="en_US" w:bidi="en_US"/>
         </w:rPr>
         <w:t xml:space="preserve">; </w:t>
       </w:r>
-      <w:hyperlink r:id="rId25">
-        <w:r>
-          <w:rPr>
-            <w:lang w:val="en_US" w:bidi="en_US"/>
-          </w:rPr>
-          <w:rPr>
-            <w:color w:val="0000EE"/>
-            <w:u w:val="single"/>
-          </w:rPr>
-          <w:t>Psalm 89:35–37</w:t>
-        </w:r>
-      </w:hyperlink>
+      <w:r>
+        <w:rPr>
+          <w:lang w:val="en_US" w:bidi="en_US"/>
+        </w:rPr>
+        <w:t>Psalm 89:35–37</w:t>
+      </w:r>
       <w:r>
         <w:rPr>
           <w:lang w:val="en_US" w:bidi="en_US"/>
         </w:rPr>
         <w:t xml:space="preserve">; </w:t>
       </w:r>
-      <w:hyperlink r:id="rId26">
-        <w:r>
-          <w:rPr>
-            <w:lang w:val="en_US" w:bidi="en_US"/>
-          </w:rPr>
-          <w:rPr>
-            <w:color w:val="0000EE"/>
-            <w:u w:val="single"/>
-          </w:rPr>
-          <w:t>Ecclesiastes 8:2–5</w:t>
-        </w:r>
-      </w:hyperlink>
+      <w:r>
+        <w:rPr>
+          <w:lang w:val="en_US" w:bidi="en_US"/>
+        </w:rPr>
+        <w:t>Ecclesiastes 8:2–5</w:t>
+      </w:r>
       <w:r>
         <w:rPr>
           <w:lang w:val="en_US" w:bidi="en_US"/>
         </w:rPr>
         <w:t xml:space="preserve">; </w:t>
       </w:r>
-      <w:hyperlink r:id="rId27">
-        <w:r>
-          <w:rPr>
-            <w:lang w:val="en_US" w:bidi="en_US"/>
-          </w:rPr>
-          <w:rPr>
-            <w:color w:val="0000EE"/>
-            <w:u w:val="single"/>
-          </w:rPr>
-          <w:t>Isaiah 33:22</w:t>
-        </w:r>
-      </w:hyperlink>
+      <w:r>
+        <w:rPr>
+          <w:lang w:val="en_US" w:bidi="en_US"/>
+        </w:rPr>
+        <w:t>Isaiah 33:22</w:t>
+      </w:r>
       <w:r>
         <w:rPr>
           <w:lang w:val="en_US" w:bidi="en_US"/>
         </w:rPr>
         <w:t xml:space="preserve">; </w:t>
       </w:r>
-      <w:hyperlink r:id="rId15">
-        <w:r>
-          <w:rPr>
-            <w:lang w:val="en_US" w:bidi="en_US"/>
-          </w:rPr>
-          <w:rPr>
-            <w:color w:val="0000EE"/>
-            <w:u w:val="single"/>
-          </w:rPr>
-          <w:t>Matthew 21:1–11</w:t>
-        </w:r>
-      </w:hyperlink>
+      <w:r>
+        <w:rPr>
+          <w:lang w:val="en_US" w:bidi="en_US"/>
+        </w:rPr>
+        <w:t>Matthew 21:1–11</w:t>
+      </w:r>
       <w:r>
         <w:rPr>
           <w:lang w:val="en_US" w:bidi="en_US"/>
         </w:rPr>
         <w:t xml:space="preserve">; </w:t>
       </w:r>
-      <w:hyperlink r:id="rId28">
-        <w:r>
-          <w:rPr>
-            <w:lang w:val="en_US" w:bidi="en_US"/>
-          </w:rPr>
-          <w:rPr>
-            <w:color w:val="0000EE"/>
-            <w:u w:val="single"/>
-          </w:rPr>
-          <w:t>22:42–46</w:t>
-        </w:r>
-      </w:hyperlink>
+      <w:r>
+        <w:rPr>
+          <w:lang w:val="en_US" w:bidi="en_US"/>
+        </w:rPr>
+        <w:t>22:42–46</w:t>
+      </w:r>
       <w:r>
         <w:rPr>
           <w:lang w:val="en_US" w:bidi="en_US"/>
         </w:rPr>
         <w:t xml:space="preserve">; </w:t>
       </w:r>
-      <w:hyperlink r:id="rId29">
-        <w:r>
-          <w:rPr>
-            <w:lang w:val="en_US" w:bidi="en_US"/>
-          </w:rPr>
-          <w:rPr>
-            <w:color w:val="0000EE"/>
-            <w:u w:val="single"/>
-          </w:rPr>
-          <w:t>27:11</w:t>
-        </w:r>
-      </w:hyperlink>
+      <w:r>
+        <w:rPr>
+          <w:lang w:val="en_US" w:bidi="en_US"/>
+        </w:rPr>
+        <w:t>27:11</w:t>
+      </w:r>
       <w:r>
         <w:rPr>
           <w:lang w:val="en_US" w:bidi="en_US"/>
         </w:rPr>
         <w:t xml:space="preserve">; </w:t>
       </w:r>
-      <w:hyperlink r:id="rId30">
-        <w:r>
-          <w:rPr>
-            <w:lang w:val="en_US" w:bidi="en_US"/>
-          </w:rPr>
-          <w:rPr>
-            <w:color w:val="0000EE"/>
-            <w:u w:val="single"/>
-          </w:rPr>
-          <w:t>1 Timothy 1:17</w:t>
-        </w:r>
-      </w:hyperlink>
+      <w:r>
+        <w:rPr>
+          <w:lang w:val="en_US" w:bidi="en_US"/>
+        </w:rPr>
+        <w:t>1 Timothy 1:17</w:t>
+      </w:r>
       <w:r>
         <w:rPr>
           <w:lang w:val="en_US" w:bidi="en_US"/>
         </w:rPr>
         <w:t xml:space="preserve">; </w:t>
       </w:r>
-      <w:hyperlink r:id="rId31">
-        <w:r>
-          <w:rPr>
-            <w:lang w:val="en_US" w:bidi="en_US"/>
-          </w:rPr>
-          <w:rPr>
-            <w:color w:val="0000EE"/>
-            <w:u w:val="single"/>
-          </w:rPr>
-          <w:t>1 Peter 2:13–14</w:t>
-        </w:r>
-      </w:hyperlink>
+      <w:r>
+        <w:rPr>
+          <w:lang w:val="en_US" w:bidi="en_US"/>
+        </w:rPr>
+        <w:t>1 Peter 2:13–14</w:t>
+      </w:r>
       <w:r>
         <w:rPr>
           <w:lang w:val="en_US" w:bidi="en_US"/>
         </w:rPr>
         <w:t xml:space="preserve">; </w:t>
       </w:r>
-      <w:hyperlink r:id="rId16">
-        <w:r>
-          <w:rPr>
-            <w:lang w:val="en_US" w:bidi="en_US"/>
-          </w:rPr>
-          <w:rPr>
-            <w:color w:val="0000EE"/>
-            <w:u w:val="single"/>
-          </w:rPr>
-          <w:t>Revelation 5:5</w:t>
-        </w:r>
-      </w:hyperlink>
+      <w:r>
+        <w:rPr>
+          <w:lang w:val="en_US" w:bidi="en_US"/>
+        </w:rPr>
+        <w:t>Revelation 5:5</w:t>
+      </w:r>
       <w:r>
         <w:rPr>
           <w:lang w:val="en_US" w:bidi="en_US"/>
         </w:rPr>
         <w:t xml:space="preserve">; </w:t>
       </w:r>
-      <w:hyperlink r:id="rId17">
-        <w:r>
-          <w:rPr>
-            <w:lang w:val="en_US" w:bidi="en_US"/>
-          </w:rPr>
-          <w:rPr>
-            <w:color w:val="0000EE"/>
-            <w:u w:val="single"/>
-          </w:rPr>
-          <w:t>11:15</w:t>
-        </w:r>
-      </w:hyperlink>
+      <w:r>
+        <w:rPr>
+          <w:lang w:val="en_US" w:bidi="en_US"/>
+        </w:rPr>
+        <w:t>11:15</w:t>
+      </w:r>
       <w:r>
         <w:rPr>
           <w:lang w:val="en_US" w:bidi="en_US"/>
         </w:rPr>
         <w:t xml:space="preserve">; </w:t>
       </w:r>
-      <w:hyperlink r:id="rId32">
-        <w:r>
-          <w:rPr>
-            <w:lang w:val="en_US" w:bidi="en_US"/>
-          </w:rPr>
-          <w:rPr>
-            <w:color w:val="0000EE"/>
-            <w:u w:val="single"/>
-          </w:rPr>
-          <w:t>15:3</w:t>
-        </w:r>
-      </w:hyperlink>
+      <w:r>
+        <w:rPr>
+          <w:lang w:val="en_US" w:bidi="en_US"/>
+        </w:rPr>
+        <w:t>15:3</w:t>
+      </w:r>
       <w:r>
         <w:rPr>
           <w:lang w:val="en_US" w:bidi="en_US"/>
@@ -758,36 +614,24 @@
         </w:rPr>
         <w:t xml:space="preserve">Knowing God means forming a close relationship with him. It involves seeing things as God does and learning to imitate him. Knowing God changes our thoughts, actions, priorities, values, and relationships with others. It is more important than religious ceremonies, sacrifices, or any other religious activities (see </w:t>
       </w:r>
-      <w:hyperlink r:id="rId33">
-        <w:r>
-          <w:rPr>
-            <w:lang w:val="en_US" w:bidi="en_US"/>
-          </w:rPr>
-          <w:rPr>
-            <w:color w:val="0000EE"/>
-            <w:u w:val="single"/>
-          </w:rPr>
-          <w:t>Jeremiah 9:23–24</w:t>
-        </w:r>
-      </w:hyperlink>
+      <w:r>
+        <w:rPr>
+          <w:lang w:val="en_US" w:bidi="en_US"/>
+        </w:rPr>
+        <w:t>Jeremiah 9:23–24</w:t>
+      </w:r>
       <w:r>
         <w:rPr>
           <w:lang w:val="en_US" w:bidi="en_US"/>
         </w:rPr>
         <w:t xml:space="preserve">; </w:t>
       </w:r>
-      <w:hyperlink r:id="rId34">
-        <w:r>
-          <w:rPr>
-            <w:lang w:val="en_US" w:bidi="en_US"/>
-          </w:rPr>
-          <w:rPr>
-            <w:color w:val="0000EE"/>
-            <w:u w:val="single"/>
-          </w:rPr>
-          <w:t>31:34</w:t>
-        </w:r>
-      </w:hyperlink>
+      <w:r>
+        <w:rPr>
+          <w:lang w:val="en_US" w:bidi="en_US"/>
+        </w:rPr>
+        <w:t>31:34</w:t>
+      </w:r>
       <w:r>
         <w:rPr>
           <w:lang w:val="en_US" w:bidi="en_US"/>
@@ -808,30 +652,18 @@
         </w:rPr>
         <w:t>The prophet Hosea emphasizes the importance of knowing God. He shows that God would destroy Israel because they did not know God (</w:t>
       </w:r>
-      <w:hyperlink r:id="rId35">
-        <w:r>
-          <w:rPr>
-            <w:lang w:val="en_US" w:bidi="en_US"/>
-          </w:rPr>
-          <w:rPr>
-            <w:color w:val="0000EE"/>
-            <w:u w:val="single"/>
-          </w:rPr>
-          <w:t>Hosea 4:1,</w:t>
-        </w:r>
-      </w:hyperlink>
-      <w:hyperlink r:id="rId36">
-        <w:r>
-          <w:rPr>
-            <w:lang w:val="en_US" w:bidi="en_US"/>
-          </w:rPr>
-          <w:rPr>
-            <w:color w:val="0000EE"/>
-            <w:u w:val="single"/>
-          </w:rPr>
-          <w:t>6</w:t>
-        </w:r>
-      </w:hyperlink>
+      <w:r>
+        <w:rPr>
+          <w:lang w:val="en_US" w:bidi="en_US"/>
+        </w:rPr>
+        <w:t>Hosea 4:1,</w:t>
+      </w:r>
+      <w:r>
+        <w:rPr>
+          <w:lang w:val="en_US" w:bidi="en_US"/>
+        </w:rPr>
+        <w:t>6</w:t>
+      </w:r>
       <w:r>
         <w:rPr>
           <w:lang w:val="en_US" w:bidi="en_US"/>
@@ -852,90 +684,60 @@
         </w:rPr>
         <w:t xml:space="preserve">This theme is also common in the New Testament Gospel of John. Jesus often emphasizes the need to know God. He affirms that people can engage in religious practices but lack a true relationship with God (see </w:t>
       </w:r>
-      <w:hyperlink r:id="rId37">
-        <w:r>
-          <w:rPr>
-            <w:lang w:val="en_US" w:bidi="en_US"/>
-          </w:rPr>
-          <w:rPr>
-            <w:color w:val="0000EE"/>
-            <w:u w:val="single"/>
-          </w:rPr>
-          <w:t>John 7:25–29</w:t>
-        </w:r>
-      </w:hyperlink>
+      <w:r>
+        <w:rPr>
+          <w:lang w:val="en_US" w:bidi="en_US"/>
+        </w:rPr>
+        <w:t>John 7:25–29</w:t>
+      </w:r>
       <w:r>
         <w:rPr>
           <w:lang w:val="en_US" w:bidi="en_US"/>
         </w:rPr>
         <w:t xml:space="preserve">; </w:t>
       </w:r>
-      <w:hyperlink r:id="rId38">
-        <w:r>
-          <w:rPr>
-            <w:lang w:val="en_US" w:bidi="en_US"/>
-          </w:rPr>
-          <w:rPr>
-            <w:color w:val="0000EE"/>
-            <w:u w:val="single"/>
-          </w:rPr>
-          <w:t>8:14–19</w:t>
-        </w:r>
-      </w:hyperlink>
+      <w:r>
+        <w:rPr>
+          <w:lang w:val="en_US" w:bidi="en_US"/>
+        </w:rPr>
+        <w:t>8:14–19</w:t>
+      </w:r>
       <w:r>
         <w:rPr>
           <w:lang w:val="en_US" w:bidi="en_US"/>
         </w:rPr>
         <w:t xml:space="preserve">, </w:t>
       </w:r>
-      <w:hyperlink r:id="rId39">
-        <w:r>
-          <w:rPr>
-            <w:lang w:val="en_US" w:bidi="en_US"/>
-          </w:rPr>
-          <w:rPr>
-            <w:color w:val="0000EE"/>
-            <w:u w:val="single"/>
-          </w:rPr>
-          <w:t>54–55</w:t>
-        </w:r>
-      </w:hyperlink>
+      <w:r>
+        <w:rPr>
+          <w:lang w:val="en_US" w:bidi="en_US"/>
+        </w:rPr>
+        <w:t>54–55</w:t>
+      </w:r>
       <w:r>
         <w:rPr>
           <w:lang w:val="en_US" w:bidi="en_US"/>
         </w:rPr>
         <w:t xml:space="preserve">; </w:t>
       </w:r>
-      <w:hyperlink r:id="rId40">
-        <w:r>
-          <w:rPr>
-            <w:lang w:val="en_US" w:bidi="en_US"/>
-          </w:rPr>
-          <w:rPr>
-            <w:color w:val="0000EE"/>
-            <w:u w:val="single"/>
-          </w:rPr>
-          <w:t>14:6–11</w:t>
-        </w:r>
-      </w:hyperlink>
+      <w:r>
+        <w:rPr>
+          <w:lang w:val="en_US" w:bidi="en_US"/>
+        </w:rPr>
+        <w:t>14:6–11</w:t>
+      </w:r>
       <w:r>
         <w:rPr>
           <w:lang w:val="en_US" w:bidi="en_US"/>
         </w:rPr>
         <w:t xml:space="preserve">; </w:t>
       </w:r>
-      <w:hyperlink r:id="rId41">
-        <w:r>
-          <w:rPr>
-            <w:lang w:val="en_US" w:bidi="en_US"/>
-          </w:rPr>
-          <w:rPr>
-            <w:color w:val="0000EE"/>
-            <w:u w:val="single"/>
-          </w:rPr>
-          <w:t>17:1–3</w:t>
-        </w:r>
-      </w:hyperlink>
+      <w:r>
+        <w:rPr>
+          <w:lang w:val="en_US" w:bidi="en_US"/>
+        </w:rPr>
+        <w:t>17:1–3</w:t>
+      </w:r>
       <w:r>
         <w:rPr>
           <w:lang w:val="en_US" w:bidi="en_US"/>
@@ -965,306 +767,204 @@
           <w:lang w:val="en_US" w:bidi="en_US"/>
         </w:rPr>
       </w:r>
-      <w:hyperlink r:id="rId42">
-        <w:r>
-          <w:rPr>
-            <w:lang w:val="en_US" w:bidi="en_US"/>
-          </w:rPr>
-          <w:rPr>
-            <w:color w:val="0000EE"/>
-            <w:u w:val="single"/>
-          </w:rPr>
-          <w:t>Exodus 33:8</w:t>
-        </w:r>
-      </w:hyperlink>
+      <w:r>
+        <w:rPr>
+          <w:lang w:val="en_US" w:bidi="en_US"/>
+        </w:rPr>
+        <w:t>Exodus 33:8</w:t>
+      </w:r>
       <w:r>
         <w:rPr>
           <w:lang w:val="en_US" w:bidi="en_US"/>
         </w:rPr>
         <w:t xml:space="preserve">, </w:t>
       </w:r>
-      <w:hyperlink r:id="rId43">
-        <w:r>
-          <w:rPr>
-            <w:lang w:val="en_US" w:bidi="en_US"/>
-          </w:rPr>
-          <w:rPr>
-            <w:color w:val="0000EE"/>
-            <w:u w:val="single"/>
-          </w:rPr>
-          <w:t>11</w:t>
-        </w:r>
-      </w:hyperlink>
+      <w:r>
+        <w:rPr>
+          <w:lang w:val="en_US" w:bidi="en_US"/>
+        </w:rPr>
+        <w:t>11</w:t>
+      </w:r>
       <w:r>
         <w:rPr>
           <w:lang w:val="en_US" w:bidi="en_US"/>
         </w:rPr>
         <w:t xml:space="preserve">; </w:t>
       </w:r>
-      <w:hyperlink r:id="rId44">
-        <w:r>
-          <w:rPr>
-            <w:lang w:val="en_US" w:bidi="en_US"/>
-          </w:rPr>
-          <w:rPr>
-            <w:color w:val="0000EE"/>
-            <w:u w:val="single"/>
-          </w:rPr>
-          <w:t>Numbers 12:6–8</w:t>
-        </w:r>
-      </w:hyperlink>
+      <w:r>
+        <w:rPr>
+          <w:lang w:val="en_US" w:bidi="en_US"/>
+        </w:rPr>
+        <w:t>Numbers 12:6–8</w:t>
+      </w:r>
       <w:r>
         <w:rPr>
           <w:lang w:val="en_US" w:bidi="en_US"/>
         </w:rPr>
         <w:t xml:space="preserve">; </w:t>
       </w:r>
-      <w:hyperlink r:id="rId45">
-        <w:r>
-          <w:rPr>
-            <w:lang w:val="en_US" w:bidi="en_US"/>
-          </w:rPr>
-          <w:rPr>
-            <w:color w:val="0000EE"/>
-            <w:u w:val="single"/>
-          </w:rPr>
-          <w:t>Isaiah 11:9</w:t>
-        </w:r>
-      </w:hyperlink>
+      <w:r>
+        <w:rPr>
+          <w:lang w:val="en_US" w:bidi="en_US"/>
+        </w:rPr>
+        <w:t>Isaiah 11:9</w:t>
+      </w:r>
       <w:r>
         <w:rPr>
           <w:lang w:val="en_US" w:bidi="en_US"/>
         </w:rPr>
         <w:t xml:space="preserve">; </w:t>
       </w:r>
-      <w:hyperlink r:id="rId46">
-        <w:r>
-          <w:rPr>
-            <w:lang w:val="en_US" w:bidi="en_US"/>
-          </w:rPr>
-          <w:rPr>
-            <w:color w:val="0000EE"/>
-            <w:u w:val="single"/>
-          </w:rPr>
-          <w:t>43:10</w:t>
-        </w:r>
-      </w:hyperlink>
+      <w:r>
+        <w:rPr>
+          <w:lang w:val="en_US" w:bidi="en_US"/>
+        </w:rPr>
+        <w:t>43:10</w:t>
+      </w:r>
       <w:r>
         <w:rPr>
           <w:lang w:val="en_US" w:bidi="en_US"/>
         </w:rPr>
         <w:t xml:space="preserve">; </w:t>
       </w:r>
-      <w:hyperlink r:id="rId47">
-        <w:r>
-          <w:rPr>
-            <w:lang w:val="en_US" w:bidi="en_US"/>
-          </w:rPr>
-          <w:rPr>
-            <w:color w:val="0000EE"/>
-            <w:u w:val="single"/>
-          </w:rPr>
-          <w:t>Jeremiah 9:24</w:t>
-        </w:r>
-      </w:hyperlink>
+      <w:r>
+        <w:rPr>
+          <w:lang w:val="en_US" w:bidi="en_US"/>
+        </w:rPr>
+        <w:t>Jeremiah 9:24</w:t>
+      </w:r>
       <w:r>
         <w:rPr>
           <w:lang w:val="en_US" w:bidi="en_US"/>
         </w:rPr>
         <w:t xml:space="preserve">; </w:t>
       </w:r>
-      <w:hyperlink r:id="rId48">
-        <w:r>
-          <w:rPr>
-            <w:lang w:val="en_US" w:bidi="en_US"/>
-          </w:rPr>
-          <w:rPr>
-            <w:color w:val="0000EE"/>
-            <w:u w:val="single"/>
-          </w:rPr>
-          <w:t>31:33–34</w:t>
-        </w:r>
-      </w:hyperlink>
+      <w:r>
+        <w:rPr>
+          <w:lang w:val="en_US" w:bidi="en_US"/>
+        </w:rPr>
+        <w:t>31:33–34</w:t>
+      </w:r>
       <w:r>
         <w:rPr>
           <w:lang w:val="en_US" w:bidi="en_US"/>
         </w:rPr>
         <w:t xml:space="preserve">; </w:t>
       </w:r>
-      <w:hyperlink r:id="rId49">
-        <w:r>
-          <w:rPr>
-            <w:lang w:val="en_US" w:bidi="en_US"/>
-          </w:rPr>
-          <w:rPr>
-            <w:color w:val="0000EE"/>
-            <w:u w:val="single"/>
-          </w:rPr>
-          <w:t>Hosea 6:3</w:t>
-        </w:r>
-      </w:hyperlink>
+      <w:r>
+        <w:rPr>
+          <w:lang w:val="en_US" w:bidi="en_US"/>
+        </w:rPr>
+        <w:t>Hosea 6:3</w:t>
+      </w:r>
       <w:r>
         <w:rPr>
           <w:lang w:val="en_US" w:bidi="en_US"/>
         </w:rPr>
         <w:t xml:space="preserve">, </w:t>
       </w:r>
-      <w:hyperlink r:id="rId50">
-        <w:r>
-          <w:rPr>
-            <w:lang w:val="en_US" w:bidi="en_US"/>
-          </w:rPr>
-          <w:rPr>
-            <w:color w:val="0000EE"/>
-            <w:u w:val="single"/>
-          </w:rPr>
-          <w:t>6</w:t>
-        </w:r>
-      </w:hyperlink>
+      <w:r>
+        <w:rPr>
+          <w:lang w:val="en_US" w:bidi="en_US"/>
+        </w:rPr>
+        <w:t>6</w:t>
+      </w:r>
       <w:r>
         <w:rPr>
           <w:lang w:val="en_US" w:bidi="en_US"/>
         </w:rPr>
         <w:t xml:space="preserve">; </w:t>
       </w:r>
-      <w:hyperlink r:id="rId51">
-        <w:r>
-          <w:rPr>
-            <w:lang w:val="en_US" w:bidi="en_US"/>
-          </w:rPr>
-          <w:rPr>
-            <w:color w:val="0000EE"/>
-            <w:u w:val="single"/>
-          </w:rPr>
-          <w:t>John 17:3</w:t>
-        </w:r>
-      </w:hyperlink>
+      <w:r>
+        <w:rPr>
+          <w:lang w:val="en_US" w:bidi="en_US"/>
+        </w:rPr>
+        <w:t>John 17:3</w:t>
+      </w:r>
       <w:r>
         <w:rPr>
           <w:lang w:val="en_US" w:bidi="en_US"/>
         </w:rPr>
         <w:t xml:space="preserve">; </w:t>
       </w:r>
-      <w:hyperlink r:id="rId52">
-        <w:r>
-          <w:rPr>
-            <w:lang w:val="en_US" w:bidi="en_US"/>
-          </w:rPr>
-          <w:rPr>
-            <w:color w:val="0000EE"/>
-            <w:u w:val="single"/>
-          </w:rPr>
-          <w:t>Philippians 3:10</w:t>
-        </w:r>
-      </w:hyperlink>
+      <w:r>
+        <w:rPr>
+          <w:lang w:val="en_US" w:bidi="en_US"/>
+        </w:rPr>
+        <w:t>Philippians 3:10</w:t>
+      </w:r>
       <w:r>
         <w:rPr>
           <w:lang w:val="en_US" w:bidi="en_US"/>
         </w:rPr>
         <w:t xml:space="preserve">; </w:t>
       </w:r>
-      <w:hyperlink r:id="rId53">
-        <w:r>
-          <w:rPr>
-            <w:lang w:val="en_US" w:bidi="en_US"/>
-          </w:rPr>
-          <w:rPr>
-            <w:color w:val="0000EE"/>
-            <w:u w:val="single"/>
-          </w:rPr>
-          <w:t>Titus 1:16</w:t>
-        </w:r>
-      </w:hyperlink>
+      <w:r>
+        <w:rPr>
+          <w:lang w:val="en_US" w:bidi="en_US"/>
+        </w:rPr>
+        <w:t>Titus 1:16</w:t>
+      </w:r>
       <w:r>
         <w:rPr>
           <w:lang w:val="en_US" w:bidi="en_US"/>
         </w:rPr>
         <w:t xml:space="preserve">; </w:t>
       </w:r>
-      <w:hyperlink r:id="rId54">
-        <w:r>
-          <w:rPr>
-            <w:lang w:val="en_US" w:bidi="en_US"/>
-          </w:rPr>
-          <w:rPr>
-            <w:color w:val="0000EE"/>
-            <w:u w:val="single"/>
-          </w:rPr>
-          <w:t>Hebrews 8:10–13</w:t>
-        </w:r>
-      </w:hyperlink>
+      <w:r>
+        <w:rPr>
+          <w:lang w:val="en_US" w:bidi="en_US"/>
+        </w:rPr>
+        <w:t>Hebrews 8:10–13</w:t>
+      </w:r>
       <w:r>
         <w:rPr>
           <w:lang w:val="en_US" w:bidi="en_US"/>
         </w:rPr>
         <w:t xml:space="preserve">; </w:t>
       </w:r>
-      <w:hyperlink r:id="rId55">
-        <w:r>
-          <w:rPr>
-            <w:lang w:val="en_US" w:bidi="en_US"/>
-          </w:rPr>
-          <w:rPr>
-            <w:color w:val="0000EE"/>
-            <w:u w:val="single"/>
-          </w:rPr>
-          <w:t>1 John 2:4</w:t>
-        </w:r>
-      </w:hyperlink>
+      <w:r>
+        <w:rPr>
+          <w:lang w:val="en_US" w:bidi="en_US"/>
+        </w:rPr>
+        <w:t>1 John 2:4</w:t>
+      </w:r>
       <w:r>
         <w:rPr>
           <w:lang w:val="en_US" w:bidi="en_US"/>
         </w:rPr>
         <w:t xml:space="preserve">; </w:t>
       </w:r>
-      <w:hyperlink r:id="rId56">
-        <w:r>
-          <w:rPr>
-            <w:lang w:val="en_US" w:bidi="en_US"/>
-          </w:rPr>
-          <w:rPr>
-            <w:color w:val="0000EE"/>
-            <w:u w:val="single"/>
-          </w:rPr>
-          <w:t>4:6</w:t>
-        </w:r>
-      </w:hyperlink>
+      <w:r>
+        <w:rPr>
+          <w:lang w:val="en_US" w:bidi="en_US"/>
+        </w:rPr>
+        <w:t>4:6</w:t>
+      </w:r>
       <w:r>
         <w:rPr>
           <w:lang w:val="en_US" w:bidi="en_US"/>
         </w:rPr>
         <w:t xml:space="preserve">, </w:t>
       </w:r>
-      <w:hyperlink r:id="rId57">
-        <w:r>
-          <w:rPr>
-            <w:lang w:val="en_US" w:bidi="en_US"/>
-          </w:rPr>
-          <w:rPr>
-            <w:color w:val="0000EE"/>
-            <w:u w:val="single"/>
-          </w:rPr>
-          <w:t>8</w:t>
-        </w:r>
-      </w:hyperlink>
+      <w:r>
+        <w:rPr>
+          <w:lang w:val="en_US" w:bidi="en_US"/>
+        </w:rPr>
+        <w:t>8</w:t>
+      </w:r>
       <w:r>
         <w:rPr>
           <w:lang w:val="en_US" w:bidi="en_US"/>
         </w:rPr>
         <w:t xml:space="preserve">; </w:t>
       </w:r>
-      <w:hyperlink r:id="rId58">
-        <w:r>
-          <w:rPr>
-            <w:lang w:val="en_US" w:bidi="en_US"/>
-          </w:rPr>
-          <w:rPr>
-            <w:color w:val="0000EE"/>
-            <w:u w:val="single"/>
-          </w:rPr>
-          <w:t>3 John 1:11</w:t>
-        </w:r>
-      </w:hyperlink>
+      <w:r>
+        <w:rPr>
+          <w:lang w:val="en_US" w:bidi="en_US"/>
+        </w:rPr>
+        <w:t>3 John 1:11</w:t>
+      </w:r>
       <w:r>
         <w:rPr>
           <w:lang w:val="en_US" w:bidi="en_US"/>
